--- a/docs/shopilyo-backend-lessons.docx
+++ b/docs/shopilyo-backend-lessons.docx
@@ -89,7 +89,7 @@
         <w:rPr>
           <w:color w:val="6B7280"/>
         </w:rPr>
-        <w:t>Edition: October 2026 · 7 chapters · every chapter maps to a commit</w:t>
+        <w:t>Edition: October 2026 · 8 chapters · every chapter maps to a commit</w:t>
       </w:r>
     </w:p>
     <w:p>
@@ -116,7 +116,7 @@
     <w:sdt>
       <w:sdtPr>
         <w:alias w:val="Contents"/>
-        <w:id w:val="-1409765506"/>
+        <w:id w:val="-564255075"/>
       </w:sdtPr>
       <w:sdtEndPr/>
       <w:sdtContent>
@@ -145,7 +145,7 @@
           <w:r>
             <w:fldChar w:fldCharType="separate"/>
           </w:r>
-          <w:hyperlink w:anchor="_Toc241946131" w:history="1">
+          <w:hyperlink w:anchor="_Toc241947068" w:history="1">
             <w:r>
               <w:rPr>
                 <w:rStyle w:val="Hyperlink"/>
@@ -169,7 +169,7 @@
               <w:rPr>
                 <w:noProof/>
               </w:rPr>
-              <w:instrText xml:space="preserve"> PAGEREF _Toc241946131 \h </w:instrText>
+              <w:instrText xml:space="preserve"> PAGEREF _Toc241947068 \h </w:instrText>
             </w:r>
             <w:r>
               <w:rPr>
@@ -212,7 +212,7 @@
               <w14:ligatures w14:val="standardContextual"/>
             </w:rPr>
           </w:pPr>
-          <w:hyperlink w:anchor="_Toc241946132" w:history="1">
+          <w:hyperlink w:anchor="_Toc241947069" w:history="1">
             <w:r>
               <w:rPr>
                 <w:rStyle w:val="Hyperlink"/>
@@ -236,7 +236,7 @@
               <w:rPr>
                 <w:noProof/>
               </w:rPr>
-              <w:instrText xml:space="preserve"> PAGEREF _Toc241946132 \h </w:instrText>
+              <w:instrText xml:space="preserve"> PAGEREF _Toc241947069 \h </w:instrText>
             </w:r>
             <w:r>
               <w:rPr>
@@ -279,7 +279,7 @@
               <w14:ligatures w14:val="standardContextual"/>
             </w:rPr>
           </w:pPr>
-          <w:hyperlink w:anchor="_Toc241946133" w:history="1">
+          <w:hyperlink w:anchor="_Toc241947070" w:history="1">
             <w:r>
               <w:rPr>
                 <w:rStyle w:val="Hyperlink"/>
@@ -303,7 +303,7 @@
               <w:rPr>
                 <w:noProof/>
               </w:rPr>
-              <w:instrText xml:space="preserve"> PAGEREF _Toc241946133 \h </w:instrText>
+              <w:instrText xml:space="preserve"> PAGEREF _Toc241947070 \h </w:instrText>
             </w:r>
             <w:r>
               <w:rPr>
@@ -346,7 +346,7 @@
               <w14:ligatures w14:val="standardContextual"/>
             </w:rPr>
           </w:pPr>
-          <w:hyperlink w:anchor="_Toc241946134" w:history="1">
+          <w:hyperlink w:anchor="_Toc241947071" w:history="1">
             <w:r>
               <w:rPr>
                 <w:rStyle w:val="Hyperlink"/>
@@ -370,7 +370,7 @@
               <w:rPr>
                 <w:noProof/>
               </w:rPr>
-              <w:instrText xml:space="preserve"> PAGEREF _Toc241946134 \h </w:instrText>
+              <w:instrText xml:space="preserve"> PAGEREF _Toc241947071 \h </w:instrText>
             </w:r>
             <w:r>
               <w:rPr>
@@ -413,7 +413,7 @@
               <w14:ligatures w14:val="standardContextual"/>
             </w:rPr>
           </w:pPr>
-          <w:hyperlink w:anchor="_Toc241946135" w:history="1">
+          <w:hyperlink w:anchor="_Toc241947072" w:history="1">
             <w:r>
               <w:rPr>
                 <w:rStyle w:val="Hyperlink"/>
@@ -437,7 +437,7 @@
               <w:rPr>
                 <w:noProof/>
               </w:rPr>
-              <w:instrText xml:space="preserve"> PAGEREF _Toc241946135 \h </w:instrText>
+              <w:instrText xml:space="preserve"> PAGEREF _Toc241947072 \h </w:instrText>
             </w:r>
             <w:r>
               <w:rPr>
@@ -480,7 +480,7 @@
               <w14:ligatures w14:val="standardContextual"/>
             </w:rPr>
           </w:pPr>
-          <w:hyperlink w:anchor="_Toc241946136" w:history="1">
+          <w:hyperlink w:anchor="_Toc241947073" w:history="1">
             <w:r>
               <w:rPr>
                 <w:rStyle w:val="Hyperlink"/>
@@ -504,7 +504,7 @@
               <w:rPr>
                 <w:noProof/>
               </w:rPr>
-              <w:instrText xml:space="preserve"> PAGEREF _Toc241946136 \h </w:instrText>
+              <w:instrText xml:space="preserve"> PAGEREF _Toc241947073 \h </w:instrText>
             </w:r>
             <w:r>
               <w:rPr>
@@ -547,7 +547,7 @@
               <w14:ligatures w14:val="standardContextual"/>
             </w:rPr>
           </w:pPr>
-          <w:hyperlink w:anchor="_Toc241946137" w:history="1">
+          <w:hyperlink w:anchor="_Toc241947074" w:history="1">
             <w:r>
               <w:rPr>
                 <w:rStyle w:val="Hyperlink"/>
@@ -571,7 +571,7 @@
               <w:rPr>
                 <w:noProof/>
               </w:rPr>
-              <w:instrText xml:space="preserve"> PAGEREF _Toc241946137 \h </w:instrText>
+              <w:instrText xml:space="preserve"> PAGEREF _Toc241947074 \h </w:instrText>
             </w:r>
             <w:r>
               <w:rPr>
@@ -614,7 +614,7 @@
               <w14:ligatures w14:val="standardContextual"/>
             </w:rPr>
           </w:pPr>
-          <w:hyperlink w:anchor="_Toc241946138" w:history="1">
+          <w:hyperlink w:anchor="_Toc241947075" w:history="1">
             <w:r>
               <w:rPr>
                 <w:rStyle w:val="Hyperlink"/>
@@ -638,7 +638,7 @@
               <w:rPr>
                 <w:noProof/>
               </w:rPr>
-              <w:instrText xml:space="preserve"> PAGEREF _Toc241946138 \h </w:instrText>
+              <w:instrText xml:space="preserve"> PAGEREF _Toc241947075 \h </w:instrText>
             </w:r>
             <w:r>
               <w:rPr>
@@ -681,13 +681,13 @@
               <w14:ligatures w14:val="standardContextual"/>
             </w:rPr>
           </w:pPr>
-          <w:hyperlink w:anchor="_Toc241946139" w:history="1">
+          <w:hyperlink w:anchor="_Toc241947076" w:history="1">
             <w:r>
               <w:rPr>
                 <w:rStyle w:val="Hyperlink"/>
                 <w:noProof/>
               </w:rPr>
-              <w:t>Appendix A: Command reference</w:t>
+              <w:t>Chapter 7: Rate limiting</w:t>
             </w:r>
             <w:r>
               <w:rPr>
@@ -705,7 +705,7 @@
               <w:rPr>
                 <w:noProof/>
               </w:rPr>
-              <w:instrText xml:space="preserve"> PAGEREF _Toc241946139 \h </w:instrText>
+              <w:instrText xml:space="preserve"> PAGEREF _Toc241947076 \h </w:instrText>
             </w:r>
             <w:r>
               <w:rPr>
@@ -748,12 +748,79 @@
               <w14:ligatures w14:val="standardContextual"/>
             </w:rPr>
           </w:pPr>
-          <w:hyperlink w:anchor="_Toc241946140" w:history="1">
+          <w:hyperlink w:anchor="_Toc241947077" w:history="1">
             <w:r>
               <w:rPr>
                 <w:rStyle w:val="Hyperlink"/>
                 <w:noProof/>
               </w:rPr>
+              <w:t>Appendix A: Command reference</w:t>
+            </w:r>
+            <w:r>
+              <w:rPr>
+                <w:noProof/>
+              </w:rPr>
+              <w:tab/>
+            </w:r>
+            <w:r>
+              <w:rPr>
+                <w:noProof/>
+              </w:rPr>
+              <w:fldChar w:fldCharType="begin"/>
+            </w:r>
+            <w:r>
+              <w:rPr>
+                <w:noProof/>
+              </w:rPr>
+              <w:instrText xml:space="preserve"> PAGEREF _Toc241947077 \h </w:instrText>
+            </w:r>
+            <w:r>
+              <w:rPr>
+                <w:noProof/>
+              </w:rPr>
+            </w:r>
+            <w:r>
+              <w:rPr>
+                <w:noProof/>
+              </w:rPr>
+              <w:fldChar w:fldCharType="separate"/>
+            </w:r>
+            <w:r>
+              <w:rPr>
+                <w:noProof/>
+              </w:rPr>
+              <w:t>38</w:t>
+            </w:r>
+            <w:r>
+              <w:rPr>
+                <w:noProof/>
+              </w:rPr>
+              <w:fldChar w:fldCharType="end"/>
+            </w:r>
+          </w:hyperlink>
+        </w:p>
+        <w:p>
+          <w:pPr>
+            <w:pStyle w:val="TOC1"/>
+            <w:tabs>
+              <w:tab w:val="right" w:leader="dot" w:pos="9350"/>
+            </w:tabs>
+            <w:rPr>
+              <w:rFonts w:asciiTheme="minorHAnsi" w:eastAsiaTheme="minorEastAsia" w:hAnsiTheme="minorHAnsi" w:cstheme="minorBidi"/>
+              <w:noProof/>
+              <w:color w:val="auto"/>
+              <w:kern w:val="2"/>
+              <w:sz w:val="24"/>
+              <w:szCs w:val="24"/>
+              <w14:ligatures w14:val="standardContextual"/>
+            </w:rPr>
+          </w:pPr>
+          <w:hyperlink w:anchor="_Toc241947078" w:history="1">
+            <w:r>
+              <w:rPr>
+                <w:rStyle w:val="Hyperlink"/>
+                <w:noProof/>
+              </w:rPr>
               <w:t>Appendix B: Bibliography</w:t>
             </w:r>
             <w:r>
@@ -772,7 +839,7 @@
               <w:rPr>
                 <w:noProof/>
               </w:rPr>
-              <w:instrText xml:space="preserve"> PAGEREF _Toc241946140 \h </w:instrText>
+              <w:instrText xml:space="preserve"> PAGEREF _Toc241947078 \h </w:instrText>
             </w:r>
             <w:r>
               <w:rPr>
@@ -789,7 +856,7 @@
               <w:rPr>
                 <w:noProof/>
               </w:rPr>
-              <w:t>32</w:t>
+              <w:t>39</w:t>
             </w:r>
             <w:r>
               <w:rPr>
@@ -811,7 +878,7 @@
         <w:pStyle w:val="Heading1"/>
         <w:pageBreakBefore/>
       </w:pPr>
-      <w:bookmarkStart w:id="0" w:name="_Toc241946131"/>
+      <w:bookmarkStart w:id="0" w:name="_Toc241947068"/>
       <w:r>
         <w:lastRenderedPageBreak/>
         <w:t>Introduction</w:t>
@@ -1072,7 +1139,7 @@
           <w:left w:w="10" w:type="dxa"/>
           <w:right w:w="10" w:type="dxa"/>
         </w:tblCellMar>
-        <w:tblLook w:val="0000" w:firstRow="0" w:lastRow="0" w:firstColumn="0" w:lastColumn="0" w:noHBand="0" w:noVBand="0"/>
+        <w:tblLook w:val="04A0" w:firstRow="1" w:lastRow="0" w:firstColumn="1" w:lastColumn="0" w:noHBand="0" w:noVBand="1"/>
       </w:tblPr>
       <w:tblGrid>
         <w:gridCol w:w="2200"/>
@@ -1890,7 +1957,7 @@
           <w:left w:w="10" w:type="dxa"/>
           <w:right w:w="10" w:type="dxa"/>
         </w:tblCellMar>
-        <w:tblLook w:val="0000" w:firstRow="0" w:lastRow="0" w:firstColumn="0" w:lastColumn="0" w:noHBand="0" w:noVBand="0"/>
+        <w:tblLook w:val="04A0" w:firstRow="1" w:lastRow="0" w:firstColumn="1" w:lastColumn="0" w:noHBand="0" w:noVBand="1"/>
       </w:tblPr>
       <w:tblGrid>
         <w:gridCol w:w="700"/>
@@ -2683,6 +2750,9 @@
             </w:tcMar>
           </w:tcPr>
           <w:p>
+            <w:pPr>
+              <w:keepNext/>
+            </w:pPr>
             <w:r>
               <w:rPr>
                 <w:sz w:val="19"/>
@@ -2703,6 +2773,9 @@
             </w:tcMar>
           </w:tcPr>
           <w:p>
+            <w:pPr>
+              <w:keepNext/>
+            </w:pPr>
             <w:r>
               <w:rPr>
                 <w:sz w:val="19"/>
@@ -2723,6 +2796,9 @@
             </w:tcMar>
           </w:tcPr>
           <w:p>
+            <w:pPr>
+              <w:keepNext/>
+            </w:pPr>
             <w:r>
               <w:rPr>
                 <w:rFonts w:ascii="Consolas" w:eastAsia="Consolas" w:hAnsi="Consolas" w:cs="Consolas"/>
@@ -2761,12 +2837,108 @@
             </w:tcMar>
           </w:tcPr>
           <w:p>
+            <w:pPr>
+              <w:keepNext/>
+            </w:pPr>
             <w:r>
               <w:rPr>
                 <w:sz w:val="19"/>
                 <w:szCs w:val="19"/>
               </w:rPr>
               <w:t>Test pyramid, pure functions, Playwright journeys</w:t>
+            </w:r>
+          </w:p>
+        </w:tc>
+      </w:tr>
+      <w:tr>
+        <w:tblPrEx>
+          <w:tblCellMar>
+            <w:top w:w="0" w:type="dxa"/>
+            <w:bottom w:w="0" w:type="dxa"/>
+          </w:tblCellMar>
+        </w:tblPrEx>
+        <w:trPr>
+          <w:cantSplit/>
+        </w:trPr>
+        <w:tc>
+          <w:tcPr>
+            <w:tcW w:w="700" w:type="dxa"/>
+            <w:tcMar>
+              <w:top w:w="60" w:type="dxa"/>
+              <w:left w:w="100" w:type="dxa"/>
+              <w:bottom w:w="60" w:type="dxa"/>
+              <w:right w:w="100" w:type="dxa"/>
+            </w:tcMar>
+          </w:tcPr>
+          <w:p>
+            <w:r>
+              <w:rPr>
+                <w:sz w:val="19"/>
+                <w:szCs w:val="19"/>
+              </w:rPr>
+              <w:t>7</w:t>
+            </w:r>
+          </w:p>
+        </w:tc>
+        <w:tc>
+          <w:tcPr>
+            <w:tcW w:w="2600" w:type="dxa"/>
+            <w:tcMar>
+              <w:top w:w="60" w:type="dxa"/>
+              <w:left w:w="100" w:type="dxa"/>
+              <w:bottom w:w="60" w:type="dxa"/>
+              <w:right w:w="100" w:type="dxa"/>
+            </w:tcMar>
+          </w:tcPr>
+          <w:p>
+            <w:r>
+              <w:rPr>
+                <w:sz w:val="19"/>
+                <w:szCs w:val="19"/>
+              </w:rPr>
+              <w:t>Rate limiting</w:t>
+            </w:r>
+          </w:p>
+        </w:tc>
+        <w:tc>
+          <w:tcPr>
+            <w:tcW w:w="1400" w:type="dxa"/>
+            <w:tcMar>
+              <w:top w:w="60" w:type="dxa"/>
+              <w:left w:w="100" w:type="dxa"/>
+              <w:bottom w:w="60" w:type="dxa"/>
+              <w:right w:w="100" w:type="dxa"/>
+            </w:tcMar>
+          </w:tcPr>
+          <w:p>
+            <w:r>
+              <w:rPr>
+                <w:rFonts w:ascii="Consolas" w:eastAsia="Consolas" w:hAnsi="Consolas" w:cs="Consolas"/>
+                <w:color w:val="9A3412"/>
+                <w:sz w:val="19"/>
+                <w:szCs w:val="19"/>
+              </w:rPr>
+              <w:t>dd6d01f</w:t>
+            </w:r>
+          </w:p>
+        </w:tc>
+        <w:tc>
+          <w:tcPr>
+            <w:tcW w:w="4660" w:type="dxa"/>
+            <w:tcMar>
+              <w:top w:w="60" w:type="dxa"/>
+              <w:left w:w="100" w:type="dxa"/>
+              <w:bottom w:w="60" w:type="dxa"/>
+              <w:right w:w="100" w:type="dxa"/>
+            </w:tcMar>
+          </w:tcPr>
+          <w:p>
+            <w:r>
+              <w:rPr>
+                <w:sz w:val="19"/>
+                <w:szCs w:val="19"/>
+              </w:rPr>
+              <w:t>Five algorithms, shared counters, choosing keys, 429 responses</w:t>
             </w:r>
           </w:p>
         </w:tc>
@@ -2782,7 +2954,7 @@
         <w:pStyle w:val="Heading1"/>
         <w:pageBreakBefore/>
       </w:pPr>
-      <w:bookmarkStart w:id="1" w:name="_Toc241946132"/>
+      <w:bookmarkStart w:id="1" w:name="_Toc241947069"/>
       <w:r>
         <w:lastRenderedPageBreak/>
         <w:t>Chapter 0: The starting shop</w:t>
@@ -3237,7 +3409,7 @@
           <w:left w:w="10" w:type="dxa"/>
           <w:right w:w="10" w:type="dxa"/>
         </w:tblCellMar>
-        <w:tblLook w:val="0000" w:firstRow="0" w:lastRow="0" w:firstColumn="0" w:lastColumn="0" w:noHBand="0" w:noVBand="0"/>
+        <w:tblLook w:val="04A0" w:firstRow="1" w:lastRow="0" w:firstColumn="1" w:lastColumn="0" w:noHBand="0" w:noVBand="1"/>
       </w:tblPr>
       <w:tblGrid>
         <w:gridCol w:w="2400"/>
@@ -3789,7 +3961,7 @@
           <w:left w:w="10" w:type="dxa"/>
           <w:right w:w="10" w:type="dxa"/>
         </w:tblCellMar>
-        <w:tblLook w:val="0000" w:firstRow="0" w:lastRow="0" w:firstColumn="0" w:lastColumn="0" w:noHBand="0" w:noVBand="0"/>
+        <w:tblLook w:val="04A0" w:firstRow="1" w:lastRow="0" w:firstColumn="1" w:lastColumn="0" w:noHBand="0" w:noVBand="1"/>
       </w:tblPr>
       <w:tblGrid>
         <w:gridCol w:w="2200"/>
@@ -5122,7 +5294,7 @@
         <w:pStyle w:val="Heading1"/>
         <w:pageBreakBefore/>
       </w:pPr>
-      <w:bookmarkStart w:id="2" w:name="_Toc241946133"/>
+      <w:bookmarkStart w:id="2" w:name="_Toc241947070"/>
       <w:r>
         <w:lastRenderedPageBreak/>
         <w:t>Chapter 1: Correct checkout</w:t>
@@ -5310,7 +5482,7 @@
           <w:left w:w="10" w:type="dxa"/>
           <w:right w:w="10" w:type="dxa"/>
         </w:tblCellMar>
-        <w:tblLook w:val="0000" w:firstRow="0" w:lastRow="0" w:firstColumn="0" w:lastColumn="0" w:noHBand="0" w:noVBand="0"/>
+        <w:tblLook w:val="04A0" w:firstRow="1" w:lastRow="0" w:firstColumn="1" w:lastColumn="0" w:noHBand="0" w:noVBand="1"/>
       </w:tblPr>
       <w:tblGrid>
         <w:gridCol w:w="2700"/>
@@ -6787,7 +6959,7 @@
           <w:left w:w="10" w:type="dxa"/>
           <w:right w:w="10" w:type="dxa"/>
         </w:tblCellMar>
-        <w:tblLook w:val="0000" w:firstRow="0" w:lastRow="0" w:firstColumn="0" w:lastColumn="0" w:noHBand="0" w:noVBand="0"/>
+        <w:tblLook w:val="04A0" w:firstRow="1" w:lastRow="0" w:firstColumn="1" w:lastColumn="0" w:noHBand="0" w:noVBand="1"/>
       </w:tblPr>
       <w:tblGrid>
         <w:gridCol w:w="1400"/>
@@ -8410,7 +8582,7 @@
         <w:pStyle w:val="Heading1"/>
         <w:pageBreakBefore/>
       </w:pPr>
-      <w:bookmarkStart w:id="3" w:name="_Toc241946134"/>
+      <w:bookmarkStart w:id="3" w:name="_Toc241947071"/>
       <w:r>
         <w:lastRenderedPageBreak/>
         <w:t>Chapter 2: Migrations and integration tests</w:t>
@@ -8651,7 +8823,7 @@
           <w:left w:w="10" w:type="dxa"/>
           <w:right w:w="10" w:type="dxa"/>
         </w:tblCellMar>
-        <w:tblLook w:val="0000" w:firstRow="0" w:lastRow="0" w:firstColumn="0" w:lastColumn="0" w:noHBand="0" w:noVBand="0"/>
+        <w:tblLook w:val="04A0" w:firstRow="1" w:lastRow="0" w:firstColumn="1" w:lastColumn="0" w:noHBand="0" w:noVBand="1"/>
       </w:tblPr>
       <w:tblGrid>
         <w:gridCol w:w="2000"/>
@@ -10271,7 +10443,7 @@
         <w:pStyle w:val="Heading1"/>
         <w:pageBreakBefore/>
       </w:pPr>
-      <w:bookmarkStart w:id="4" w:name="_Toc241946135"/>
+      <w:bookmarkStart w:id="4" w:name="_Toc241947072"/>
       <w:r>
         <w:lastRenderedPageBreak/>
         <w:t>Chapter 3: Stricter TypeScript</w:t>
@@ -10527,7 +10699,7 @@
           <w:left w:w="10" w:type="dxa"/>
           <w:right w:w="10" w:type="dxa"/>
         </w:tblCellMar>
-        <w:tblLook w:val="0000" w:firstRow="0" w:lastRow="0" w:firstColumn="0" w:lastColumn="0" w:noHBand="0" w:noVBand="0"/>
+        <w:tblLook w:val="04A0" w:firstRow="1" w:lastRow="0" w:firstColumn="1" w:lastColumn="0" w:noHBand="0" w:noVBand="1"/>
       </w:tblPr>
       <w:tblGrid>
         <w:gridCol w:w="3600"/>
@@ -11261,7 +11433,7 @@
         <w:pStyle w:val="Heading1"/>
         <w:pageBreakBefore/>
       </w:pPr>
-      <w:bookmarkStart w:id="5" w:name="_Toc241946136"/>
+      <w:bookmarkStart w:id="5" w:name="_Toc241947073"/>
       <w:r>
         <w:lastRenderedPageBreak/>
         <w:t>Chapter 4: The admin panel</w:t>
@@ -11563,7 +11735,7 @@
           <w:left w:w="10" w:type="dxa"/>
           <w:right w:w="10" w:type="dxa"/>
         </w:tblCellMar>
-        <w:tblLook w:val="0000" w:firstRow="0" w:lastRow="0" w:firstColumn="0" w:lastColumn="0" w:noHBand="0" w:noVBand="0"/>
+        <w:tblLook w:val="04A0" w:firstRow="1" w:lastRow="0" w:firstColumn="1" w:lastColumn="0" w:noHBand="0" w:noVBand="1"/>
       </w:tblPr>
       <w:tblGrid>
         <w:gridCol w:w="1400"/>
@@ -12347,7 +12519,7 @@
           <w:left w:w="10" w:type="dxa"/>
           <w:right w:w="10" w:type="dxa"/>
         </w:tblCellMar>
-        <w:tblLook w:val="0000" w:firstRow="0" w:lastRow="0" w:firstColumn="0" w:lastColumn="0" w:noHBand="0" w:noVBand="0"/>
+        <w:tblLook w:val="04A0" w:firstRow="1" w:lastRow="0" w:firstColumn="1" w:lastColumn="0" w:noHBand="0" w:noVBand="1"/>
       </w:tblPr>
       <w:tblGrid>
         <w:gridCol w:w="1100"/>
@@ -15167,7 +15339,7 @@
         <w:pStyle w:val="Heading1"/>
         <w:pageBreakBefore/>
       </w:pPr>
-      <w:bookmarkStart w:id="6" w:name="_Toc241946137"/>
+      <w:bookmarkStart w:id="6" w:name="_Toc241947074"/>
       <w:r>
         <w:lastRenderedPageBreak/>
         <w:t>Chapter 5: A typed JSON API</w:t>
@@ -15397,7 +15569,7 @@
           <w:left w:w="10" w:type="dxa"/>
           <w:right w:w="10" w:type="dxa"/>
         </w:tblCellMar>
-        <w:tblLook w:val="0000" w:firstRow="0" w:lastRow="0" w:firstColumn="0" w:lastColumn="0" w:noHBand="0" w:noVBand="0"/>
+        <w:tblLook w:val="04A0" w:firstRow="1" w:lastRow="0" w:firstColumn="1" w:lastColumn="0" w:noHBand="0" w:noVBand="1"/>
       </w:tblPr>
       <w:tblGrid>
         <w:gridCol w:w="1000"/>
@@ -16762,7 +16934,7 @@
           <w:left w:w="10" w:type="dxa"/>
           <w:right w:w="10" w:type="dxa"/>
         </w:tblCellMar>
-        <w:tblLook w:val="0000" w:firstRow="0" w:lastRow="0" w:firstColumn="0" w:lastColumn="0" w:noHBand="0" w:noVBand="0"/>
+        <w:tblLook w:val="04A0" w:firstRow="1" w:lastRow="0" w:firstColumn="1" w:lastColumn="0" w:noHBand="0" w:noVBand="1"/>
       </w:tblPr>
       <w:tblGrid>
         <w:gridCol w:w="1200"/>
@@ -18450,7 +18622,7 @@
         <w:t>POST /tokens</w:t>
       </w:r>
       <w:r>
-        <w:t xml:space="preserve"> is a login form for scripts. Add rate limiting (for example, 5 attempts per email per 15 minutes).</w:t>
+        <w:t xml:space="preserve"> is a login form for scripts. How would you rate-limit it, and by what key? (Chapter 7 builds this.)</w:t>
       </w:r>
     </w:p>
     <w:p>
@@ -19651,7 +19823,7 @@
         <w:pStyle w:val="Heading1"/>
         <w:pageBreakBefore/>
       </w:pPr>
-      <w:bookmarkStart w:id="7" w:name="_Toc241946138"/>
+      <w:bookmarkStart w:id="7" w:name="_Toc241947075"/>
       <w:r>
         <w:lastRenderedPageBreak/>
         <w:t>Chapter 6: Unit and end-to-end tests</w:t>
@@ -19885,7 +20057,7 @@
           <w:left w:w="10" w:type="dxa"/>
           <w:right w:w="10" w:type="dxa"/>
         </w:tblCellMar>
-        <w:tblLook w:val="0000" w:firstRow="0" w:lastRow="0" w:firstColumn="0" w:lastColumn="0" w:noHBand="0" w:noVBand="0"/>
+        <w:tblLook w:val="04A0" w:firstRow="1" w:lastRow="0" w:firstColumn="1" w:lastColumn="0" w:noHBand="0" w:noVBand="1"/>
       </w:tblPr>
       <w:tblGrid>
         <w:gridCol w:w="1500"/>
@@ -22312,12 +22484,247 @@
         <w:pStyle w:val="Heading1"/>
         <w:pageBreakBefore/>
       </w:pPr>
-      <w:bookmarkStart w:id="8" w:name="_Toc241946139"/>
+      <w:bookmarkStart w:id="8" w:name="_Toc241947076"/>
       <w:r>
         <w:lastRenderedPageBreak/>
-        <w:t>Appendix A: Command reference</w:t>
+        <w:t>Chapter 7: Rate limiting</w:t>
       </w:r>
       <w:bookmarkEnd w:id="8"/>
+    </w:p>
+    <w:p>
+      <w:pPr>
+        <w:spacing w:after="200"/>
+      </w:pPr>
+      <w:r>
+        <w:rPr>
+          <w:color w:val="6B7280"/>
+          <w:sz w:val="20"/>
+          <w:szCs w:val="20"/>
+        </w:rPr>
+        <w:t xml:space="preserve">Commit: </w:t>
+      </w:r>
+      <w:r>
+        <w:rPr>
+          <w:rFonts w:ascii="Consolas" w:eastAsia="Consolas" w:hAnsi="Consolas" w:cs="Consolas"/>
+          <w:color w:val="9A3412"/>
+          <w:sz w:val="19"/>
+          <w:szCs w:val="19"/>
+        </w:rPr>
+        <w:t>dd6d01f</w:t>
+      </w:r>
+      <w:r>
+        <w:rPr>
+          <w:color w:val="6B7280"/>
+          <w:sz w:val="20"/>
+          <w:szCs w:val="20"/>
+        </w:rPr>
+        <w:t xml:space="preserve">  ·  Files: </w:t>
+      </w:r>
+      <w:r>
+        <w:rPr>
+          <w:rFonts w:ascii="Consolas" w:eastAsia="Consolas" w:hAnsi="Consolas" w:cs="Consolas"/>
+          <w:color w:val="9A3412"/>
+          <w:sz w:val="19"/>
+          <w:szCs w:val="19"/>
+        </w:rPr>
+        <w:t>src/lib/rate-limit.ts</w:t>
+      </w:r>
+      <w:r>
+        <w:rPr>
+          <w:color w:val="6B7280"/>
+          <w:sz w:val="20"/>
+          <w:szCs w:val="20"/>
+        </w:rPr>
+        <w:t xml:space="preserve">, </w:t>
+      </w:r>
+      <w:r>
+        <w:rPr>
+          <w:rFonts w:ascii="Consolas" w:eastAsia="Consolas" w:hAnsi="Consolas" w:cs="Consolas"/>
+          <w:color w:val="9A3412"/>
+          <w:sz w:val="19"/>
+          <w:szCs w:val="19"/>
+        </w:rPr>
+        <w:t>src/lib/limits.ts</w:t>
+      </w:r>
+      <w:r>
+        <w:rPr>
+          <w:color w:val="6B7280"/>
+          <w:sz w:val="20"/>
+          <w:szCs w:val="20"/>
+        </w:rPr>
+        <w:t xml:space="preserve">, </w:t>
+      </w:r>
+      <w:r>
+        <w:rPr>
+          <w:rFonts w:ascii="Consolas" w:eastAsia="Consolas" w:hAnsi="Consolas" w:cs="Consolas"/>
+          <w:color w:val="9A3412"/>
+          <w:sz w:val="19"/>
+          <w:szCs w:val="19"/>
+        </w:rPr>
+        <w:t>src/controllers/shop.tsx</w:t>
+      </w:r>
+      <w:r>
+        <w:rPr>
+          <w:color w:val="6B7280"/>
+          <w:sz w:val="20"/>
+          <w:szCs w:val="20"/>
+        </w:rPr>
+        <w:t xml:space="preserve">, </w:t>
+      </w:r>
+      <w:r>
+        <w:rPr>
+          <w:rFonts w:ascii="Consolas" w:eastAsia="Consolas" w:hAnsi="Consolas" w:cs="Consolas"/>
+          <w:color w:val="9A3412"/>
+          <w:sz w:val="19"/>
+          <w:szCs w:val="19"/>
+        </w:rPr>
+        <w:t>src/controllers/api.ts</w:t>
+      </w:r>
+      <w:r>
+        <w:rPr>
+          <w:color w:val="6B7280"/>
+          <w:sz w:val="20"/>
+          <w:szCs w:val="20"/>
+        </w:rPr>
+        <w:t xml:space="preserve">, </w:t>
+      </w:r>
+      <w:r>
+        <w:rPr>
+          <w:rFonts w:ascii="Consolas" w:eastAsia="Consolas" w:hAnsi="Consolas" w:cs="Consolas"/>
+          <w:color w:val="9A3412"/>
+          <w:sz w:val="19"/>
+          <w:szCs w:val="19"/>
+        </w:rPr>
+        <w:t>drizzle/…_rate_limits</w:t>
+      </w:r>
+    </w:p>
+    <w:p>
+      <w:pPr>
+        <w:spacing w:after="120" w:line="288" w:lineRule="auto"/>
+      </w:pPr>
+      <w:r>
+        <w:t xml:space="preserve">Without limits, anyone can try thousands of passwords a minute, hammer the API until it falls over, or create accounts by the thousand. Login floods are doubly expensive because password hashing is slow on purpose. </w:t>
+      </w:r>
+      <w:r>
+        <w:rPr>
+          <w:b/>
+          <w:bCs/>
+        </w:rPr>
+        <w:t>Rate limiting</w:t>
+      </w:r>
+      <w:r>
+        <w:t xml:space="preserve"> caps how often a given </w:t>
+      </w:r>
+      <w:r>
+        <w:rPr>
+          <w:i/>
+          <w:iCs/>
+        </w:rPr>
+        <w:t>key</w:t>
+      </w:r>
+      <w:r>
+        <w:t xml:space="preserve"> (an IP address, an email, a user) may do something in a period of time.</w:t>
+      </w:r>
+    </w:p>
+    <w:p>
+      <w:pPr>
+        <w:spacing w:after="120" w:line="288" w:lineRule="auto"/>
+      </w:pPr>
+      <w:r>
+        <w:t>There is no single right algorithm. This lesson implements the five classic ones behind one typed interface, compares their trade-offs with tests that control time, and then applies three of them, plus a shared Postgres-backed limiter, where the shop actually needs protection.</w:t>
+      </w:r>
+    </w:p>
+    <w:p>
+      <w:pPr>
+        <w:pStyle w:val="Heading2"/>
+      </w:pPr>
+      <w:r>
+        <w:t>What you will learn</w:t>
+      </w:r>
+    </w:p>
+    <w:p>
+      <w:pPr>
+        <w:pStyle w:val="ListParagraph"/>
+        <w:numPr>
+          <w:ilvl w:val="0"/>
+          <w:numId w:val="4"/>
+        </w:numPr>
+        <w:spacing w:after="60" w:line="276" w:lineRule="auto"/>
+      </w:pPr>
+      <w:r>
+        <w:t>Fixed window, sliding window log, sliding window counter, token bucket and leaky bucket: how each works and when to use it.</w:t>
+      </w:r>
+    </w:p>
+    <w:p>
+      <w:pPr>
+        <w:pStyle w:val="ListParagraph"/>
+        <w:numPr>
+          <w:ilvl w:val="0"/>
+          <w:numId w:val="4"/>
+        </w:numPr>
+        <w:spacing w:after="60" w:line="276" w:lineRule="auto"/>
+      </w:pPr>
+      <w:r>
+        <w:t>Why in-memory limits break with more than one server, and an atomic Postgres counter that doesn’t.</w:t>
+      </w:r>
+    </w:p>
+    <w:p>
+      <w:pPr>
+        <w:pStyle w:val="ListParagraph"/>
+        <w:numPr>
+          <w:ilvl w:val="0"/>
+          <w:numId w:val="4"/>
+        </w:numPr>
+        <w:spacing w:after="60" w:line="276" w:lineRule="auto"/>
+      </w:pPr>
+      <w:r>
+        <w:t>How to choose the key: IP addresses, proxies, IPv6 /64s, and the bypass hidden in client-chosen keys.</w:t>
+      </w:r>
+    </w:p>
+    <w:p>
+      <w:pPr>
+        <w:pStyle w:val="ListParagraph"/>
+        <w:numPr>
+          <w:ilvl w:val="0"/>
+          <w:numId w:val="4"/>
+        </w:numPr>
+        <w:spacing w:after="60" w:line="276" w:lineRule="auto"/>
+      </w:pPr>
+      <w:r>
+        <w:t xml:space="preserve">How to tell clients they are limited: 429, </w:t>
+      </w:r>
+      <w:r>
+        <w:rPr>
+          <w:rFonts w:ascii="Consolas" w:eastAsia="Consolas" w:hAnsi="Consolas" w:cs="Consolas"/>
+          <w:color w:val="9A3412"/>
+          <w:sz w:val="19"/>
+          <w:szCs w:val="19"/>
+        </w:rPr>
+        <w:t>Retry-After</w:t>
+      </w:r>
+      <w:r>
+        <w:t xml:space="preserve"> and </w:t>
+      </w:r>
+      <w:r>
+        <w:rPr>
+          <w:rFonts w:ascii="Consolas" w:eastAsia="Consolas" w:hAnsi="Consolas" w:cs="Consolas"/>
+          <w:color w:val="9A3412"/>
+          <w:sz w:val="19"/>
+          <w:szCs w:val="19"/>
+        </w:rPr>
+        <w:t>RateLimit-*</w:t>
+      </w:r>
+      <w:r>
+        <w:t xml:space="preserve"> headers.</w:t>
+      </w:r>
+    </w:p>
+    <w:p>
+      <w:pPr>
+        <w:pStyle w:val="Heading2"/>
+      </w:pPr>
+      <w:r>
+        <w:t>7.1 The four questions</w:t>
+      </w:r>
     </w:p>
     <w:tbl>
       <w:tblPr>
@@ -22334,7 +22741,4599 @@
           <w:left w:w="10" w:type="dxa"/>
           <w:right w:w="10" w:type="dxa"/>
         </w:tblCellMar>
-        <w:tblLook w:val="0000" w:firstRow="0" w:lastRow="0" w:firstColumn="0" w:lastColumn="0" w:noHBand="0" w:noVBand="0"/>
+        <w:tblLook w:val="04A0" w:firstRow="1" w:lastRow="0" w:firstColumn="1" w:lastColumn="0" w:noHBand="0" w:noVBand="1"/>
+      </w:tblPr>
+      <w:tblGrid>
+        <w:gridCol w:w="3000"/>
+        <w:gridCol w:w="6360"/>
+      </w:tblGrid>
+      <w:tr>
+        <w:tblPrEx>
+          <w:tblCellMar>
+            <w:top w:w="0" w:type="dxa"/>
+            <w:bottom w:w="0" w:type="dxa"/>
+          </w:tblCellMar>
+        </w:tblPrEx>
+        <w:trPr>
+          <w:cantSplit/>
+          <w:tblHeader/>
+        </w:trPr>
+        <w:tc>
+          <w:tcPr>
+            <w:tcW w:w="3000" w:type="dxa"/>
+            <w:shd w:val="clear" w:color="auto" w:fill="F4F4F5"/>
+            <w:tcMar>
+              <w:top w:w="60" w:type="dxa"/>
+              <w:left w:w="100" w:type="dxa"/>
+              <w:bottom w:w="60" w:type="dxa"/>
+              <w:right w:w="100" w:type="dxa"/>
+            </w:tcMar>
+          </w:tcPr>
+          <w:p>
+            <w:pPr>
+              <w:keepNext/>
+            </w:pPr>
+            <w:r>
+              <w:rPr>
+                <w:b/>
+                <w:bCs/>
+                <w:sz w:val="19"/>
+                <w:szCs w:val="19"/>
+              </w:rPr>
+              <w:t>Question</w:t>
+            </w:r>
+          </w:p>
+        </w:tc>
+        <w:tc>
+          <w:tcPr>
+            <w:tcW w:w="6360" w:type="dxa"/>
+            <w:shd w:val="clear" w:color="auto" w:fill="F4F4F5"/>
+            <w:tcMar>
+              <w:top w:w="60" w:type="dxa"/>
+              <w:left w:w="100" w:type="dxa"/>
+              <w:bottom w:w="60" w:type="dxa"/>
+              <w:right w:w="100" w:type="dxa"/>
+            </w:tcMar>
+          </w:tcPr>
+          <w:p>
+            <w:pPr>
+              <w:keepNext/>
+            </w:pPr>
+            <w:r>
+              <w:rPr>
+                <w:b/>
+                <w:bCs/>
+                <w:sz w:val="19"/>
+                <w:szCs w:val="19"/>
+              </w:rPr>
+              <w:t>Answer in this app</w:t>
+            </w:r>
+          </w:p>
+        </w:tc>
+      </w:tr>
+      <w:tr>
+        <w:tblPrEx>
+          <w:tblCellMar>
+            <w:top w:w="0" w:type="dxa"/>
+            <w:bottom w:w="0" w:type="dxa"/>
+          </w:tblCellMar>
+        </w:tblPrEx>
+        <w:trPr>
+          <w:cantSplit/>
+        </w:trPr>
+        <w:tc>
+          <w:tcPr>
+            <w:tcW w:w="3000" w:type="dxa"/>
+            <w:tcMar>
+              <w:top w:w="60" w:type="dxa"/>
+              <w:left w:w="100" w:type="dxa"/>
+              <w:bottom w:w="60" w:type="dxa"/>
+              <w:right w:w="100" w:type="dxa"/>
+            </w:tcMar>
+          </w:tcPr>
+          <w:p>
+            <w:pPr>
+              <w:keepNext/>
+            </w:pPr>
+            <w:r>
+              <w:rPr>
+                <w:sz w:val="19"/>
+                <w:szCs w:val="19"/>
+              </w:rPr>
+              <w:t>Who shares a bucket? (the key)</w:t>
+            </w:r>
+          </w:p>
+        </w:tc>
+        <w:tc>
+          <w:tcPr>
+            <w:tcW w:w="6360" w:type="dxa"/>
+            <w:tcMar>
+              <w:top w:w="60" w:type="dxa"/>
+              <w:left w:w="100" w:type="dxa"/>
+              <w:bottom w:w="60" w:type="dxa"/>
+              <w:right w:w="100" w:type="dxa"/>
+            </w:tcMar>
+          </w:tcPr>
+          <w:p>
+            <w:pPr>
+              <w:keepNext/>
+            </w:pPr>
+            <w:r>
+              <w:rPr>
+                <w:sz w:val="19"/>
+                <w:szCs w:val="19"/>
+              </w:rPr>
+              <w:t>IP for anonymous traffic; email for login attempts</w:t>
+            </w:r>
+          </w:p>
+        </w:tc>
+      </w:tr>
+      <w:tr>
+        <w:tblPrEx>
+          <w:tblCellMar>
+            <w:top w:w="0" w:type="dxa"/>
+            <w:bottom w:w="0" w:type="dxa"/>
+          </w:tblCellMar>
+        </w:tblPrEx>
+        <w:trPr>
+          <w:cantSplit/>
+        </w:trPr>
+        <w:tc>
+          <w:tcPr>
+            <w:tcW w:w="3000" w:type="dxa"/>
+            <w:tcMar>
+              <w:top w:w="60" w:type="dxa"/>
+              <w:left w:w="100" w:type="dxa"/>
+              <w:bottom w:w="60" w:type="dxa"/>
+              <w:right w:w="100" w:type="dxa"/>
+            </w:tcMar>
+          </w:tcPr>
+          <w:p>
+            <w:pPr>
+              <w:keepNext/>
+            </w:pPr>
+            <w:r>
+              <w:rPr>
+                <w:sz w:val="19"/>
+                <w:szCs w:val="19"/>
+              </w:rPr>
+              <w:t>How many, how fast?</w:t>
+            </w:r>
+          </w:p>
+        </w:tc>
+        <w:tc>
+          <w:tcPr>
+            <w:tcW w:w="6360" w:type="dxa"/>
+            <w:tcMar>
+              <w:top w:w="60" w:type="dxa"/>
+              <w:left w:w="100" w:type="dxa"/>
+              <w:bottom w:w="60" w:type="dxa"/>
+              <w:right w:w="100" w:type="dxa"/>
+            </w:tcMar>
+          </w:tcPr>
+          <w:p>
+            <w:pPr>
+              <w:keepNext/>
+            </w:pPr>
+            <w:r>
+              <w:rPr>
+                <w:sz w:val="19"/>
+                <w:szCs w:val="19"/>
+              </w:rPr>
+              <w:t xml:space="preserve">Declared in one policy file, </w:t>
+            </w:r>
+            <w:r>
+              <w:rPr>
+                <w:rFonts w:ascii="Consolas" w:eastAsia="Consolas" w:hAnsi="Consolas" w:cs="Consolas"/>
+                <w:color w:val="9A3412"/>
+                <w:sz w:val="19"/>
+                <w:szCs w:val="19"/>
+              </w:rPr>
+              <w:t>src/lib/limits.ts</w:t>
+            </w:r>
+          </w:p>
+        </w:tc>
+      </w:tr>
+      <w:tr>
+        <w:tblPrEx>
+          <w:tblCellMar>
+            <w:top w:w="0" w:type="dxa"/>
+            <w:bottom w:w="0" w:type="dxa"/>
+          </w:tblCellMar>
+        </w:tblPrEx>
+        <w:trPr>
+          <w:cantSplit/>
+        </w:trPr>
+        <w:tc>
+          <w:tcPr>
+            <w:tcW w:w="3000" w:type="dxa"/>
+            <w:tcMar>
+              <w:top w:w="60" w:type="dxa"/>
+              <w:left w:w="100" w:type="dxa"/>
+              <w:bottom w:w="60" w:type="dxa"/>
+              <w:right w:w="100" w:type="dxa"/>
+            </w:tcMar>
+          </w:tcPr>
+          <w:p>
+            <w:pPr>
+              <w:keepNext/>
+            </w:pPr>
+            <w:r>
+              <w:rPr>
+                <w:sz w:val="19"/>
+                <w:szCs w:val="19"/>
+              </w:rPr>
+              <w:t>What happens when exceeded?</w:t>
+            </w:r>
+          </w:p>
+        </w:tc>
+        <w:tc>
+          <w:tcPr>
+            <w:tcW w:w="6360" w:type="dxa"/>
+            <w:tcMar>
+              <w:top w:w="60" w:type="dxa"/>
+              <w:left w:w="100" w:type="dxa"/>
+              <w:bottom w:w="60" w:type="dxa"/>
+              <w:right w:w="100" w:type="dxa"/>
+            </w:tcMar>
+          </w:tcPr>
+          <w:p>
+            <w:pPr>
+              <w:keepNext/>
+            </w:pPr>
+            <w:r>
+              <w:rPr>
+                <w:rFonts w:ascii="Consolas" w:eastAsia="Consolas" w:hAnsi="Consolas" w:cs="Consolas"/>
+                <w:color w:val="9A3412"/>
+                <w:sz w:val="19"/>
+                <w:szCs w:val="19"/>
+              </w:rPr>
+              <w:t>429 Too Many Requests</w:t>
+            </w:r>
+            <w:r>
+              <w:rPr>
+                <w:sz w:val="19"/>
+                <w:szCs w:val="19"/>
+              </w:rPr>
+              <w:t xml:space="preserve"> with </w:t>
+            </w:r>
+            <w:r>
+              <w:rPr>
+                <w:rFonts w:ascii="Consolas" w:eastAsia="Consolas" w:hAnsi="Consolas" w:cs="Consolas"/>
+                <w:color w:val="9A3412"/>
+                <w:sz w:val="19"/>
+                <w:szCs w:val="19"/>
+              </w:rPr>
+              <w:t>Retry-After</w:t>
+            </w:r>
+            <w:r>
+              <w:rPr>
+                <w:sz w:val="19"/>
+                <w:szCs w:val="19"/>
+              </w:rPr>
+              <w:t>; an HTML message or JSON error</w:t>
+            </w:r>
+          </w:p>
+        </w:tc>
+      </w:tr>
+      <w:tr>
+        <w:tblPrEx>
+          <w:tblCellMar>
+            <w:top w:w="0" w:type="dxa"/>
+            <w:bottom w:w="0" w:type="dxa"/>
+          </w:tblCellMar>
+        </w:tblPrEx>
+        <w:trPr>
+          <w:cantSplit/>
+        </w:trPr>
+        <w:tc>
+          <w:tcPr>
+            <w:tcW w:w="3000" w:type="dxa"/>
+            <w:tcMar>
+              <w:top w:w="60" w:type="dxa"/>
+              <w:left w:w="100" w:type="dxa"/>
+              <w:bottom w:w="60" w:type="dxa"/>
+              <w:right w:w="100" w:type="dxa"/>
+            </w:tcMar>
+          </w:tcPr>
+          <w:p>
+            <w:r>
+              <w:rPr>
+                <w:sz w:val="19"/>
+                <w:szCs w:val="19"/>
+              </w:rPr>
+              <w:t>Where is the count stored?</w:t>
+            </w:r>
+          </w:p>
+        </w:tc>
+        <w:tc>
+          <w:tcPr>
+            <w:tcW w:w="6360" w:type="dxa"/>
+            <w:tcMar>
+              <w:top w:w="60" w:type="dxa"/>
+              <w:left w:w="100" w:type="dxa"/>
+              <w:bottom w:w="60" w:type="dxa"/>
+              <w:right w:w="100" w:type="dxa"/>
+            </w:tcMar>
+          </w:tcPr>
+          <w:p>
+            <w:r>
+              <w:rPr>
+                <w:sz w:val="19"/>
+                <w:szCs w:val="19"/>
+              </w:rPr>
+              <w:t>In process memory (fast, per server) or in Postgres (shared)</w:t>
+            </w:r>
+          </w:p>
+        </w:tc>
+      </w:tr>
+    </w:tbl>
+    <w:p>
+      <w:pPr>
+        <w:spacing w:after="120"/>
+      </w:pPr>
+    </w:p>
+    <w:p>
+      <w:pPr>
+        <w:pStyle w:val="Heading2"/>
+      </w:pPr>
+      <w:r>
+        <w:lastRenderedPageBreak/>
+        <w:t>7.2 Five algorithms</w:t>
+      </w:r>
+    </w:p>
+    <w:tbl>
+      <w:tblPr>
+        <w:tblW w:w="9360" w:type="dxa"/>
+        <w:tblBorders>
+          <w:top w:val="single" w:sz="4" w:space="0" w:color="auto"/>
+          <w:left w:val="single" w:sz="4" w:space="0" w:color="auto"/>
+          <w:bottom w:val="single" w:sz="4" w:space="0" w:color="auto"/>
+          <w:right w:val="single" w:sz="4" w:space="0" w:color="auto"/>
+          <w:insideH w:val="single" w:sz="4" w:space="0" w:color="auto"/>
+          <w:insideV w:val="single" w:sz="4" w:space="0" w:color="auto"/>
+        </w:tblBorders>
+        <w:tblCellMar>
+          <w:left w:w="10" w:type="dxa"/>
+          <w:right w:w="10" w:type="dxa"/>
+        </w:tblCellMar>
+        <w:tblLook w:val="04A0" w:firstRow="1" w:lastRow="0" w:firstColumn="1" w:lastColumn="0" w:noHBand="0" w:noVBand="1"/>
+      </w:tblPr>
+      <w:tblGrid>
+        <w:gridCol w:w="1900"/>
+        <w:gridCol w:w="1600"/>
+        <w:gridCol w:w="2000"/>
+        <w:gridCol w:w="1500"/>
+        <w:gridCol w:w="2360"/>
+      </w:tblGrid>
+      <w:tr>
+        <w:tblPrEx>
+          <w:tblCellMar>
+            <w:top w:w="0" w:type="dxa"/>
+            <w:bottom w:w="0" w:type="dxa"/>
+          </w:tblCellMar>
+        </w:tblPrEx>
+        <w:trPr>
+          <w:cantSplit/>
+          <w:tblHeader/>
+        </w:trPr>
+        <w:tc>
+          <w:tcPr>
+            <w:tcW w:w="1900" w:type="dxa"/>
+            <w:shd w:val="clear" w:color="auto" w:fill="F4F4F5"/>
+            <w:tcMar>
+              <w:top w:w="60" w:type="dxa"/>
+              <w:left w:w="100" w:type="dxa"/>
+              <w:bottom w:w="60" w:type="dxa"/>
+              <w:right w:w="100" w:type="dxa"/>
+            </w:tcMar>
+          </w:tcPr>
+          <w:p>
+            <w:pPr>
+              <w:keepNext/>
+            </w:pPr>
+            <w:r>
+              <w:rPr>
+                <w:b/>
+                <w:bCs/>
+                <w:sz w:val="19"/>
+                <w:szCs w:val="19"/>
+              </w:rPr>
+              <w:t>Algorithm</w:t>
+            </w:r>
+          </w:p>
+        </w:tc>
+        <w:tc>
+          <w:tcPr>
+            <w:tcW w:w="1600" w:type="dxa"/>
+            <w:shd w:val="clear" w:color="auto" w:fill="F4F4F5"/>
+            <w:tcMar>
+              <w:top w:w="60" w:type="dxa"/>
+              <w:left w:w="100" w:type="dxa"/>
+              <w:bottom w:w="60" w:type="dxa"/>
+              <w:right w:w="100" w:type="dxa"/>
+            </w:tcMar>
+          </w:tcPr>
+          <w:p>
+            <w:pPr>
+              <w:keepNext/>
+            </w:pPr>
+            <w:r>
+              <w:rPr>
+                <w:b/>
+                <w:bCs/>
+                <w:sz w:val="19"/>
+                <w:szCs w:val="19"/>
+              </w:rPr>
+              <w:t>State per key</w:t>
+            </w:r>
+          </w:p>
+        </w:tc>
+        <w:tc>
+          <w:tcPr>
+            <w:tcW w:w="2000" w:type="dxa"/>
+            <w:shd w:val="clear" w:color="auto" w:fill="F4F4F5"/>
+            <w:tcMar>
+              <w:top w:w="60" w:type="dxa"/>
+              <w:left w:w="100" w:type="dxa"/>
+              <w:bottom w:w="60" w:type="dxa"/>
+              <w:right w:w="100" w:type="dxa"/>
+            </w:tcMar>
+          </w:tcPr>
+          <w:p>
+            <w:pPr>
+              <w:keepNext/>
+            </w:pPr>
+            <w:r>
+              <w:rPr>
+                <w:b/>
+                <w:bCs/>
+                <w:sz w:val="19"/>
+                <w:szCs w:val="19"/>
+              </w:rPr>
+              <w:t>Bursts</w:t>
+            </w:r>
+          </w:p>
+        </w:tc>
+        <w:tc>
+          <w:tcPr>
+            <w:tcW w:w="1500" w:type="dxa"/>
+            <w:shd w:val="clear" w:color="auto" w:fill="F4F4F5"/>
+            <w:tcMar>
+              <w:top w:w="60" w:type="dxa"/>
+              <w:left w:w="100" w:type="dxa"/>
+              <w:bottom w:w="60" w:type="dxa"/>
+              <w:right w:w="100" w:type="dxa"/>
+            </w:tcMar>
+          </w:tcPr>
+          <w:p>
+            <w:pPr>
+              <w:keepNext/>
+            </w:pPr>
+            <w:r>
+              <w:rPr>
+                <w:b/>
+                <w:bCs/>
+                <w:sz w:val="19"/>
+                <w:szCs w:val="19"/>
+              </w:rPr>
+              <w:t>Accuracy</w:t>
+            </w:r>
+          </w:p>
+        </w:tc>
+        <w:tc>
+          <w:tcPr>
+            <w:tcW w:w="2360" w:type="dxa"/>
+            <w:shd w:val="clear" w:color="auto" w:fill="F4F4F5"/>
+            <w:tcMar>
+              <w:top w:w="60" w:type="dxa"/>
+              <w:left w:w="100" w:type="dxa"/>
+              <w:bottom w:w="60" w:type="dxa"/>
+              <w:right w:w="100" w:type="dxa"/>
+            </w:tcMar>
+          </w:tcPr>
+          <w:p>
+            <w:pPr>
+              <w:keepNext/>
+            </w:pPr>
+            <w:r>
+              <w:rPr>
+                <w:b/>
+                <w:bCs/>
+                <w:sz w:val="19"/>
+                <w:szCs w:val="19"/>
+              </w:rPr>
+              <w:t>Good for</w:t>
+            </w:r>
+          </w:p>
+        </w:tc>
+      </w:tr>
+      <w:tr>
+        <w:tblPrEx>
+          <w:tblCellMar>
+            <w:top w:w="0" w:type="dxa"/>
+            <w:bottom w:w="0" w:type="dxa"/>
+          </w:tblCellMar>
+        </w:tblPrEx>
+        <w:trPr>
+          <w:cantSplit/>
+        </w:trPr>
+        <w:tc>
+          <w:tcPr>
+            <w:tcW w:w="1900" w:type="dxa"/>
+            <w:tcMar>
+              <w:top w:w="60" w:type="dxa"/>
+              <w:left w:w="100" w:type="dxa"/>
+              <w:bottom w:w="60" w:type="dxa"/>
+              <w:right w:w="100" w:type="dxa"/>
+            </w:tcMar>
+          </w:tcPr>
+          <w:p>
+            <w:pPr>
+              <w:keepNext/>
+            </w:pPr>
+            <w:r>
+              <w:rPr>
+                <w:sz w:val="19"/>
+                <w:szCs w:val="19"/>
+              </w:rPr>
+              <w:t>Fixed window</w:t>
+            </w:r>
+          </w:p>
+        </w:tc>
+        <w:tc>
+          <w:tcPr>
+            <w:tcW w:w="1600" w:type="dxa"/>
+            <w:tcMar>
+              <w:top w:w="60" w:type="dxa"/>
+              <w:left w:w="100" w:type="dxa"/>
+              <w:bottom w:w="60" w:type="dxa"/>
+              <w:right w:w="100" w:type="dxa"/>
+            </w:tcMar>
+          </w:tcPr>
+          <w:p>
+            <w:pPr>
+              <w:keepNext/>
+            </w:pPr>
+            <w:r>
+              <w:rPr>
+                <w:sz w:val="19"/>
+                <w:szCs w:val="19"/>
+              </w:rPr>
+              <w:t>1 counter</w:t>
+            </w:r>
+          </w:p>
+        </w:tc>
+        <w:tc>
+          <w:tcPr>
+            <w:tcW w:w="2000" w:type="dxa"/>
+            <w:tcMar>
+              <w:top w:w="60" w:type="dxa"/>
+              <w:left w:w="100" w:type="dxa"/>
+              <w:bottom w:w="60" w:type="dxa"/>
+              <w:right w:w="100" w:type="dxa"/>
+            </w:tcMar>
+          </w:tcPr>
+          <w:p>
+            <w:pPr>
+              <w:keepNext/>
+            </w:pPr>
+            <w:r>
+              <w:rPr>
+                <w:sz w:val="19"/>
+                <w:szCs w:val="19"/>
+              </w:rPr>
+              <w:t>Up to 2× at window edges</w:t>
+            </w:r>
+          </w:p>
+        </w:tc>
+        <w:tc>
+          <w:tcPr>
+            <w:tcW w:w="1500" w:type="dxa"/>
+            <w:tcMar>
+              <w:top w:w="60" w:type="dxa"/>
+              <w:left w:w="100" w:type="dxa"/>
+              <w:bottom w:w="60" w:type="dxa"/>
+              <w:right w:w="100" w:type="dxa"/>
+            </w:tcMar>
+          </w:tcPr>
+          <w:p>
+            <w:pPr>
+              <w:keepNext/>
+            </w:pPr>
+            <w:r>
+              <w:rPr>
+                <w:sz w:val="19"/>
+                <w:szCs w:val="19"/>
+              </w:rPr>
+              <w:t>Coarse</w:t>
+            </w:r>
+          </w:p>
+        </w:tc>
+        <w:tc>
+          <w:tcPr>
+            <w:tcW w:w="2360" w:type="dxa"/>
+            <w:tcMar>
+              <w:top w:w="60" w:type="dxa"/>
+              <w:left w:w="100" w:type="dxa"/>
+              <w:bottom w:w="60" w:type="dxa"/>
+              <w:right w:w="100" w:type="dxa"/>
+            </w:tcMar>
+          </w:tcPr>
+          <w:p>
+            <w:pPr>
+              <w:keepNext/>
+            </w:pPr>
+            <w:r>
+              <w:rPr>
+                <w:sz w:val="19"/>
+                <w:szCs w:val="19"/>
+              </w:rPr>
+              <w:t>Cheap quotas; shared counters</w:t>
+            </w:r>
+          </w:p>
+        </w:tc>
+      </w:tr>
+      <w:tr>
+        <w:tblPrEx>
+          <w:tblCellMar>
+            <w:top w:w="0" w:type="dxa"/>
+            <w:bottom w:w="0" w:type="dxa"/>
+          </w:tblCellMar>
+        </w:tblPrEx>
+        <w:trPr>
+          <w:cantSplit/>
+        </w:trPr>
+        <w:tc>
+          <w:tcPr>
+            <w:tcW w:w="1900" w:type="dxa"/>
+            <w:tcMar>
+              <w:top w:w="60" w:type="dxa"/>
+              <w:left w:w="100" w:type="dxa"/>
+              <w:bottom w:w="60" w:type="dxa"/>
+              <w:right w:w="100" w:type="dxa"/>
+            </w:tcMar>
+          </w:tcPr>
+          <w:p>
+            <w:pPr>
+              <w:keepNext/>
+            </w:pPr>
+            <w:r>
+              <w:rPr>
+                <w:sz w:val="19"/>
+                <w:szCs w:val="19"/>
+              </w:rPr>
+              <w:t>Sliding window log</w:t>
+            </w:r>
+          </w:p>
+        </w:tc>
+        <w:tc>
+          <w:tcPr>
+            <w:tcW w:w="1600" w:type="dxa"/>
+            <w:tcMar>
+              <w:top w:w="60" w:type="dxa"/>
+              <w:left w:w="100" w:type="dxa"/>
+              <w:bottom w:w="60" w:type="dxa"/>
+              <w:right w:w="100" w:type="dxa"/>
+            </w:tcMar>
+          </w:tcPr>
+          <w:p>
+            <w:pPr>
+              <w:keepNext/>
+            </w:pPr>
+            <w:r>
+              <w:rPr>
+                <w:sz w:val="19"/>
+                <w:szCs w:val="19"/>
+              </w:rPr>
+              <w:t xml:space="preserve">Up to </w:t>
+            </w:r>
+            <w:r>
+              <w:rPr>
+                <w:rFonts w:ascii="Consolas" w:eastAsia="Consolas" w:hAnsi="Consolas" w:cs="Consolas"/>
+                <w:color w:val="9A3412"/>
+                <w:sz w:val="19"/>
+                <w:szCs w:val="19"/>
+              </w:rPr>
+              <w:t>limit</w:t>
+            </w:r>
+            <w:r>
+              <w:rPr>
+                <w:sz w:val="19"/>
+                <w:szCs w:val="19"/>
+              </w:rPr>
+              <w:t xml:space="preserve"> timestamps</w:t>
+            </w:r>
+          </w:p>
+        </w:tc>
+        <w:tc>
+          <w:tcPr>
+            <w:tcW w:w="2000" w:type="dxa"/>
+            <w:tcMar>
+              <w:top w:w="60" w:type="dxa"/>
+              <w:left w:w="100" w:type="dxa"/>
+              <w:bottom w:w="60" w:type="dxa"/>
+              <w:right w:w="100" w:type="dxa"/>
+            </w:tcMar>
+          </w:tcPr>
+          <w:p>
+            <w:pPr>
+              <w:keepNext/>
+            </w:pPr>
+            <w:r>
+              <w:rPr>
+                <w:sz w:val="19"/>
+                <w:szCs w:val="19"/>
+              </w:rPr>
+              <w:t>None</w:t>
+            </w:r>
+          </w:p>
+        </w:tc>
+        <w:tc>
+          <w:tcPr>
+            <w:tcW w:w="1500" w:type="dxa"/>
+            <w:tcMar>
+              <w:top w:w="60" w:type="dxa"/>
+              <w:left w:w="100" w:type="dxa"/>
+              <w:bottom w:w="60" w:type="dxa"/>
+              <w:right w:w="100" w:type="dxa"/>
+            </w:tcMar>
+          </w:tcPr>
+          <w:p>
+            <w:pPr>
+              <w:keepNext/>
+            </w:pPr>
+            <w:r>
+              <w:rPr>
+                <w:sz w:val="19"/>
+                <w:szCs w:val="19"/>
+              </w:rPr>
+              <w:t>Exact</w:t>
+            </w:r>
+          </w:p>
+        </w:tc>
+        <w:tc>
+          <w:tcPr>
+            <w:tcW w:w="2360" w:type="dxa"/>
+            <w:tcMar>
+              <w:top w:w="60" w:type="dxa"/>
+              <w:left w:w="100" w:type="dxa"/>
+              <w:bottom w:w="60" w:type="dxa"/>
+              <w:right w:w="100" w:type="dxa"/>
+            </w:tcMar>
+          </w:tcPr>
+          <w:p>
+            <w:pPr>
+              <w:keepNext/>
+            </w:pPr>
+            <w:r>
+              <w:rPr>
+                <w:sz w:val="19"/>
+                <w:szCs w:val="19"/>
+              </w:rPr>
+              <w:t>Small, security-critical limits (logins)</w:t>
+            </w:r>
+          </w:p>
+        </w:tc>
+      </w:tr>
+      <w:tr>
+        <w:tblPrEx>
+          <w:tblCellMar>
+            <w:top w:w="0" w:type="dxa"/>
+            <w:bottom w:w="0" w:type="dxa"/>
+          </w:tblCellMar>
+        </w:tblPrEx>
+        <w:trPr>
+          <w:cantSplit/>
+        </w:trPr>
+        <w:tc>
+          <w:tcPr>
+            <w:tcW w:w="1900" w:type="dxa"/>
+            <w:tcMar>
+              <w:top w:w="60" w:type="dxa"/>
+              <w:left w:w="100" w:type="dxa"/>
+              <w:bottom w:w="60" w:type="dxa"/>
+              <w:right w:w="100" w:type="dxa"/>
+            </w:tcMar>
+          </w:tcPr>
+          <w:p>
+            <w:pPr>
+              <w:keepNext/>
+            </w:pPr>
+            <w:r>
+              <w:rPr>
+                <w:sz w:val="19"/>
+                <w:szCs w:val="19"/>
+              </w:rPr>
+              <w:t>Sliding window counter</w:t>
+            </w:r>
+          </w:p>
+        </w:tc>
+        <w:tc>
+          <w:tcPr>
+            <w:tcW w:w="1600" w:type="dxa"/>
+            <w:tcMar>
+              <w:top w:w="60" w:type="dxa"/>
+              <w:left w:w="100" w:type="dxa"/>
+              <w:bottom w:w="60" w:type="dxa"/>
+              <w:right w:w="100" w:type="dxa"/>
+            </w:tcMar>
+          </w:tcPr>
+          <w:p>
+            <w:pPr>
+              <w:keepNext/>
+            </w:pPr>
+            <w:r>
+              <w:rPr>
+                <w:sz w:val="19"/>
+                <w:szCs w:val="19"/>
+              </w:rPr>
+              <w:t>2 counters</w:t>
+            </w:r>
+          </w:p>
+        </w:tc>
+        <w:tc>
+          <w:tcPr>
+            <w:tcW w:w="2000" w:type="dxa"/>
+            <w:tcMar>
+              <w:top w:w="60" w:type="dxa"/>
+              <w:left w:w="100" w:type="dxa"/>
+              <w:bottom w:w="60" w:type="dxa"/>
+              <w:right w:w="100" w:type="dxa"/>
+            </w:tcMar>
+          </w:tcPr>
+          <w:p>
+            <w:pPr>
+              <w:keepNext/>
+            </w:pPr>
+            <w:r>
+              <w:rPr>
+                <w:sz w:val="19"/>
+                <w:szCs w:val="19"/>
+              </w:rPr>
+              <w:t>Smoothed</w:t>
+            </w:r>
+          </w:p>
+        </w:tc>
+        <w:tc>
+          <w:tcPr>
+            <w:tcW w:w="1500" w:type="dxa"/>
+            <w:tcMar>
+              <w:top w:w="60" w:type="dxa"/>
+              <w:left w:w="100" w:type="dxa"/>
+              <w:bottom w:w="60" w:type="dxa"/>
+              <w:right w:w="100" w:type="dxa"/>
+            </w:tcMar>
+          </w:tcPr>
+          <w:p>
+            <w:pPr>
+              <w:keepNext/>
+            </w:pPr>
+            <w:r>
+              <w:rPr>
+                <w:sz w:val="19"/>
+                <w:szCs w:val="19"/>
+              </w:rPr>
+              <w:t>Approximate</w:t>
+            </w:r>
+          </w:p>
+        </w:tc>
+        <w:tc>
+          <w:tcPr>
+            <w:tcW w:w="2360" w:type="dxa"/>
+            <w:tcMar>
+              <w:top w:w="60" w:type="dxa"/>
+              <w:left w:w="100" w:type="dxa"/>
+              <w:bottom w:w="60" w:type="dxa"/>
+              <w:right w:w="100" w:type="dxa"/>
+            </w:tcMar>
+          </w:tcPr>
+          <w:p>
+            <w:pPr>
+              <w:keepNext/>
+            </w:pPr>
+            <w:r>
+              <w:rPr>
+                <w:sz w:val="19"/>
+                <w:szCs w:val="19"/>
+              </w:rPr>
+              <w:t>Large limits at scale</w:t>
+            </w:r>
+          </w:p>
+        </w:tc>
+      </w:tr>
+      <w:tr>
+        <w:tblPrEx>
+          <w:tblCellMar>
+            <w:top w:w="0" w:type="dxa"/>
+            <w:bottom w:w="0" w:type="dxa"/>
+          </w:tblCellMar>
+        </w:tblPrEx>
+        <w:trPr>
+          <w:cantSplit/>
+        </w:trPr>
+        <w:tc>
+          <w:tcPr>
+            <w:tcW w:w="1900" w:type="dxa"/>
+            <w:tcMar>
+              <w:top w:w="60" w:type="dxa"/>
+              <w:left w:w="100" w:type="dxa"/>
+              <w:bottom w:w="60" w:type="dxa"/>
+              <w:right w:w="100" w:type="dxa"/>
+            </w:tcMar>
+          </w:tcPr>
+          <w:p>
+            <w:pPr>
+              <w:keepNext/>
+            </w:pPr>
+            <w:r>
+              <w:rPr>
+                <w:sz w:val="19"/>
+                <w:szCs w:val="19"/>
+              </w:rPr>
+              <w:t>Token bucket</w:t>
+            </w:r>
+          </w:p>
+        </w:tc>
+        <w:tc>
+          <w:tcPr>
+            <w:tcW w:w="1600" w:type="dxa"/>
+            <w:tcMar>
+              <w:top w:w="60" w:type="dxa"/>
+              <w:left w:w="100" w:type="dxa"/>
+              <w:bottom w:w="60" w:type="dxa"/>
+              <w:right w:w="100" w:type="dxa"/>
+            </w:tcMar>
+          </w:tcPr>
+          <w:p>
+            <w:pPr>
+              <w:keepNext/>
+            </w:pPr>
+            <w:r>
+              <w:rPr>
+                <w:sz w:val="19"/>
+                <w:szCs w:val="19"/>
+              </w:rPr>
+              <w:t>Tokens + time</w:t>
+            </w:r>
+          </w:p>
+        </w:tc>
+        <w:tc>
+          <w:tcPr>
+            <w:tcW w:w="2000" w:type="dxa"/>
+            <w:tcMar>
+              <w:top w:w="60" w:type="dxa"/>
+              <w:left w:w="100" w:type="dxa"/>
+              <w:bottom w:w="60" w:type="dxa"/>
+              <w:right w:w="100" w:type="dxa"/>
+            </w:tcMar>
+          </w:tcPr>
+          <w:p>
+            <w:pPr>
+              <w:keepNext/>
+            </w:pPr>
+            <w:r>
+              <w:rPr>
+                <w:sz w:val="19"/>
+                <w:szCs w:val="19"/>
+              </w:rPr>
+              <w:t>Up to capacity, then a steady rate</w:t>
+            </w:r>
+          </w:p>
+        </w:tc>
+        <w:tc>
+          <w:tcPr>
+            <w:tcW w:w="1500" w:type="dxa"/>
+            <w:tcMar>
+              <w:top w:w="60" w:type="dxa"/>
+              <w:left w:w="100" w:type="dxa"/>
+              <w:bottom w:w="60" w:type="dxa"/>
+              <w:right w:w="100" w:type="dxa"/>
+            </w:tcMar>
+          </w:tcPr>
+          <w:p>
+            <w:pPr>
+              <w:keepNext/>
+            </w:pPr>
+            <w:r>
+              <w:rPr>
+                <w:sz w:val="19"/>
+                <w:szCs w:val="19"/>
+              </w:rPr>
+              <w:t>Exact average</w:t>
+            </w:r>
+          </w:p>
+        </w:tc>
+        <w:tc>
+          <w:tcPr>
+            <w:tcW w:w="2360" w:type="dxa"/>
+            <w:tcMar>
+              <w:top w:w="60" w:type="dxa"/>
+              <w:left w:w="100" w:type="dxa"/>
+              <w:bottom w:w="60" w:type="dxa"/>
+              <w:right w:w="100" w:type="dxa"/>
+            </w:tcMar>
+          </w:tcPr>
+          <w:p>
+            <w:pPr>
+              <w:keepNext/>
+            </w:pPr>
+            <w:r>
+              <w:rPr>
+                <w:sz w:val="19"/>
+                <w:szCs w:val="19"/>
+              </w:rPr>
+              <w:t>Public APIs</w:t>
+            </w:r>
+          </w:p>
+        </w:tc>
+      </w:tr>
+      <w:tr>
+        <w:tblPrEx>
+          <w:tblCellMar>
+            <w:top w:w="0" w:type="dxa"/>
+            <w:bottom w:w="0" w:type="dxa"/>
+          </w:tblCellMar>
+        </w:tblPrEx>
+        <w:trPr>
+          <w:cantSplit/>
+        </w:trPr>
+        <w:tc>
+          <w:tcPr>
+            <w:tcW w:w="1900" w:type="dxa"/>
+            <w:tcMar>
+              <w:top w:w="60" w:type="dxa"/>
+              <w:left w:w="100" w:type="dxa"/>
+              <w:bottom w:w="60" w:type="dxa"/>
+              <w:right w:w="100" w:type="dxa"/>
+            </w:tcMar>
+          </w:tcPr>
+          <w:p>
+            <w:r>
+              <w:rPr>
+                <w:sz w:val="19"/>
+                <w:szCs w:val="19"/>
+              </w:rPr>
+              <w:t>Leaky bucket</w:t>
+            </w:r>
+          </w:p>
+        </w:tc>
+        <w:tc>
+          <w:tcPr>
+            <w:tcW w:w="1600" w:type="dxa"/>
+            <w:tcMar>
+              <w:top w:w="60" w:type="dxa"/>
+              <w:left w:w="100" w:type="dxa"/>
+              <w:bottom w:w="60" w:type="dxa"/>
+              <w:right w:w="100" w:type="dxa"/>
+            </w:tcMar>
+          </w:tcPr>
+          <w:p>
+            <w:r>
+              <w:rPr>
+                <w:sz w:val="19"/>
+                <w:szCs w:val="19"/>
+              </w:rPr>
+              <w:t>Level + time</w:t>
+            </w:r>
+          </w:p>
+        </w:tc>
+        <w:tc>
+          <w:tcPr>
+            <w:tcW w:w="2000" w:type="dxa"/>
+            <w:tcMar>
+              <w:top w:w="60" w:type="dxa"/>
+              <w:left w:w="100" w:type="dxa"/>
+              <w:bottom w:w="60" w:type="dxa"/>
+              <w:right w:w="100" w:type="dxa"/>
+            </w:tcMar>
+          </w:tcPr>
+          <w:p>
+            <w:r>
+              <w:rPr>
+                <w:sz w:val="19"/>
+                <w:szCs w:val="19"/>
+              </w:rPr>
+              <w:t>Same as token bucket (as a meter)</w:t>
+            </w:r>
+          </w:p>
+        </w:tc>
+        <w:tc>
+          <w:tcPr>
+            <w:tcW w:w="1500" w:type="dxa"/>
+            <w:tcMar>
+              <w:top w:w="60" w:type="dxa"/>
+              <w:left w:w="100" w:type="dxa"/>
+              <w:bottom w:w="60" w:type="dxa"/>
+              <w:right w:w="100" w:type="dxa"/>
+            </w:tcMar>
+          </w:tcPr>
+          <w:p>
+            <w:r>
+              <w:rPr>
+                <w:sz w:val="19"/>
+                <w:szCs w:val="19"/>
+              </w:rPr>
+              <w:t>Exact average</w:t>
+            </w:r>
+          </w:p>
+        </w:tc>
+        <w:tc>
+          <w:tcPr>
+            <w:tcW w:w="2360" w:type="dxa"/>
+            <w:tcMar>
+              <w:top w:w="60" w:type="dxa"/>
+              <w:left w:w="100" w:type="dxa"/>
+              <w:bottom w:w="60" w:type="dxa"/>
+              <w:right w:w="100" w:type="dxa"/>
+            </w:tcMar>
+          </w:tcPr>
+          <w:p>
+            <w:r>
+              <w:rPr>
+                <w:sz w:val="19"/>
+                <w:szCs w:val="19"/>
+              </w:rPr>
+              <w:t>Smoothing traffic (as a queue)</w:t>
+            </w:r>
+          </w:p>
+        </w:tc>
+      </w:tr>
+    </w:tbl>
+    <w:p>
+      <w:pPr>
+        <w:spacing w:after="120"/>
+      </w:pPr>
+    </w:p>
+    <w:p>
+      <w:pPr>
+        <w:spacing w:after="120" w:line="288" w:lineRule="auto"/>
+      </w:pPr>
+      <w:r>
+        <w:t>Every algorithm implements the same type, so one middleware works with all of them:</w:t>
+      </w:r>
+    </w:p>
+    <w:p>
+      <w:pPr>
+        <w:keepNext/>
+        <w:spacing w:before="120" w:after="40"/>
+      </w:pPr>
+      <w:r>
+        <w:rPr>
+          <w:color w:val="6B7280"/>
+          <w:sz w:val="18"/>
+          <w:szCs w:val="18"/>
+        </w:rPr>
+        <w:t>src/lib/rate-limit.ts</w:t>
+      </w:r>
+    </w:p>
+    <w:p>
+      <w:pPr>
+        <w:keepNext/>
+        <w:keepLines/>
+        <w:pBdr>
+          <w:left w:val="single" w:sz="12" w:space="8" w:color="D4D4D8"/>
+        </w:pBdr>
+        <w:shd w:val="clear" w:color="auto" w:fill="F4F4F5"/>
+        <w:spacing w:before="60"/>
+        <w:ind w:left="120" w:right="120"/>
+      </w:pPr>
+      <w:r>
+        <w:rPr>
+          <w:rFonts w:ascii="Consolas" w:eastAsia="Consolas" w:hAnsi="Consolas" w:cs="Consolas"/>
+          <w:color w:val="18181B"/>
+          <w:sz w:val="17"/>
+          <w:szCs w:val="17"/>
+        </w:rPr>
+        <w:t>export type Duration = `${number}${'ms' | 's' | 'm' | 'h'}`   // '15m', '1s', '250ms'</w:t>
+      </w:r>
+    </w:p>
+    <w:p>
+      <w:pPr>
+        <w:keepNext/>
+        <w:keepLines/>
+        <w:pBdr>
+          <w:left w:val="single" w:sz="12" w:space="8" w:color="D4D4D8"/>
+        </w:pBdr>
+        <w:shd w:val="clear" w:color="auto" w:fill="F4F4F5"/>
+        <w:ind w:left="120" w:right="120"/>
+      </w:pPr>
+      <w:r>
+        <w:rPr>
+          <w:rFonts w:ascii="Consolas" w:eastAsia="Consolas" w:hAnsi="Consolas" w:cs="Consolas"/>
+          <w:color w:val="18181B"/>
+          <w:sz w:val="17"/>
+          <w:szCs w:val="17"/>
+        </w:rPr>
+        <w:t xml:space="preserve"> </w:t>
+      </w:r>
+    </w:p>
+    <w:p>
+      <w:pPr>
+        <w:keepNext/>
+        <w:keepLines/>
+        <w:pBdr>
+          <w:left w:val="single" w:sz="12" w:space="8" w:color="D4D4D8"/>
+        </w:pBdr>
+        <w:shd w:val="clear" w:color="auto" w:fill="F4F4F5"/>
+        <w:ind w:left="120" w:right="120"/>
+      </w:pPr>
+      <w:r>
+        <w:rPr>
+          <w:rFonts w:ascii="Consolas" w:eastAsia="Consolas" w:hAnsi="Consolas" w:cs="Consolas"/>
+          <w:color w:val="18181B"/>
+          <w:sz w:val="17"/>
+          <w:szCs w:val="17"/>
+        </w:rPr>
+        <w:t>export type Decision =</w:t>
+      </w:r>
+    </w:p>
+    <w:p>
+      <w:pPr>
+        <w:keepNext/>
+        <w:keepLines/>
+        <w:pBdr>
+          <w:left w:val="single" w:sz="12" w:space="8" w:color="D4D4D8"/>
+        </w:pBdr>
+        <w:shd w:val="clear" w:color="auto" w:fill="F4F4F5"/>
+        <w:ind w:left="120" w:right="120"/>
+      </w:pPr>
+      <w:r>
+        <w:rPr>
+          <w:rFonts w:ascii="Consolas" w:eastAsia="Consolas" w:hAnsi="Consolas" w:cs="Consolas"/>
+          <w:color w:val="18181B"/>
+          <w:sz w:val="17"/>
+          <w:szCs w:val="17"/>
+        </w:rPr>
+        <w:t xml:space="preserve">  | { allowed: true; remaining: number; resetMs: number }</w:t>
+      </w:r>
+    </w:p>
+    <w:p>
+      <w:pPr>
+        <w:keepNext/>
+        <w:keepLines/>
+        <w:pBdr>
+          <w:left w:val="single" w:sz="12" w:space="8" w:color="D4D4D8"/>
+        </w:pBdr>
+        <w:shd w:val="clear" w:color="auto" w:fill="F4F4F5"/>
+        <w:ind w:left="120" w:right="120"/>
+      </w:pPr>
+      <w:r>
+        <w:rPr>
+          <w:rFonts w:ascii="Consolas" w:eastAsia="Consolas" w:hAnsi="Consolas" w:cs="Consolas"/>
+          <w:color w:val="18181B"/>
+          <w:sz w:val="17"/>
+          <w:szCs w:val="17"/>
+        </w:rPr>
+        <w:t xml:space="preserve">  | { allowed: false; retryAfterMs: number; resetMs: number }</w:t>
+      </w:r>
+    </w:p>
+    <w:p>
+      <w:pPr>
+        <w:keepNext/>
+        <w:keepLines/>
+        <w:pBdr>
+          <w:left w:val="single" w:sz="12" w:space="8" w:color="D4D4D8"/>
+        </w:pBdr>
+        <w:shd w:val="clear" w:color="auto" w:fill="F4F4F5"/>
+        <w:ind w:left="120" w:right="120"/>
+      </w:pPr>
+      <w:r>
+        <w:rPr>
+          <w:rFonts w:ascii="Consolas" w:eastAsia="Consolas" w:hAnsi="Consolas" w:cs="Consolas"/>
+          <w:color w:val="18181B"/>
+          <w:sz w:val="17"/>
+          <w:szCs w:val="17"/>
+        </w:rPr>
+        <w:t xml:space="preserve"> </w:t>
+      </w:r>
+    </w:p>
+    <w:p>
+      <w:pPr>
+        <w:keepNext/>
+        <w:keepLines/>
+        <w:pBdr>
+          <w:left w:val="single" w:sz="12" w:space="8" w:color="D4D4D8"/>
+        </w:pBdr>
+        <w:shd w:val="clear" w:color="auto" w:fill="F4F4F5"/>
+        <w:ind w:left="120" w:right="120"/>
+      </w:pPr>
+      <w:r>
+        <w:rPr>
+          <w:rFonts w:ascii="Consolas" w:eastAsia="Consolas" w:hAnsi="Consolas" w:cs="Consolas"/>
+          <w:color w:val="18181B"/>
+          <w:sz w:val="17"/>
+          <w:szCs w:val="17"/>
+        </w:rPr>
+        <w:t>export type RateLimiter = {</w:t>
+      </w:r>
+    </w:p>
+    <w:p>
+      <w:pPr>
+        <w:keepNext/>
+        <w:keepLines/>
+        <w:pBdr>
+          <w:left w:val="single" w:sz="12" w:space="8" w:color="D4D4D8"/>
+        </w:pBdr>
+        <w:shd w:val="clear" w:color="auto" w:fill="F4F4F5"/>
+        <w:ind w:left="120" w:right="120"/>
+      </w:pPr>
+      <w:r>
+        <w:rPr>
+          <w:rFonts w:ascii="Consolas" w:eastAsia="Consolas" w:hAnsi="Consolas" w:cs="Consolas"/>
+          <w:color w:val="18181B"/>
+          <w:sz w:val="17"/>
+          <w:szCs w:val="17"/>
+        </w:rPr>
+        <w:t xml:space="preserve">  limit: number</w:t>
+      </w:r>
+    </w:p>
+    <w:p>
+      <w:pPr>
+        <w:keepNext/>
+        <w:keepLines/>
+        <w:pBdr>
+          <w:left w:val="single" w:sz="12" w:space="8" w:color="D4D4D8"/>
+        </w:pBdr>
+        <w:shd w:val="clear" w:color="auto" w:fill="F4F4F5"/>
+        <w:ind w:left="120" w:right="120"/>
+      </w:pPr>
+      <w:r>
+        <w:rPr>
+          <w:rFonts w:ascii="Consolas" w:eastAsia="Consolas" w:hAnsi="Consolas" w:cs="Consolas"/>
+          <w:color w:val="18181B"/>
+          <w:sz w:val="17"/>
+          <w:szCs w:val="17"/>
+        </w:rPr>
+        <w:t xml:space="preserve">  take: (key: string, now?: number) =&gt; Decision | Promise&lt;Decision&gt;</w:t>
+      </w:r>
+    </w:p>
+    <w:p>
+      <w:pPr>
+        <w:keepNext/>
+        <w:keepLines/>
+        <w:pBdr>
+          <w:left w:val="single" w:sz="12" w:space="8" w:color="D4D4D8"/>
+        </w:pBdr>
+        <w:shd w:val="clear" w:color="auto" w:fill="F4F4F5"/>
+        <w:ind w:left="120" w:right="120"/>
+      </w:pPr>
+      <w:r>
+        <w:rPr>
+          <w:rFonts w:ascii="Consolas" w:eastAsia="Consolas" w:hAnsi="Consolas" w:cs="Consolas"/>
+          <w:color w:val="18181B"/>
+          <w:sz w:val="17"/>
+          <w:szCs w:val="17"/>
+        </w:rPr>
+        <w:t xml:space="preserve">  reset?: () =&gt; void</w:t>
+      </w:r>
+    </w:p>
+    <w:p>
+      <w:pPr>
+        <w:keepLines/>
+        <w:pBdr>
+          <w:left w:val="single" w:sz="12" w:space="8" w:color="D4D4D8"/>
+        </w:pBdr>
+        <w:shd w:val="clear" w:color="auto" w:fill="F4F4F5"/>
+        <w:spacing w:after="160"/>
+        <w:ind w:left="120" w:right="120"/>
+      </w:pPr>
+      <w:r>
+        <w:rPr>
+          <w:rFonts w:ascii="Consolas" w:eastAsia="Consolas" w:hAnsi="Consolas" w:cs="Consolas"/>
+          <w:color w:val="18181B"/>
+          <w:sz w:val="17"/>
+          <w:szCs w:val="17"/>
+        </w:rPr>
+        <w:t>}</w:t>
+      </w:r>
+    </w:p>
+    <w:p>
+      <w:pPr>
+        <w:pStyle w:val="Heading3"/>
+      </w:pPr>
+      <w:r>
+        <w:t>Fixed window</w:t>
+      </w:r>
+    </w:p>
+    <w:p>
+      <w:pPr>
+        <w:spacing w:after="120" w:line="288" w:lineRule="auto"/>
+      </w:pPr>
+      <w:r>
+        <w:t>Count requests per calendar window (for example, per minute) and reject once the count reaches the limit. It is the cheapest option: one counter per key. Its weakness shows at the boundary. A client can spend the whole budget in the last moment of one window and again in the first moment of the next:</w:t>
+      </w:r>
+    </w:p>
+    <w:p>
+      <w:pPr>
+        <w:keepNext/>
+        <w:spacing w:before="120" w:after="40"/>
+      </w:pPr>
+      <w:r>
+        <w:rPr>
+          <w:color w:val="6B7280"/>
+          <w:sz w:val="18"/>
+          <w:szCs w:val="18"/>
+        </w:rPr>
+        <w:t>test/unit/rate-limit.test.ts</w:t>
+      </w:r>
+    </w:p>
+    <w:p>
+      <w:pPr>
+        <w:keepNext/>
+        <w:keepLines/>
+        <w:pBdr>
+          <w:left w:val="single" w:sz="12" w:space="8" w:color="D4D4D8"/>
+        </w:pBdr>
+        <w:shd w:val="clear" w:color="auto" w:fill="F4F4F5"/>
+        <w:spacing w:before="60"/>
+        <w:ind w:left="120" w:right="120"/>
+      </w:pPr>
+      <w:r>
+        <w:rPr>
+          <w:rFonts w:ascii="Consolas" w:eastAsia="Consolas" w:hAnsi="Consolas" w:cs="Consolas"/>
+          <w:color w:val="18181B"/>
+          <w:sz w:val="17"/>
+          <w:szCs w:val="17"/>
+        </w:rPr>
+        <w:t>test('weakness: 2x the limit in 200ms across a window boundary', () =&gt; {</w:t>
+      </w:r>
+    </w:p>
+    <w:p>
+      <w:pPr>
+        <w:keepNext/>
+        <w:keepLines/>
+        <w:pBdr>
+          <w:left w:val="single" w:sz="12" w:space="8" w:color="D4D4D8"/>
+        </w:pBdr>
+        <w:shd w:val="clear" w:color="auto" w:fill="F4F4F5"/>
+        <w:ind w:left="120" w:right="120"/>
+      </w:pPr>
+      <w:r>
+        <w:rPr>
+          <w:rFonts w:ascii="Consolas" w:eastAsia="Consolas" w:hAnsi="Consolas" w:cs="Consolas"/>
+          <w:color w:val="18181B"/>
+          <w:sz w:val="17"/>
+          <w:szCs w:val="17"/>
+        </w:rPr>
+        <w:t xml:space="preserve">  const l = fixedWindow({ limit: 10, window: '1m' })</w:t>
+      </w:r>
+    </w:p>
+    <w:p>
+      <w:pPr>
+        <w:keepNext/>
+        <w:keepLines/>
+        <w:pBdr>
+          <w:left w:val="single" w:sz="12" w:space="8" w:color="D4D4D8"/>
+        </w:pBdr>
+        <w:shd w:val="clear" w:color="auto" w:fill="F4F4F5"/>
+        <w:ind w:left="120" w:right="120"/>
+      </w:pPr>
+      <w:r>
+        <w:rPr>
+          <w:rFonts w:ascii="Consolas" w:eastAsia="Consolas" w:hAnsi="Consolas" w:cs="Consolas"/>
+          <w:color w:val="18181B"/>
+          <w:sz w:val="17"/>
+          <w:szCs w:val="17"/>
+        </w:rPr>
+        <w:t xml:space="preserve">  const total = burst(l, 10, 59_900) + burst(l, 10, 60_100)</w:t>
+      </w:r>
+    </w:p>
+    <w:p>
+      <w:pPr>
+        <w:keepNext/>
+        <w:keepLines/>
+        <w:pBdr>
+          <w:left w:val="single" w:sz="12" w:space="8" w:color="D4D4D8"/>
+        </w:pBdr>
+        <w:shd w:val="clear" w:color="auto" w:fill="F4F4F5"/>
+        <w:ind w:left="120" w:right="120"/>
+      </w:pPr>
+      <w:r>
+        <w:rPr>
+          <w:rFonts w:ascii="Consolas" w:eastAsia="Consolas" w:hAnsi="Consolas" w:cs="Consolas"/>
+          <w:color w:val="18181B"/>
+          <w:sz w:val="17"/>
+          <w:szCs w:val="17"/>
+        </w:rPr>
+        <w:t xml:space="preserve">  expect(total).toBe(20)</w:t>
+      </w:r>
+    </w:p>
+    <w:p>
+      <w:pPr>
+        <w:keepLines/>
+        <w:pBdr>
+          <w:left w:val="single" w:sz="12" w:space="8" w:color="D4D4D8"/>
+        </w:pBdr>
+        <w:shd w:val="clear" w:color="auto" w:fill="F4F4F5"/>
+        <w:spacing w:after="160"/>
+        <w:ind w:left="120" w:right="120"/>
+      </w:pPr>
+      <w:r>
+        <w:rPr>
+          <w:rFonts w:ascii="Consolas" w:eastAsia="Consolas" w:hAnsi="Consolas" w:cs="Consolas"/>
+          <w:color w:val="18181B"/>
+          <w:sz w:val="17"/>
+          <w:szCs w:val="17"/>
+        </w:rPr>
+        <w:t>})</w:t>
+      </w:r>
+    </w:p>
+    <w:p>
+      <w:pPr>
+        <w:pStyle w:val="Heading3"/>
+      </w:pPr>
+      <w:r>
+        <w:t>Sliding window log</w:t>
+      </w:r>
+    </w:p>
+    <w:p>
+      <w:pPr>
+        <w:spacing w:after="120" w:line="288" w:lineRule="auto"/>
+      </w:pPr>
+      <w:r>
+        <w:t xml:space="preserve">Store the timestamp of every request and count only those in the last window. It is exact, and the same boundary test allows only 10. The price is memory: up to </w:t>
+      </w:r>
+      <w:r>
+        <w:rPr>
+          <w:rFonts w:ascii="Consolas" w:eastAsia="Consolas" w:hAnsi="Consolas" w:cs="Consolas"/>
+          <w:color w:val="9A3412"/>
+          <w:sz w:val="19"/>
+          <w:szCs w:val="19"/>
+        </w:rPr>
+        <w:t>limit</w:t>
+      </w:r>
+      <w:r>
+        <w:t xml:space="preserve"> timestamps per key. That is fine for a login limit of 20, but not for an API limit of 10,000 per hour.</w:t>
+      </w:r>
+    </w:p>
+    <w:p>
+      <w:pPr>
+        <w:pStyle w:val="Heading3"/>
+      </w:pPr>
+      <w:r>
+        <w:t>Sliding window counter</w:t>
+      </w:r>
+    </w:p>
+    <w:p>
+      <w:pPr>
+        <w:spacing w:after="120" w:line="288" w:lineRule="auto"/>
+      </w:pPr>
+      <w:r>
+        <w:t xml:space="preserve">A clever compromise used by Cloudflare. Keep the counts of the current and previous fixed windows and assume the previous window’s requests were spread evenly. The estimate is </w:t>
+      </w:r>
+      <w:r>
+        <w:rPr>
+          <w:rFonts w:ascii="Consolas" w:eastAsia="Consolas" w:hAnsi="Consolas" w:cs="Consolas"/>
+          <w:color w:val="9A3412"/>
+          <w:sz w:val="19"/>
+          <w:szCs w:val="19"/>
+        </w:rPr>
+        <w:t xml:space="preserve">prev × (1 − elapsed) </w:t>
+      </w:r>
+      <w:r>
+        <w:rPr>
+          <w:rFonts w:ascii="Consolas" w:eastAsia="Consolas" w:hAnsi="Consolas" w:cs="Consolas"/>
+          <w:color w:val="9A3412"/>
+          <w:sz w:val="19"/>
+          <w:szCs w:val="19"/>
+        </w:rPr>
+        <w:lastRenderedPageBreak/>
+        <w:t>+ current</w:t>
+      </w:r>
+      <w:r>
+        <w:t xml:space="preserve">, where </w:t>
+      </w:r>
+      <w:r>
+        <w:rPr>
+          <w:rFonts w:ascii="Consolas" w:eastAsia="Consolas" w:hAnsi="Consolas" w:cs="Consolas"/>
+          <w:color w:val="9A3412"/>
+          <w:sz w:val="19"/>
+          <w:szCs w:val="19"/>
+        </w:rPr>
+        <w:t>elapsed</w:t>
+      </w:r>
+      <w:r>
+        <w:t xml:space="preserve"> is how far we are into the current window (0 to 1). Halfway through a new window, half of the old window’s requests still count:</w:t>
+      </w:r>
+    </w:p>
+    <w:p>
+      <w:pPr>
+        <w:keepNext/>
+        <w:spacing w:before="120" w:after="40"/>
+      </w:pPr>
+      <w:r>
+        <w:rPr>
+          <w:color w:val="6B7280"/>
+          <w:sz w:val="18"/>
+          <w:szCs w:val="18"/>
+        </w:rPr>
+        <w:t>src/lib/rate-limit.ts (abridged)</w:t>
+      </w:r>
+    </w:p>
+    <w:p>
+      <w:pPr>
+        <w:keepNext/>
+        <w:keepLines/>
+        <w:pBdr>
+          <w:left w:val="single" w:sz="12" w:space="8" w:color="D4D4D8"/>
+        </w:pBdr>
+        <w:shd w:val="clear" w:color="auto" w:fill="F4F4F5"/>
+        <w:spacing w:before="60"/>
+        <w:ind w:left="120" w:right="120"/>
+      </w:pPr>
+      <w:r>
+        <w:rPr>
+          <w:rFonts w:ascii="Consolas" w:eastAsia="Consolas" w:hAnsi="Consolas" w:cs="Consolas"/>
+          <w:color w:val="18181B"/>
+          <w:sz w:val="17"/>
+          <w:szCs w:val="17"/>
+        </w:rPr>
+        <w:t>const estimate = prev * (1 - elapsed) + current</w:t>
+      </w:r>
+    </w:p>
+    <w:p>
+      <w:pPr>
+        <w:keepNext/>
+        <w:keepLines/>
+        <w:pBdr>
+          <w:left w:val="single" w:sz="12" w:space="8" w:color="D4D4D8"/>
+        </w:pBdr>
+        <w:shd w:val="clear" w:color="auto" w:fill="F4F4F5"/>
+        <w:ind w:left="120" w:right="120"/>
+      </w:pPr>
+      <w:r>
+        <w:rPr>
+          <w:rFonts w:ascii="Consolas" w:eastAsia="Consolas" w:hAnsi="Consolas" w:cs="Consolas"/>
+          <w:color w:val="18181B"/>
+          <w:sz w:val="17"/>
+          <w:szCs w:val="17"/>
+        </w:rPr>
+        <w:t>if (estimate + 1 &gt; limit) return deny(...)</w:t>
+      </w:r>
+    </w:p>
+    <w:p>
+      <w:pPr>
+        <w:keepNext/>
+        <w:keepLines/>
+        <w:pBdr>
+          <w:left w:val="single" w:sz="12" w:space="8" w:color="D4D4D8"/>
+        </w:pBdr>
+        <w:shd w:val="clear" w:color="auto" w:fill="F4F4F5"/>
+        <w:ind w:left="120" w:right="120"/>
+      </w:pPr>
+      <w:r>
+        <w:rPr>
+          <w:rFonts w:ascii="Consolas" w:eastAsia="Consolas" w:hAnsi="Consolas" w:cs="Consolas"/>
+          <w:color w:val="18181B"/>
+          <w:sz w:val="17"/>
+          <w:szCs w:val="17"/>
+        </w:rPr>
+        <w:t xml:space="preserve"> </w:t>
+      </w:r>
+    </w:p>
+    <w:p>
+      <w:pPr>
+        <w:keepNext/>
+        <w:keepLines/>
+        <w:pBdr>
+          <w:left w:val="single" w:sz="12" w:space="8" w:color="D4D4D8"/>
+        </w:pBdr>
+        <w:shd w:val="clear" w:color="auto" w:fill="F4F4F5"/>
+        <w:ind w:left="120" w:right="120"/>
+      </w:pPr>
+      <w:r>
+        <w:rPr>
+          <w:rFonts w:ascii="Consolas" w:eastAsia="Consolas" w:hAnsi="Consolas" w:cs="Consolas"/>
+          <w:color w:val="18181B"/>
+          <w:sz w:val="17"/>
+          <w:szCs w:val="17"/>
+        </w:rPr>
+        <w:t>// Example: limit 10, 10 requests in the previous minute, 30s into this one:</w:t>
+      </w:r>
+    </w:p>
+    <w:p>
+      <w:pPr>
+        <w:keepLines/>
+        <w:pBdr>
+          <w:left w:val="single" w:sz="12" w:space="8" w:color="D4D4D8"/>
+        </w:pBdr>
+        <w:shd w:val="clear" w:color="auto" w:fill="F4F4F5"/>
+        <w:spacing w:after="160"/>
+        <w:ind w:left="120" w:right="120"/>
+      </w:pPr>
+      <w:r>
+        <w:rPr>
+          <w:rFonts w:ascii="Consolas" w:eastAsia="Consolas" w:hAnsi="Consolas" w:cs="Consolas"/>
+          <w:color w:val="18181B"/>
+          <w:sz w:val="17"/>
+          <w:szCs w:val="17"/>
+        </w:rPr>
+        <w:t>// 10 * 0.5 + 0 = 5 already counted, so 5 more requests fit.</w:t>
+      </w:r>
+    </w:p>
+    <w:p>
+      <w:pPr>
+        <w:pStyle w:val="Heading3"/>
+      </w:pPr>
+      <w:r>
+        <w:t>Token bucket</w:t>
+      </w:r>
+    </w:p>
+    <w:p>
+      <w:pPr>
+        <w:spacing w:after="120" w:line="288" w:lineRule="auto"/>
+      </w:pPr>
+      <w:r>
+        <w:t xml:space="preserve">Picture a bucket holding up to </w:t>
+      </w:r>
+      <w:r>
+        <w:rPr>
+          <w:rFonts w:ascii="Consolas" w:eastAsia="Consolas" w:hAnsi="Consolas" w:cs="Consolas"/>
+          <w:color w:val="9A3412"/>
+          <w:sz w:val="19"/>
+          <w:szCs w:val="19"/>
+        </w:rPr>
+        <w:t>capacity</w:t>
+      </w:r>
+      <w:r>
+        <w:t xml:space="preserve"> tokens that refills at a steady rate. Each request takes a token; an empty bucket means wait. Clients can burst up to the capacity, then are held to the refill rate on average, which suits real API clients well. There are no timers: the bucket refills </w:t>
+      </w:r>
+      <w:r>
+        <w:rPr>
+          <w:i/>
+          <w:iCs/>
+        </w:rPr>
+        <w:t>lazily</w:t>
+      </w:r>
+      <w:r>
+        <w:t>, by computing how many tokens dripped in since the last request.</w:t>
+      </w:r>
+    </w:p>
+    <w:p>
+      <w:pPr>
+        <w:keepNext/>
+        <w:spacing w:before="120" w:after="40"/>
+      </w:pPr>
+      <w:r>
+        <w:rPr>
+          <w:color w:val="6B7280"/>
+          <w:sz w:val="18"/>
+          <w:szCs w:val="18"/>
+        </w:rPr>
+        <w:t>src/lib/rate-limit.ts (abridged)</w:t>
+      </w:r>
+    </w:p>
+    <w:p>
+      <w:pPr>
+        <w:keepNext/>
+        <w:keepLines/>
+        <w:pBdr>
+          <w:left w:val="single" w:sz="12" w:space="8" w:color="D4D4D8"/>
+        </w:pBdr>
+        <w:shd w:val="clear" w:color="auto" w:fill="F4F4F5"/>
+        <w:spacing w:before="60"/>
+        <w:ind w:left="120" w:right="120"/>
+      </w:pPr>
+      <w:r>
+        <w:rPr>
+          <w:rFonts w:ascii="Consolas" w:eastAsia="Consolas" w:hAnsi="Consolas" w:cs="Consolas"/>
+          <w:color w:val="18181B"/>
+          <w:sz w:val="17"/>
+          <w:szCs w:val="17"/>
+        </w:rPr>
+        <w:t>const perMs = refill.tokens / ms(refill.every)</w:t>
+      </w:r>
+    </w:p>
+    <w:p>
+      <w:pPr>
+        <w:keepNext/>
+        <w:keepLines/>
+        <w:pBdr>
+          <w:left w:val="single" w:sz="12" w:space="8" w:color="D4D4D8"/>
+        </w:pBdr>
+        <w:shd w:val="clear" w:color="auto" w:fill="F4F4F5"/>
+        <w:ind w:left="120" w:right="120"/>
+      </w:pPr>
+      <w:r>
+        <w:rPr>
+          <w:rFonts w:ascii="Consolas" w:eastAsia="Consolas" w:hAnsi="Consolas" w:cs="Consolas"/>
+          <w:color w:val="18181B"/>
+          <w:sz w:val="17"/>
+          <w:szCs w:val="17"/>
+        </w:rPr>
+        <w:t>// ...</w:t>
+      </w:r>
+    </w:p>
+    <w:p>
+      <w:pPr>
+        <w:keepNext/>
+        <w:keepLines/>
+        <w:pBdr>
+          <w:left w:val="single" w:sz="12" w:space="8" w:color="D4D4D8"/>
+        </w:pBdr>
+        <w:shd w:val="clear" w:color="auto" w:fill="F4F4F5"/>
+        <w:ind w:left="120" w:right="120"/>
+      </w:pPr>
+      <w:r>
+        <w:rPr>
+          <w:rFonts w:ascii="Consolas" w:eastAsia="Consolas" w:hAnsi="Consolas" w:cs="Consolas"/>
+          <w:color w:val="18181B"/>
+          <w:sz w:val="17"/>
+          <w:szCs w:val="17"/>
+        </w:rPr>
+        <w:t>const tokens = Math.min(capacity, s.tokens + (now - s.at) * perMs)</w:t>
+      </w:r>
+    </w:p>
+    <w:p>
+      <w:pPr>
+        <w:keepNext/>
+        <w:keepLines/>
+        <w:pBdr>
+          <w:left w:val="single" w:sz="12" w:space="8" w:color="D4D4D8"/>
+        </w:pBdr>
+        <w:shd w:val="clear" w:color="auto" w:fill="F4F4F5"/>
+        <w:ind w:left="120" w:right="120"/>
+      </w:pPr>
+      <w:r>
+        <w:rPr>
+          <w:rFonts w:ascii="Consolas" w:eastAsia="Consolas" w:hAnsi="Consolas" w:cs="Consolas"/>
+          <w:color w:val="18181B"/>
+          <w:sz w:val="17"/>
+          <w:szCs w:val="17"/>
+        </w:rPr>
+        <w:t>if (tokens &lt; 1) return deny((1 - tokens) / perMs, ...)  // time until one token drips in</w:t>
+      </w:r>
+    </w:p>
+    <w:p>
+      <w:pPr>
+        <w:keepLines/>
+        <w:pBdr>
+          <w:left w:val="single" w:sz="12" w:space="8" w:color="D4D4D8"/>
+        </w:pBdr>
+        <w:shd w:val="clear" w:color="auto" w:fill="F4F4F5"/>
+        <w:spacing w:after="160"/>
+        <w:ind w:left="120" w:right="120"/>
+      </w:pPr>
+      <w:r>
+        <w:rPr>
+          <w:rFonts w:ascii="Consolas" w:eastAsia="Consolas" w:hAnsi="Consolas" w:cs="Consolas"/>
+          <w:color w:val="18181B"/>
+          <w:sz w:val="17"/>
+          <w:szCs w:val="17"/>
+        </w:rPr>
+        <w:t>state.set(key, { tokens: tokens - 1, at: now })</w:t>
+      </w:r>
+    </w:p>
+    <w:p>
+      <w:pPr>
+        <w:pStyle w:val="Heading3"/>
+      </w:pPr>
+      <w:r>
+        <w:t>Leaky bucket</w:t>
+      </w:r>
+    </w:p>
+    <w:p>
+      <w:pPr>
+        <w:spacing w:after="120" w:line="288" w:lineRule="auto"/>
+      </w:pPr>
+      <w:r>
+        <w:t xml:space="preserve">Each request pours one unit into a bucket that leaks at a steady rate; if it would overflow, reject. As a </w:t>
+      </w:r>
+      <w:r>
+        <w:rPr>
+          <w:i/>
+          <w:iCs/>
+        </w:rPr>
+        <w:t>meter</w:t>
+      </w:r>
+      <w:r>
+        <w:t xml:space="preserve"> this is the token bucket’s mirror image (tracking “used” instead of “left”), and a unit test proves it: the same traffic gets the same decisions from both. As a </w:t>
+      </w:r>
+      <w:r>
+        <w:rPr>
+          <w:i/>
+          <w:iCs/>
+        </w:rPr>
+        <w:t>queue</w:t>
+      </w:r>
+      <w:r>
+        <w:t xml:space="preserve">, the leaky bucket delays requests instead of rejecting them, turning bursts into a smooth outflow. nginx’s </w:t>
+      </w:r>
+      <w:r>
+        <w:rPr>
+          <w:rFonts w:ascii="Consolas" w:eastAsia="Consolas" w:hAnsi="Consolas" w:cs="Consolas"/>
+          <w:color w:val="9A3412"/>
+          <w:sz w:val="19"/>
+          <w:szCs w:val="19"/>
+        </w:rPr>
+        <w:t>limit_req</w:t>
+      </w:r>
+      <w:r>
+        <w:t xml:space="preserve"> works this way.</w:t>
+      </w:r>
+    </w:p>
+    <w:p>
+      <w:pPr>
+        <w:pStyle w:val="Heading2"/>
+      </w:pPr>
+      <w:r>
+        <w:t>7.3 Where the count lives</w:t>
+      </w:r>
+    </w:p>
+    <w:p>
+      <w:pPr>
+        <w:spacing w:after="120" w:line="288" w:lineRule="auto"/>
+      </w:pPr>
+      <w:r>
+        <w:t xml:space="preserve">The in-memory limiters keep state in a </w:t>
+      </w:r>
+      <w:r>
+        <w:rPr>
+          <w:rFonts w:ascii="Consolas" w:eastAsia="Consolas" w:hAnsi="Consolas" w:cs="Consolas"/>
+          <w:color w:val="9A3412"/>
+          <w:sz w:val="19"/>
+          <w:szCs w:val="19"/>
+        </w:rPr>
+        <w:t>Map</w:t>
+      </w:r>
+      <w:r>
+        <w:t xml:space="preserve"> inside one process. Run two servers behind a load balancer and each keeps its own counts, so the real limit silently doubles. Restarting the server also resets every limit. For limits that must hold across servers, the count has to live in a shared store. Redis is the usual choice, but Postgres is already here, and one atomic </w:t>
+      </w:r>
+      <w:r>
+        <w:rPr>
+          <w:b/>
+          <w:bCs/>
+        </w:rPr>
+        <w:t>upsert</w:t>
+      </w:r>
+      <w:r>
+        <w:t xml:space="preserve"> is enough:</w:t>
+      </w:r>
+    </w:p>
+    <w:p>
+      <w:pPr>
+        <w:keepNext/>
+        <w:spacing w:before="120" w:after="40"/>
+      </w:pPr>
+      <w:r>
+        <w:rPr>
+          <w:color w:val="6B7280"/>
+          <w:sz w:val="18"/>
+          <w:szCs w:val="18"/>
+        </w:rPr>
+        <w:t>src/lib/rate-limit.ts</w:t>
+      </w:r>
+    </w:p>
+    <w:p>
+      <w:pPr>
+        <w:keepNext/>
+        <w:keepLines/>
+        <w:pBdr>
+          <w:left w:val="single" w:sz="12" w:space="8" w:color="D4D4D8"/>
+        </w:pBdr>
+        <w:shd w:val="clear" w:color="auto" w:fill="F4F4F5"/>
+        <w:spacing w:before="60"/>
+        <w:ind w:left="120" w:right="120"/>
+      </w:pPr>
+      <w:r>
+        <w:rPr>
+          <w:rFonts w:ascii="Consolas" w:eastAsia="Consolas" w:hAnsi="Consolas" w:cs="Consolas"/>
+          <w:color w:val="18181B"/>
+          <w:sz w:val="17"/>
+          <w:szCs w:val="17"/>
+        </w:rPr>
+        <w:t>const [row] = await db</w:t>
+      </w:r>
+    </w:p>
+    <w:p>
+      <w:pPr>
+        <w:keepNext/>
+        <w:keepLines/>
+        <w:pBdr>
+          <w:left w:val="single" w:sz="12" w:space="8" w:color="D4D4D8"/>
+        </w:pBdr>
+        <w:shd w:val="clear" w:color="auto" w:fill="F4F4F5"/>
+        <w:ind w:left="120" w:right="120"/>
+      </w:pPr>
+      <w:r>
+        <w:rPr>
+          <w:rFonts w:ascii="Consolas" w:eastAsia="Consolas" w:hAnsi="Consolas" w:cs="Consolas"/>
+          <w:color w:val="18181B"/>
+          <w:sz w:val="17"/>
+          <w:szCs w:val="17"/>
+        </w:rPr>
+        <w:t xml:space="preserve">  .insert(rateLimits)</w:t>
+      </w:r>
+    </w:p>
+    <w:p>
+      <w:pPr>
+        <w:keepNext/>
+        <w:keepLines/>
+        <w:pBdr>
+          <w:left w:val="single" w:sz="12" w:space="8" w:color="D4D4D8"/>
+        </w:pBdr>
+        <w:shd w:val="clear" w:color="auto" w:fill="F4F4F5"/>
+        <w:ind w:left="120" w:right="120"/>
+      </w:pPr>
+      <w:r>
+        <w:rPr>
+          <w:rFonts w:ascii="Consolas" w:eastAsia="Consolas" w:hAnsi="Consolas" w:cs="Consolas"/>
+          <w:color w:val="18181B"/>
+          <w:sz w:val="17"/>
+          <w:szCs w:val="17"/>
+        </w:rPr>
+        <w:t xml:space="preserve">  .values({ key: `${name}:${key}`, windowStart, count: 1 })</w:t>
+      </w:r>
+    </w:p>
+    <w:p>
+      <w:pPr>
+        <w:keepNext/>
+        <w:keepLines/>
+        <w:pBdr>
+          <w:left w:val="single" w:sz="12" w:space="8" w:color="D4D4D8"/>
+        </w:pBdr>
+        <w:shd w:val="clear" w:color="auto" w:fill="F4F4F5"/>
+        <w:ind w:left="120" w:right="120"/>
+      </w:pPr>
+      <w:r>
+        <w:rPr>
+          <w:rFonts w:ascii="Consolas" w:eastAsia="Consolas" w:hAnsi="Consolas" w:cs="Consolas"/>
+          <w:color w:val="18181B"/>
+          <w:sz w:val="17"/>
+          <w:szCs w:val="17"/>
+        </w:rPr>
+        <w:t xml:space="preserve">  .onConflictDoUpdate({</w:t>
+      </w:r>
+    </w:p>
+    <w:p>
+      <w:pPr>
+        <w:keepNext/>
+        <w:keepLines/>
+        <w:pBdr>
+          <w:left w:val="single" w:sz="12" w:space="8" w:color="D4D4D8"/>
+        </w:pBdr>
+        <w:shd w:val="clear" w:color="auto" w:fill="F4F4F5"/>
+        <w:ind w:left="120" w:right="120"/>
+      </w:pPr>
+      <w:r>
+        <w:rPr>
+          <w:rFonts w:ascii="Consolas" w:eastAsia="Consolas" w:hAnsi="Consolas" w:cs="Consolas"/>
+          <w:color w:val="18181B"/>
+          <w:sz w:val="17"/>
+          <w:szCs w:val="17"/>
+        </w:rPr>
+        <w:t xml:space="preserve">    target: rateLimits.key,</w:t>
+      </w:r>
+    </w:p>
+    <w:p>
+      <w:pPr>
+        <w:keepNext/>
+        <w:keepLines/>
+        <w:pBdr>
+          <w:left w:val="single" w:sz="12" w:space="8" w:color="D4D4D8"/>
+        </w:pBdr>
+        <w:shd w:val="clear" w:color="auto" w:fill="F4F4F5"/>
+        <w:ind w:left="120" w:right="120"/>
+      </w:pPr>
+      <w:r>
+        <w:rPr>
+          <w:rFonts w:ascii="Consolas" w:eastAsia="Consolas" w:hAnsi="Consolas" w:cs="Consolas"/>
+          <w:color w:val="18181B"/>
+          <w:sz w:val="17"/>
+          <w:szCs w:val="17"/>
+        </w:rPr>
+        <w:t xml:space="preserve">    set: {</w:t>
+      </w:r>
+    </w:p>
+    <w:p>
+      <w:pPr>
+        <w:keepNext/>
+        <w:keepLines/>
+        <w:pBdr>
+          <w:left w:val="single" w:sz="12" w:space="8" w:color="D4D4D8"/>
+        </w:pBdr>
+        <w:shd w:val="clear" w:color="auto" w:fill="F4F4F5"/>
+        <w:ind w:left="120" w:right="120"/>
+      </w:pPr>
+      <w:r>
+        <w:rPr>
+          <w:rFonts w:ascii="Consolas" w:eastAsia="Consolas" w:hAnsi="Consolas" w:cs="Consolas"/>
+          <w:color w:val="18181B"/>
+          <w:sz w:val="17"/>
+          <w:szCs w:val="17"/>
+        </w:rPr>
+        <w:t xml:space="preserve">      // `excluded` is the row we tried to insert. Same window: +1. New window: back to 1.</w:t>
+      </w:r>
+    </w:p>
+    <w:p>
+      <w:pPr>
+        <w:keepNext/>
+        <w:keepLines/>
+        <w:pBdr>
+          <w:left w:val="single" w:sz="12" w:space="8" w:color="D4D4D8"/>
+        </w:pBdr>
+        <w:shd w:val="clear" w:color="auto" w:fill="F4F4F5"/>
+        <w:ind w:left="120" w:right="120"/>
+      </w:pPr>
+      <w:r>
+        <w:rPr>
+          <w:rFonts w:ascii="Consolas" w:eastAsia="Consolas" w:hAnsi="Consolas" w:cs="Consolas"/>
+          <w:color w:val="18181B"/>
+          <w:sz w:val="17"/>
+          <w:szCs w:val="17"/>
+        </w:rPr>
+        <w:t xml:space="preserve">      count: sql`CASE WHEN ${rateLimits.windowStart} = excluded.window_start</w:t>
+      </w:r>
+    </w:p>
+    <w:p>
+      <w:pPr>
+        <w:keepNext/>
+        <w:keepLines/>
+        <w:pBdr>
+          <w:left w:val="single" w:sz="12" w:space="8" w:color="D4D4D8"/>
+        </w:pBdr>
+        <w:shd w:val="clear" w:color="auto" w:fill="F4F4F5"/>
+        <w:ind w:left="120" w:right="120"/>
+      </w:pPr>
+      <w:r>
+        <w:rPr>
+          <w:rFonts w:ascii="Consolas" w:eastAsia="Consolas" w:hAnsi="Consolas" w:cs="Consolas"/>
+          <w:color w:val="18181B"/>
+          <w:sz w:val="17"/>
+          <w:szCs w:val="17"/>
+        </w:rPr>
+        <w:t xml:space="preserve">                      THEN ${rateLimits.count} + 1 ELSE 1 END`,</w:t>
+      </w:r>
+    </w:p>
+    <w:p>
+      <w:pPr>
+        <w:keepNext/>
+        <w:keepLines/>
+        <w:pBdr>
+          <w:left w:val="single" w:sz="12" w:space="8" w:color="D4D4D8"/>
+        </w:pBdr>
+        <w:shd w:val="clear" w:color="auto" w:fill="F4F4F5"/>
+        <w:ind w:left="120" w:right="120"/>
+      </w:pPr>
+      <w:r>
+        <w:rPr>
+          <w:rFonts w:ascii="Consolas" w:eastAsia="Consolas" w:hAnsi="Consolas" w:cs="Consolas"/>
+          <w:color w:val="18181B"/>
+          <w:sz w:val="17"/>
+          <w:szCs w:val="17"/>
+        </w:rPr>
+        <w:t xml:space="preserve">      windowStart: sql`excluded.window_start`,</w:t>
+      </w:r>
+    </w:p>
+    <w:p>
+      <w:pPr>
+        <w:keepNext/>
+        <w:keepLines/>
+        <w:pBdr>
+          <w:left w:val="single" w:sz="12" w:space="8" w:color="D4D4D8"/>
+        </w:pBdr>
+        <w:shd w:val="clear" w:color="auto" w:fill="F4F4F5"/>
+        <w:ind w:left="120" w:right="120"/>
+      </w:pPr>
+      <w:r>
+        <w:rPr>
+          <w:rFonts w:ascii="Consolas" w:eastAsia="Consolas" w:hAnsi="Consolas" w:cs="Consolas"/>
+          <w:color w:val="18181B"/>
+          <w:sz w:val="17"/>
+          <w:szCs w:val="17"/>
+        </w:rPr>
+        <w:t xml:space="preserve">    },</w:t>
+      </w:r>
+    </w:p>
+    <w:p>
+      <w:pPr>
+        <w:keepNext/>
+        <w:keepLines/>
+        <w:pBdr>
+          <w:left w:val="single" w:sz="12" w:space="8" w:color="D4D4D8"/>
+        </w:pBdr>
+        <w:shd w:val="clear" w:color="auto" w:fill="F4F4F5"/>
+        <w:ind w:left="120" w:right="120"/>
+      </w:pPr>
+      <w:r>
+        <w:rPr>
+          <w:rFonts w:ascii="Consolas" w:eastAsia="Consolas" w:hAnsi="Consolas" w:cs="Consolas"/>
+          <w:color w:val="18181B"/>
+          <w:sz w:val="17"/>
+          <w:szCs w:val="17"/>
+        </w:rPr>
+        <w:t xml:space="preserve">  })</w:t>
+      </w:r>
+    </w:p>
+    <w:p>
+      <w:pPr>
+        <w:keepLines/>
+        <w:pBdr>
+          <w:left w:val="single" w:sz="12" w:space="8" w:color="D4D4D8"/>
+        </w:pBdr>
+        <w:shd w:val="clear" w:color="auto" w:fill="F4F4F5"/>
+        <w:spacing w:after="160"/>
+        <w:ind w:left="120" w:right="120"/>
+      </w:pPr>
+      <w:r>
+        <w:rPr>
+          <w:rFonts w:ascii="Consolas" w:eastAsia="Consolas" w:hAnsi="Consolas" w:cs="Consolas"/>
+          <w:color w:val="18181B"/>
+          <w:sz w:val="17"/>
+          <w:szCs w:val="17"/>
+        </w:rPr>
+        <w:t xml:space="preserve">  .returning({ count: rateLimits.count })</w:t>
+      </w:r>
+    </w:p>
+    <w:p>
+      <w:pPr>
+        <w:spacing w:after="120" w:line="288" w:lineRule="auto"/>
+      </w:pPr>
+      <w:r>
+        <w:lastRenderedPageBreak/>
+        <w:t>Insert-or-increment happens in one statement, so 25 concurrent requests against a limit of 10 allow exactly 10, which an integration test checks. It is the same lesson as Chapter 1’s stock update: let the database do the read-check-write in one step.</w:t>
+      </w:r>
+    </w:p>
+    <w:p>
+      <w:pPr>
+        <w:spacing w:after="120" w:line="288" w:lineRule="auto"/>
+      </w:pPr>
+      <w:r>
+        <w:t xml:space="preserve">In-memory state needs a ceiling too. An attacker sending requests from many addresses would otherwise grow the </w:t>
+      </w:r>
+      <w:r>
+        <w:rPr>
+          <w:rFonts w:ascii="Consolas" w:eastAsia="Consolas" w:hAnsi="Consolas" w:cs="Consolas"/>
+          <w:color w:val="9A3412"/>
+          <w:sz w:val="19"/>
+          <w:szCs w:val="19"/>
+        </w:rPr>
+        <w:t>Map</w:t>
+      </w:r>
+      <w:r>
+        <w:t xml:space="preserve"> until the server runs out of memory. Each store holds at most 100,000 keys and evicts the least recently used one, using the fact that a JavaScript </w:t>
+      </w:r>
+      <w:r>
+        <w:rPr>
+          <w:rFonts w:ascii="Consolas" w:eastAsia="Consolas" w:hAnsi="Consolas" w:cs="Consolas"/>
+          <w:color w:val="9A3412"/>
+          <w:sz w:val="19"/>
+          <w:szCs w:val="19"/>
+        </w:rPr>
+        <w:t>Map</w:t>
+      </w:r>
+      <w:r>
+        <w:t xml:space="preserve"> iterates in insertion order.</w:t>
+      </w:r>
+    </w:p>
+    <w:p>
+      <w:pPr>
+        <w:pStyle w:val="Heading2"/>
+      </w:pPr>
+      <w:r>
+        <w:t>7.4 Choosing the key</w:t>
+      </w:r>
+    </w:p>
+    <w:p>
+      <w:pPr>
+        <w:pStyle w:val="ListParagraph"/>
+        <w:numPr>
+          <w:ilvl w:val="0"/>
+          <w:numId w:val="4"/>
+        </w:numPr>
+        <w:spacing w:after="60" w:line="276" w:lineRule="auto"/>
+      </w:pPr>
+      <w:r>
+        <w:rPr>
+          <w:b/>
+          <w:bCs/>
+        </w:rPr>
+        <w:t>The IP comes from the socket</w:t>
+      </w:r>
+      <w:r>
+        <w:t xml:space="preserve">, via Hono’s </w:t>
+      </w:r>
+      <w:r>
+        <w:rPr>
+          <w:rFonts w:ascii="Consolas" w:eastAsia="Consolas" w:hAnsi="Consolas" w:cs="Consolas"/>
+          <w:color w:val="9A3412"/>
+          <w:sz w:val="19"/>
+          <w:szCs w:val="19"/>
+        </w:rPr>
+        <w:t>getConnInfo</w:t>
+      </w:r>
+      <w:r>
+        <w:t xml:space="preserve">. Behind a reverse proxy every request appears to come from the proxy, so you then read </w:t>
+      </w:r>
+      <w:r>
+        <w:rPr>
+          <w:rFonts w:ascii="Consolas" w:eastAsia="Consolas" w:hAnsi="Consolas" w:cs="Consolas"/>
+          <w:color w:val="9A3412"/>
+          <w:sz w:val="19"/>
+          <w:szCs w:val="19"/>
+        </w:rPr>
+        <w:t>X-Forwarded-For</w:t>
+      </w:r>
+      <w:r>
+        <w:t xml:space="preserve">, but </w:t>
+      </w:r>
+      <w:r>
+        <w:rPr>
+          <w:i/>
+          <w:iCs/>
+        </w:rPr>
+        <w:t>only</w:t>
+      </w:r>
+      <w:r>
+        <w:t xml:space="preserve"> the entry your own proxy added. Clients can send that header themselves.</w:t>
+      </w:r>
+    </w:p>
+    <w:p>
+      <w:pPr>
+        <w:pStyle w:val="ListParagraph"/>
+        <w:numPr>
+          <w:ilvl w:val="0"/>
+          <w:numId w:val="4"/>
+        </w:numPr>
+        <w:spacing w:after="60" w:line="276" w:lineRule="auto"/>
+      </w:pPr>
+      <w:r>
+        <w:rPr>
+          <w:b/>
+          <w:bCs/>
+        </w:rPr>
+        <w:t>IPv6 is keyed by /64.</w:t>
+      </w:r>
+      <w:r>
+        <w:t xml:space="preserve"> A single IPv6 user usually controls a /64 block, about 18 quintillion addresses, so a per-address limit is trivially dodged. </w:t>
+      </w:r>
+      <w:r>
+        <w:rPr>
+          <w:rFonts w:ascii="Consolas" w:eastAsia="Consolas" w:hAnsi="Consolas" w:cs="Consolas"/>
+          <w:color w:val="9A3412"/>
+          <w:sz w:val="19"/>
+          <w:szCs w:val="19"/>
+        </w:rPr>
+        <w:t>ipKey()</w:t>
+      </w:r>
+      <w:r>
+        <w:t xml:space="preserve"> reduces </w:t>
+      </w:r>
+      <w:r>
+        <w:rPr>
+          <w:rFonts w:ascii="Consolas" w:eastAsia="Consolas" w:hAnsi="Consolas" w:cs="Consolas"/>
+          <w:color w:val="9A3412"/>
+          <w:sz w:val="19"/>
+          <w:szCs w:val="19"/>
+        </w:rPr>
+        <w:t>2001:db8:85a3::8a2e:370:7334</w:t>
+      </w:r>
+      <w:r>
+        <w:t xml:space="preserve"> to </w:t>
+      </w:r>
+      <w:r>
+        <w:rPr>
+          <w:rFonts w:ascii="Consolas" w:eastAsia="Consolas" w:hAnsi="Consolas" w:cs="Consolas"/>
+          <w:color w:val="9A3412"/>
+          <w:sz w:val="19"/>
+          <w:szCs w:val="19"/>
+        </w:rPr>
+        <w:t>2001:db8:85a3:0::/64</w:t>
+      </w:r>
+      <w:r>
+        <w:t xml:space="preserve">, and maps </w:t>
+      </w:r>
+      <w:r>
+        <w:rPr>
+          <w:rFonts w:ascii="Consolas" w:eastAsia="Consolas" w:hAnsi="Consolas" w:cs="Consolas"/>
+          <w:color w:val="9A3412"/>
+          <w:sz w:val="19"/>
+          <w:szCs w:val="19"/>
+        </w:rPr>
+        <w:t>::ffff:1.2.3.4</w:t>
+      </w:r>
+      <w:r>
+        <w:t xml:space="preserve"> back to </w:t>
+      </w:r>
+      <w:r>
+        <w:rPr>
+          <w:rFonts w:ascii="Consolas" w:eastAsia="Consolas" w:hAnsi="Consolas" w:cs="Consolas"/>
+          <w:color w:val="9A3412"/>
+          <w:sz w:val="19"/>
+          <w:szCs w:val="19"/>
+        </w:rPr>
+        <w:t>1.2.3.4</w:t>
+      </w:r>
+      <w:r>
+        <w:t>.</w:t>
+      </w:r>
+    </w:p>
+    <w:p>
+      <w:pPr>
+        <w:pStyle w:val="ListParagraph"/>
+        <w:numPr>
+          <w:ilvl w:val="0"/>
+          <w:numId w:val="4"/>
+        </w:numPr>
+        <w:spacing w:after="60" w:line="276" w:lineRule="auto"/>
+      </w:pPr>
+      <w:r>
+        <w:rPr>
+          <w:b/>
+          <w:bCs/>
+        </w:rPr>
+        <w:t>Never key on something the client chooses freely.</w:t>
+      </w:r>
+      <w:r>
+        <w:t xml:space="preserve"> Keying the API limiter on the bearer token </w:t>
+      </w:r>
+      <w:r>
+        <w:rPr>
+          <w:i/>
+          <w:iCs/>
+        </w:rPr>
+        <w:t>sounds</w:t>
+      </w:r>
+      <w:r>
+        <w:t xml:space="preserve"> reasonable, but an attacker would send a different made-up token with every request and get a fresh bucket each time. The API is keyed by IP instead.</w:t>
+      </w:r>
+    </w:p>
+    <w:p>
+      <w:pPr>
+        <w:pStyle w:val="ListParagraph"/>
+        <w:numPr>
+          <w:ilvl w:val="0"/>
+          <w:numId w:val="4"/>
+        </w:numPr>
+        <w:spacing w:after="60" w:line="276" w:lineRule="auto"/>
+      </w:pPr>
+      <w:r>
+        <w:rPr>
+          <w:b/>
+          <w:bCs/>
+        </w:rPr>
+        <w:t>Normalize identifiers.</w:t>
+      </w:r>
+      <w:r>
+        <w:t xml:space="preserve"> Emails are lowercased first, so </w:t>
+      </w:r>
+      <w:r>
+        <w:rPr>
+          <w:rFonts w:ascii="Consolas" w:eastAsia="Consolas" w:hAnsi="Consolas" w:cs="Consolas"/>
+          <w:color w:val="9A3412"/>
+          <w:sz w:val="19"/>
+          <w:szCs w:val="19"/>
+        </w:rPr>
+        <w:t>ANA@Example.com</w:t>
+      </w:r>
+      <w:r>
+        <w:t xml:space="preserve"> cannot dodge the limit for </w:t>
+      </w:r>
+      <w:r>
+        <w:rPr>
+          <w:rFonts w:ascii="Consolas" w:eastAsia="Consolas" w:hAnsi="Consolas" w:cs="Consolas"/>
+          <w:color w:val="9A3412"/>
+          <w:sz w:val="19"/>
+          <w:szCs w:val="19"/>
+        </w:rPr>
+        <w:t>ana@example.com</w:t>
+      </w:r>
+      <w:r>
+        <w:t>.</w:t>
+      </w:r>
+    </w:p>
+    <w:p>
+      <w:pPr>
+        <w:spacing w:after="120" w:line="288" w:lineRule="auto"/>
+      </w:pPr>
+      <w:r>
+        <w:t xml:space="preserve">Login uses </w:t>
+      </w:r>
+      <w:r>
+        <w:rPr>
+          <w:b/>
+          <w:bCs/>
+        </w:rPr>
+        <w:t>two</w:t>
+      </w:r>
+      <w:r>
+        <w:t xml:space="preserve"> limits, as the Copenhagen Book recommends. Per IP (20 attempts per 15 minutes) stops one machine from guessing many accounts, and runs </w:t>
+      </w:r>
+      <w:r>
+        <w:rPr>
+          <w:i/>
+          <w:iCs/>
+        </w:rPr>
+        <w:t>before</w:t>
+      </w:r>
+      <w:r>
+        <w:t xml:space="preserve"> the password hash so floods cannot exhaust the CPU. Per email (10 per 15 minutes, in Postgres) stops a botnet from slowly guessing one account from many IPs. Both login paths, the HTML form and </w:t>
+      </w:r>
+      <w:r>
+        <w:rPr>
+          <w:rFonts w:ascii="Consolas" w:eastAsia="Consolas" w:hAnsi="Consolas" w:cs="Consolas"/>
+          <w:color w:val="9A3412"/>
+          <w:sz w:val="19"/>
+          <w:szCs w:val="19"/>
+        </w:rPr>
+        <w:t>POST /api/v1/tokens</w:t>
+      </w:r>
+      <w:r>
+        <w:t>, share the same budgets.</w:t>
+      </w:r>
+    </w:p>
+    <w:p>
+      <w:pPr>
+        <w:keepNext/>
+        <w:keepLines/>
+        <w:pBdr>
+          <w:left w:val="single" w:sz="24" w:space="10" w:color="0369A1"/>
+        </w:pBdr>
+        <w:shd w:val="clear" w:color="auto" w:fill="F0F9FF"/>
+        <w:spacing w:before="120" w:after="60" w:line="276" w:lineRule="auto"/>
+        <w:ind w:left="160" w:right="160"/>
+      </w:pPr>
+      <w:r>
+        <w:rPr>
+          <w:b/>
+          <w:bCs/>
+          <w:color w:val="0369A1"/>
+        </w:rPr>
+        <w:t>Trade-off: lockouts can be abused</w:t>
+      </w:r>
+    </w:p>
+    <w:p>
+      <w:pPr>
+        <w:keepNext/>
+        <w:keepLines/>
+        <w:pBdr>
+          <w:left w:val="single" w:sz="24" w:space="10" w:color="0369A1"/>
+        </w:pBdr>
+        <w:shd w:val="clear" w:color="auto" w:fill="F0F9FF"/>
+        <w:spacing w:after="60" w:line="276" w:lineRule="auto"/>
+        <w:ind w:left="160" w:right="160"/>
+      </w:pPr>
+      <w:r>
+        <w:t>•  A per-account limit lets anyone lock a victim out by failing on purpose. That is why the window is short (15 minutes), nothing is locked permanently, and the counter applies whether or not the account exists, so the limit does not reveal which emails are registered.</w:t>
+      </w:r>
+    </w:p>
+    <w:p>
+      <w:pPr>
+        <w:keepLines/>
+        <w:pBdr>
+          <w:left w:val="single" w:sz="24" w:space="10" w:color="0369A1"/>
+        </w:pBdr>
+        <w:shd w:val="clear" w:color="auto" w:fill="F0F9FF"/>
+        <w:spacing w:after="200" w:line="276" w:lineRule="auto"/>
+        <w:ind w:left="160" w:right="160"/>
+      </w:pPr>
+      <w:r>
+        <w:t>•  Stronger systems add CAPTCHAs or multi-factor authentication after a few failures instead of blocking outright.</w:t>
+      </w:r>
+    </w:p>
+    <w:p>
+      <w:pPr>
+        <w:pStyle w:val="Heading2"/>
+      </w:pPr>
+      <w:r>
+        <w:t>7.5 Telling the client</w:t>
+      </w:r>
+    </w:p>
+    <w:p>
+      <w:pPr>
+        <w:keepNext/>
+        <w:keepLines/>
+        <w:pBdr>
+          <w:left w:val="single" w:sz="12" w:space="8" w:color="D4D4D8"/>
+        </w:pBdr>
+        <w:shd w:val="clear" w:color="auto" w:fill="F4F4F5"/>
+        <w:spacing w:before="60"/>
+        <w:ind w:left="120" w:right="120"/>
+      </w:pPr>
+      <w:r>
+        <w:rPr>
+          <w:rFonts w:ascii="Consolas" w:eastAsia="Consolas" w:hAnsi="Consolas" w:cs="Consolas"/>
+          <w:color w:val="18181B"/>
+          <w:sz w:val="17"/>
+          <w:szCs w:val="17"/>
+        </w:rPr>
+        <w:t>HTTP/1.1 429 Too Many Requests</w:t>
+      </w:r>
+    </w:p>
+    <w:p>
+      <w:pPr>
+        <w:keepNext/>
+        <w:keepLines/>
+        <w:pBdr>
+          <w:left w:val="single" w:sz="12" w:space="8" w:color="D4D4D8"/>
+        </w:pBdr>
+        <w:shd w:val="clear" w:color="auto" w:fill="F4F4F5"/>
+        <w:ind w:left="120" w:right="120"/>
+      </w:pPr>
+      <w:r>
+        <w:rPr>
+          <w:rFonts w:ascii="Consolas" w:eastAsia="Consolas" w:hAnsi="Consolas" w:cs="Consolas"/>
+          <w:color w:val="18181B"/>
+          <w:sz w:val="17"/>
+          <w:szCs w:val="17"/>
+        </w:rPr>
+        <w:t>Retry-After: 1</w:t>
+      </w:r>
+    </w:p>
+    <w:p>
+      <w:pPr>
+        <w:keepNext/>
+        <w:keepLines/>
+        <w:pBdr>
+          <w:left w:val="single" w:sz="12" w:space="8" w:color="D4D4D8"/>
+        </w:pBdr>
+        <w:shd w:val="clear" w:color="auto" w:fill="F4F4F5"/>
+        <w:ind w:left="120" w:right="120"/>
+      </w:pPr>
+      <w:r>
+        <w:rPr>
+          <w:rFonts w:ascii="Consolas" w:eastAsia="Consolas" w:hAnsi="Consolas" w:cs="Consolas"/>
+          <w:color w:val="18181B"/>
+          <w:sz w:val="17"/>
+          <w:szCs w:val="17"/>
+        </w:rPr>
+        <w:t>RateLimit-Limit: 60</w:t>
+      </w:r>
+    </w:p>
+    <w:p>
+      <w:pPr>
+        <w:keepNext/>
+        <w:keepLines/>
+        <w:pBdr>
+          <w:left w:val="single" w:sz="12" w:space="8" w:color="D4D4D8"/>
+        </w:pBdr>
+        <w:shd w:val="clear" w:color="auto" w:fill="F4F4F5"/>
+        <w:ind w:left="120" w:right="120"/>
+      </w:pPr>
+      <w:r>
+        <w:rPr>
+          <w:rFonts w:ascii="Consolas" w:eastAsia="Consolas" w:hAnsi="Consolas" w:cs="Consolas"/>
+          <w:color w:val="18181B"/>
+          <w:sz w:val="17"/>
+          <w:szCs w:val="17"/>
+        </w:rPr>
+        <w:t>RateLimit-Remaining: 0</w:t>
+      </w:r>
+    </w:p>
+    <w:p>
+      <w:pPr>
+        <w:keepNext/>
+        <w:keepLines/>
+        <w:pBdr>
+          <w:left w:val="single" w:sz="12" w:space="8" w:color="D4D4D8"/>
+        </w:pBdr>
+        <w:shd w:val="clear" w:color="auto" w:fill="F4F4F5"/>
+        <w:ind w:left="120" w:right="120"/>
+      </w:pPr>
+      <w:r>
+        <w:rPr>
+          <w:rFonts w:ascii="Consolas" w:eastAsia="Consolas" w:hAnsi="Consolas" w:cs="Consolas"/>
+          <w:color w:val="18181B"/>
+          <w:sz w:val="17"/>
+          <w:szCs w:val="17"/>
+        </w:rPr>
+        <w:t>RateLimit-Reset: 1</w:t>
+      </w:r>
+    </w:p>
+    <w:p>
+      <w:pPr>
+        <w:keepNext/>
+        <w:keepLines/>
+        <w:pBdr>
+          <w:left w:val="single" w:sz="12" w:space="8" w:color="D4D4D8"/>
+        </w:pBdr>
+        <w:shd w:val="clear" w:color="auto" w:fill="F4F4F5"/>
+        <w:ind w:left="120" w:right="120"/>
+      </w:pPr>
+      <w:r>
+        <w:rPr>
+          <w:rFonts w:ascii="Consolas" w:eastAsia="Consolas" w:hAnsi="Consolas" w:cs="Consolas"/>
+          <w:color w:val="18181B"/>
+          <w:sz w:val="17"/>
+          <w:szCs w:val="17"/>
+        </w:rPr>
+        <w:t>Content-Type: application/json</w:t>
+      </w:r>
+    </w:p>
+    <w:p>
+      <w:pPr>
+        <w:keepNext/>
+        <w:keepLines/>
+        <w:pBdr>
+          <w:left w:val="single" w:sz="12" w:space="8" w:color="D4D4D8"/>
+        </w:pBdr>
+        <w:shd w:val="clear" w:color="auto" w:fill="F4F4F5"/>
+        <w:ind w:left="120" w:right="120"/>
+      </w:pPr>
+      <w:r>
+        <w:rPr>
+          <w:rFonts w:ascii="Consolas" w:eastAsia="Consolas" w:hAnsi="Consolas" w:cs="Consolas"/>
+          <w:color w:val="18181B"/>
+          <w:sz w:val="17"/>
+          <w:szCs w:val="17"/>
+        </w:rPr>
+        <w:t xml:space="preserve"> </w:t>
+      </w:r>
+    </w:p>
+    <w:p>
+      <w:pPr>
+        <w:keepLines/>
+        <w:pBdr>
+          <w:left w:val="single" w:sz="12" w:space="8" w:color="D4D4D8"/>
+        </w:pBdr>
+        <w:shd w:val="clear" w:color="auto" w:fill="F4F4F5"/>
+        <w:spacing w:after="160"/>
+        <w:ind w:left="120" w:right="120"/>
+      </w:pPr>
+      <w:r>
+        <w:rPr>
+          <w:rFonts w:ascii="Consolas" w:eastAsia="Consolas" w:hAnsi="Consolas" w:cs="Consolas"/>
+          <w:color w:val="18181B"/>
+          <w:sz w:val="17"/>
+          <w:szCs w:val="17"/>
+        </w:rPr>
+        <w:t>{ "error": { "code": "rate_limited", "message": "Too many requests. Retry in 1 second." } }</w:t>
+      </w:r>
+    </w:p>
+    <w:p>
+      <w:pPr>
+        <w:spacing w:after="120" w:line="288" w:lineRule="auto"/>
+      </w:pPr>
+      <w:r>
+        <w:rPr>
+          <w:rFonts w:ascii="Consolas" w:eastAsia="Consolas" w:hAnsi="Consolas" w:cs="Consolas"/>
+          <w:color w:val="9A3412"/>
+          <w:sz w:val="19"/>
+          <w:szCs w:val="19"/>
+        </w:rPr>
+        <w:lastRenderedPageBreak/>
+        <w:t>429</w:t>
+      </w:r>
+      <w:r>
+        <w:t xml:space="preserve"> and </w:t>
+      </w:r>
+      <w:r>
+        <w:rPr>
+          <w:rFonts w:ascii="Consolas" w:eastAsia="Consolas" w:hAnsi="Consolas" w:cs="Consolas"/>
+          <w:color w:val="9A3412"/>
+          <w:sz w:val="19"/>
+          <w:szCs w:val="19"/>
+        </w:rPr>
+        <w:t>Retry-After</w:t>
+      </w:r>
+      <w:r>
+        <w:t xml:space="preserve"> are standard. The </w:t>
+      </w:r>
+      <w:r>
+        <w:rPr>
+          <w:rFonts w:ascii="Consolas" w:eastAsia="Consolas" w:hAnsi="Consolas" w:cs="Consolas"/>
+          <w:color w:val="9A3412"/>
+          <w:sz w:val="19"/>
+          <w:szCs w:val="19"/>
+        </w:rPr>
+        <w:t>RateLimit-*</w:t>
+      </w:r>
+      <w:r>
+        <w:t xml:space="preserve"> fields come from an IETF draft that many APIs already use. Newer revisions of the draft are moving to structured </w:t>
+      </w:r>
+      <w:r>
+        <w:rPr>
+          <w:rFonts w:ascii="Consolas" w:eastAsia="Consolas" w:hAnsi="Consolas" w:cs="Consolas"/>
+          <w:color w:val="9A3412"/>
+          <w:sz w:val="19"/>
+          <w:szCs w:val="19"/>
+        </w:rPr>
+        <w:t>RateLimit</w:t>
+      </w:r>
+      <w:r>
+        <w:t xml:space="preserve"> and </w:t>
+      </w:r>
+      <w:r>
+        <w:rPr>
+          <w:rFonts w:ascii="Consolas" w:eastAsia="Consolas" w:hAnsi="Consolas" w:cs="Consolas"/>
+          <w:color w:val="9A3412"/>
+          <w:sz w:val="19"/>
+          <w:szCs w:val="19"/>
+        </w:rPr>
+        <w:t>RateLimit-Policy</w:t>
+      </w:r>
+      <w:r>
+        <w:t xml:space="preserve"> fields, so check the latest version before relying on the format. Successful responses carry the headers too, so well-behaved clients can slow down </w:t>
+      </w:r>
+      <w:r>
+        <w:rPr>
+          <w:i/>
+          <w:iCs/>
+        </w:rPr>
+        <w:t>before</w:t>
+      </w:r>
+      <w:r>
+        <w:t xml:space="preserve"> they hit the limit.</w:t>
+      </w:r>
+    </w:p>
+    <w:p>
+      <w:pPr>
+        <w:pStyle w:val="Heading2"/>
+      </w:pPr>
+      <w:r>
+        <w:t>7.6 One policy file</w:t>
+      </w:r>
+    </w:p>
+    <w:p>
+      <w:pPr>
+        <w:keepNext/>
+        <w:spacing w:before="120" w:after="40"/>
+      </w:pPr>
+      <w:r>
+        <w:rPr>
+          <w:color w:val="6B7280"/>
+          <w:sz w:val="18"/>
+          <w:szCs w:val="18"/>
+        </w:rPr>
+        <w:t>src/lib/limits.ts</w:t>
+      </w:r>
+    </w:p>
+    <w:p>
+      <w:pPr>
+        <w:keepNext/>
+        <w:keepLines/>
+        <w:pBdr>
+          <w:left w:val="single" w:sz="12" w:space="8" w:color="D4D4D8"/>
+        </w:pBdr>
+        <w:shd w:val="clear" w:color="auto" w:fill="F4F4F5"/>
+        <w:spacing w:before="60"/>
+        <w:ind w:left="120" w:right="120"/>
+      </w:pPr>
+      <w:r>
+        <w:rPr>
+          <w:rFonts w:ascii="Consolas" w:eastAsia="Consolas" w:hAnsi="Consolas" w:cs="Consolas"/>
+          <w:color w:val="18181B"/>
+          <w:sz w:val="17"/>
+          <w:szCs w:val="17"/>
+        </w:rPr>
+        <w:t>export const limits = {</w:t>
+      </w:r>
+    </w:p>
+    <w:p>
+      <w:pPr>
+        <w:keepNext/>
+        <w:keepLines/>
+        <w:pBdr>
+          <w:left w:val="single" w:sz="12" w:space="8" w:color="D4D4D8"/>
+        </w:pBdr>
+        <w:shd w:val="clear" w:color="auto" w:fill="F4F4F5"/>
+        <w:ind w:left="120" w:right="120"/>
+      </w:pPr>
+      <w:r>
+        <w:rPr>
+          <w:rFonts w:ascii="Consolas" w:eastAsia="Consolas" w:hAnsi="Consolas" w:cs="Consolas"/>
+          <w:color w:val="18181B"/>
+          <w:sz w:val="17"/>
+          <w:szCs w:val="17"/>
+        </w:rPr>
+        <w:t xml:space="preserve">  api: tokenBucket({ capacity: 60, refill: { tokens: 1, every: '1s' } }),</w:t>
+      </w:r>
+    </w:p>
+    <w:p>
+      <w:pPr>
+        <w:keepNext/>
+        <w:keepLines/>
+        <w:pBdr>
+          <w:left w:val="single" w:sz="12" w:space="8" w:color="D4D4D8"/>
+        </w:pBdr>
+        <w:shd w:val="clear" w:color="auto" w:fill="F4F4F5"/>
+        <w:ind w:left="120" w:right="120"/>
+      </w:pPr>
+      <w:r>
+        <w:rPr>
+          <w:rFonts w:ascii="Consolas" w:eastAsia="Consolas" w:hAnsi="Consolas" w:cs="Consolas"/>
+          <w:color w:val="18181B"/>
+          <w:sz w:val="17"/>
+          <w:szCs w:val="17"/>
+        </w:rPr>
+        <w:t xml:space="preserve">  loginPerIp: slidingWindowLog({ limit: 20, window: '15m' }),</w:t>
+      </w:r>
+    </w:p>
+    <w:p>
+      <w:pPr>
+        <w:keepNext/>
+        <w:keepLines/>
+        <w:pBdr>
+          <w:left w:val="single" w:sz="12" w:space="8" w:color="D4D4D8"/>
+        </w:pBdr>
+        <w:shd w:val="clear" w:color="auto" w:fill="F4F4F5"/>
+        <w:ind w:left="120" w:right="120"/>
+      </w:pPr>
+      <w:r>
+        <w:rPr>
+          <w:rFonts w:ascii="Consolas" w:eastAsia="Consolas" w:hAnsi="Consolas" w:cs="Consolas"/>
+          <w:color w:val="18181B"/>
+          <w:sz w:val="17"/>
+          <w:szCs w:val="17"/>
+        </w:rPr>
+        <w:t xml:space="preserve">  loginPerEmail: pgFixedWindow({ name: 'login-email', limit: 10, window: '15m' }),</w:t>
+      </w:r>
+    </w:p>
+    <w:p>
+      <w:pPr>
+        <w:keepNext/>
+        <w:keepLines/>
+        <w:pBdr>
+          <w:left w:val="single" w:sz="12" w:space="8" w:color="D4D4D8"/>
+        </w:pBdr>
+        <w:shd w:val="clear" w:color="auto" w:fill="F4F4F5"/>
+        <w:ind w:left="120" w:right="120"/>
+      </w:pPr>
+      <w:r>
+        <w:rPr>
+          <w:rFonts w:ascii="Consolas" w:eastAsia="Consolas" w:hAnsi="Consolas" w:cs="Consolas"/>
+          <w:color w:val="18181B"/>
+          <w:sz w:val="17"/>
+          <w:szCs w:val="17"/>
+        </w:rPr>
+        <w:t xml:space="preserve">  registerPerIp: slidingWindowCounter({ limit: 10, window: '1h' }),</w:t>
+      </w:r>
+    </w:p>
+    <w:p>
+      <w:pPr>
+        <w:keepLines/>
+        <w:pBdr>
+          <w:left w:val="single" w:sz="12" w:space="8" w:color="D4D4D8"/>
+        </w:pBdr>
+        <w:shd w:val="clear" w:color="auto" w:fill="F4F4F5"/>
+        <w:spacing w:after="160"/>
+        <w:ind w:left="120" w:right="120"/>
+      </w:pPr>
+      <w:r>
+        <w:rPr>
+          <w:rFonts w:ascii="Consolas" w:eastAsia="Consolas" w:hAnsi="Consolas" w:cs="Consolas"/>
+          <w:color w:val="18181B"/>
+          <w:sz w:val="17"/>
+          <w:szCs w:val="17"/>
+        </w:rPr>
+        <w:t>} satisfies Record&lt;string, RateLimiter&gt;</w:t>
+      </w:r>
+    </w:p>
+    <w:p>
+      <w:pPr>
+        <w:spacing w:after="120" w:line="288" w:lineRule="auto"/>
+      </w:pPr>
+      <w:r>
+        <w:t>Applying a limit is one middleware argument, with a callback for the response:</w:t>
+      </w:r>
+    </w:p>
+    <w:p>
+      <w:pPr>
+        <w:keepNext/>
+        <w:spacing w:before="120" w:after="40"/>
+      </w:pPr>
+      <w:r>
+        <w:rPr>
+          <w:color w:val="6B7280"/>
+          <w:sz w:val="18"/>
+          <w:szCs w:val="18"/>
+        </w:rPr>
+        <w:t>src/controllers/shop.tsx (abridged)</w:t>
+      </w:r>
+    </w:p>
+    <w:p>
+      <w:pPr>
+        <w:keepNext/>
+        <w:keepLines/>
+        <w:pBdr>
+          <w:left w:val="single" w:sz="12" w:space="8" w:color="D4D4D8"/>
+        </w:pBdr>
+        <w:shd w:val="clear" w:color="auto" w:fill="F4F4F5"/>
+        <w:spacing w:before="60"/>
+        <w:ind w:left="120" w:right="120"/>
+      </w:pPr>
+      <w:r>
+        <w:rPr>
+          <w:rFonts w:ascii="Consolas" w:eastAsia="Consolas" w:hAnsi="Consolas" w:cs="Consolas"/>
+          <w:color w:val="18181B"/>
+          <w:sz w:val="17"/>
+          <w:szCs w:val="17"/>
+        </w:rPr>
+        <w:t>.post('/login',</w:t>
+      </w:r>
+    </w:p>
+    <w:p>
+      <w:pPr>
+        <w:keepNext/>
+        <w:keepLines/>
+        <w:pBdr>
+          <w:left w:val="single" w:sz="12" w:space="8" w:color="D4D4D8"/>
+        </w:pBdr>
+        <w:shd w:val="clear" w:color="auto" w:fill="F4F4F5"/>
+        <w:ind w:left="120" w:right="120"/>
+      </w:pPr>
+      <w:r>
+        <w:rPr>
+          <w:rFonts w:ascii="Consolas" w:eastAsia="Consolas" w:hAnsi="Consolas" w:cs="Consolas"/>
+          <w:color w:val="18181B"/>
+          <w:sz w:val="17"/>
+          <w:szCs w:val="17"/>
+        </w:rPr>
+        <w:t xml:space="preserve">  rateLimit(limits.loginPerIp, clientIp, async (c, d) =&gt;</w:t>
+      </w:r>
+    </w:p>
+    <w:p>
+      <w:pPr>
+        <w:keepNext/>
+        <w:keepLines/>
+        <w:pBdr>
+          <w:left w:val="single" w:sz="12" w:space="8" w:color="D4D4D8"/>
+        </w:pBdr>
+        <w:shd w:val="clear" w:color="auto" w:fill="F4F4F5"/>
+        <w:ind w:left="120" w:right="120"/>
+      </w:pPr>
+      <w:r>
+        <w:rPr>
+          <w:rFonts w:ascii="Consolas" w:eastAsia="Consolas" w:hAnsi="Consolas" w:cs="Consolas"/>
+          <w:color w:val="18181B"/>
+          <w:sz w:val="17"/>
+          <w:szCs w:val="17"/>
+        </w:rPr>
+        <w:t xml:space="preserve">    loginError(c, await formRedirect(c), `Too many login attempts. Try again ${retryText(d.retryAfterMs)}.`, 429)),</w:t>
+      </w:r>
+    </w:p>
+    <w:p>
+      <w:pPr>
+        <w:keepLines/>
+        <w:pBdr>
+          <w:left w:val="single" w:sz="12" w:space="8" w:color="D4D4D8"/>
+        </w:pBdr>
+        <w:shd w:val="clear" w:color="auto" w:fill="F4F4F5"/>
+        <w:spacing w:after="160"/>
+        <w:ind w:left="120" w:right="120"/>
+      </w:pPr>
+      <w:r>
+        <w:rPr>
+          <w:rFonts w:ascii="Consolas" w:eastAsia="Consolas" w:hAnsi="Consolas" w:cs="Consolas"/>
+          <w:color w:val="18181B"/>
+          <w:sz w:val="17"/>
+          <w:szCs w:val="17"/>
+        </w:rPr>
+        <w:t xml:space="preserve">  async (c) =&gt; { /* per-email check, then verify the password */ })</w:t>
+      </w:r>
+    </w:p>
+    <w:p>
+      <w:pPr>
+        <w:keepNext/>
+        <w:keepLines/>
+        <w:pBdr>
+          <w:left w:val="single" w:sz="24" w:space="10" w:color="C94318"/>
+        </w:pBdr>
+        <w:shd w:val="clear" w:color="auto" w:fill="FEF2EE"/>
+        <w:spacing w:before="120" w:after="60" w:line="276" w:lineRule="auto"/>
+        <w:ind w:left="160" w:right="160"/>
+      </w:pPr>
+      <w:r>
+        <w:rPr>
+          <w:b/>
+          <w:bCs/>
+          <w:color w:val="C94318"/>
+        </w:rPr>
+        <w:t>Type safety</w:t>
+      </w:r>
+    </w:p>
+    <w:p>
+      <w:pPr>
+        <w:keepNext/>
+        <w:keepLines/>
+        <w:pBdr>
+          <w:left w:val="single" w:sz="24" w:space="10" w:color="C94318"/>
+        </w:pBdr>
+        <w:shd w:val="clear" w:color="auto" w:fill="FEF2EE"/>
+        <w:spacing w:after="60" w:line="276" w:lineRule="auto"/>
+        <w:ind w:left="160" w:right="160"/>
+      </w:pPr>
+      <w:r>
+        <w:t xml:space="preserve">•  </w:t>
+      </w:r>
+      <w:r>
+        <w:rPr>
+          <w:b/>
+          <w:bCs/>
+        </w:rPr>
+        <w:t>Template literal types:</w:t>
+      </w:r>
+      <w:r>
+        <w:t xml:space="preserve"> </w:t>
+      </w:r>
+      <w:r>
+        <w:rPr>
+          <w:rFonts w:ascii="Consolas" w:eastAsia="Consolas" w:hAnsi="Consolas" w:cs="Consolas"/>
+          <w:color w:val="9A3412"/>
+          <w:sz w:val="19"/>
+          <w:szCs w:val="19"/>
+        </w:rPr>
+        <w:t>Duration</w:t>
+      </w:r>
+      <w:r>
+        <w:t xml:space="preserve"> (shown in 7.2) is any number followed by </w:t>
+      </w:r>
+      <w:r>
+        <w:rPr>
+          <w:rFonts w:ascii="Consolas" w:eastAsia="Consolas" w:hAnsi="Consolas" w:cs="Consolas"/>
+          <w:color w:val="9A3412"/>
+          <w:sz w:val="19"/>
+          <w:szCs w:val="19"/>
+        </w:rPr>
+        <w:t>ms</w:t>
+      </w:r>
+      <w:r>
+        <w:t xml:space="preserve">, </w:t>
+      </w:r>
+      <w:r>
+        <w:rPr>
+          <w:rFonts w:ascii="Consolas" w:eastAsia="Consolas" w:hAnsi="Consolas" w:cs="Consolas"/>
+          <w:color w:val="9A3412"/>
+          <w:sz w:val="19"/>
+          <w:szCs w:val="19"/>
+        </w:rPr>
+        <w:t>s</w:t>
+      </w:r>
+      <w:r>
+        <w:t xml:space="preserve">, </w:t>
+      </w:r>
+      <w:r>
+        <w:rPr>
+          <w:rFonts w:ascii="Consolas" w:eastAsia="Consolas" w:hAnsi="Consolas" w:cs="Consolas"/>
+          <w:color w:val="9A3412"/>
+          <w:sz w:val="19"/>
+          <w:szCs w:val="19"/>
+        </w:rPr>
+        <w:t>m</w:t>
+      </w:r>
+      <w:r>
+        <w:t xml:space="preserve"> or </w:t>
+      </w:r>
+      <w:r>
+        <w:rPr>
+          <w:rFonts w:ascii="Consolas" w:eastAsia="Consolas" w:hAnsi="Consolas" w:cs="Consolas"/>
+          <w:color w:val="9A3412"/>
+          <w:sz w:val="19"/>
+          <w:szCs w:val="19"/>
+        </w:rPr>
+        <w:t>h</w:t>
+      </w:r>
+      <w:r>
+        <w:t xml:space="preserve">. Writing </w:t>
+      </w:r>
+      <w:r>
+        <w:rPr>
+          <w:rFonts w:ascii="Consolas" w:eastAsia="Consolas" w:hAnsi="Consolas" w:cs="Consolas"/>
+          <w:color w:val="9A3412"/>
+          <w:sz w:val="19"/>
+          <w:szCs w:val="19"/>
+        </w:rPr>
+        <w:t>window: "15m"</w:t>
+      </w:r>
+      <w:r>
+        <w:t xml:space="preserve"> compiles; </w:t>
+      </w:r>
+      <w:r>
+        <w:rPr>
+          <w:rFonts w:ascii="Consolas" w:eastAsia="Consolas" w:hAnsi="Consolas" w:cs="Consolas"/>
+          <w:color w:val="9A3412"/>
+          <w:sz w:val="19"/>
+          <w:szCs w:val="19"/>
+        </w:rPr>
+        <w:t>"15 minutes"</w:t>
+      </w:r>
+      <w:r>
+        <w:t xml:space="preserve"> or a bare </w:t>
+      </w:r>
+      <w:r>
+        <w:rPr>
+          <w:rFonts w:ascii="Consolas" w:eastAsia="Consolas" w:hAnsi="Consolas" w:cs="Consolas"/>
+          <w:color w:val="9A3412"/>
+          <w:sz w:val="19"/>
+          <w:szCs w:val="19"/>
+        </w:rPr>
+        <w:t>15</w:t>
+      </w:r>
+      <w:r>
+        <w:t xml:space="preserve"> (seconds? milliseconds?) does not. Unit mistakes become compile errors.</w:t>
+      </w:r>
+    </w:p>
+    <w:p>
+      <w:pPr>
+        <w:keepNext/>
+        <w:keepLines/>
+        <w:pBdr>
+          <w:left w:val="single" w:sz="24" w:space="10" w:color="C94318"/>
+        </w:pBdr>
+        <w:shd w:val="clear" w:color="auto" w:fill="FEF2EE"/>
+        <w:spacing w:after="60" w:line="276" w:lineRule="auto"/>
+        <w:ind w:left="160" w:right="160"/>
+      </w:pPr>
+      <w:r>
+        <w:t xml:space="preserve">•  The </w:t>
+      </w:r>
+      <w:r>
+        <w:rPr>
+          <w:rFonts w:ascii="Consolas" w:eastAsia="Consolas" w:hAnsi="Consolas" w:cs="Consolas"/>
+          <w:color w:val="9A3412"/>
+          <w:sz w:val="19"/>
+          <w:szCs w:val="19"/>
+        </w:rPr>
+        <w:t>Decision</w:t>
+      </w:r>
+      <w:r>
+        <w:t xml:space="preserve"> union means </w:t>
+      </w:r>
+      <w:r>
+        <w:rPr>
+          <w:rFonts w:ascii="Consolas" w:eastAsia="Consolas" w:hAnsi="Consolas" w:cs="Consolas"/>
+          <w:color w:val="9A3412"/>
+          <w:sz w:val="19"/>
+          <w:szCs w:val="19"/>
+        </w:rPr>
+        <w:t>retryAfterMs</w:t>
+      </w:r>
+      <w:r>
+        <w:t xml:space="preserve"> exists only when </w:t>
+      </w:r>
+      <w:r>
+        <w:rPr>
+          <w:rFonts w:ascii="Consolas" w:eastAsia="Consolas" w:hAnsi="Consolas" w:cs="Consolas"/>
+          <w:color w:val="9A3412"/>
+          <w:sz w:val="19"/>
+          <w:szCs w:val="19"/>
+        </w:rPr>
+        <w:t>allowed</w:t>
+      </w:r>
+      <w:r>
+        <w:t xml:space="preserve"> is false. The middleware’s callback is typed </w:t>
+      </w:r>
+      <w:r>
+        <w:rPr>
+          <w:rFonts w:ascii="Consolas" w:eastAsia="Consolas" w:hAnsi="Consolas" w:cs="Consolas"/>
+          <w:color w:val="9A3412"/>
+          <w:sz w:val="19"/>
+          <w:szCs w:val="19"/>
+        </w:rPr>
+        <w:t>Extract&lt;Decision, { allowed: false }&gt;</w:t>
+      </w:r>
+      <w:r>
+        <w:t xml:space="preserve">, so inside it </w:t>
+      </w:r>
+      <w:r>
+        <w:rPr>
+          <w:rFonts w:ascii="Consolas" w:eastAsia="Consolas" w:hAnsi="Consolas" w:cs="Consolas"/>
+          <w:color w:val="9A3412"/>
+          <w:sz w:val="19"/>
+          <w:szCs w:val="19"/>
+        </w:rPr>
+        <w:t>d.retryAfterMs</w:t>
+      </w:r>
+      <w:r>
+        <w:t xml:space="preserve"> needs no check at all.</w:t>
+      </w:r>
+    </w:p>
+    <w:p>
+      <w:pPr>
+        <w:keepNext/>
+        <w:keepLines/>
+        <w:pBdr>
+          <w:left w:val="single" w:sz="24" w:space="10" w:color="C94318"/>
+        </w:pBdr>
+        <w:shd w:val="clear" w:color="auto" w:fill="FEF2EE"/>
+        <w:spacing w:after="60" w:line="276" w:lineRule="auto"/>
+        <w:ind w:left="160" w:right="160"/>
+      </w:pPr>
+      <w:r>
+        <w:t xml:space="preserve">•  </w:t>
+      </w:r>
+      <w:r>
+        <w:rPr>
+          <w:rFonts w:ascii="Consolas" w:eastAsia="Consolas" w:hAnsi="Consolas" w:cs="Consolas"/>
+          <w:color w:val="9A3412"/>
+          <w:sz w:val="19"/>
+          <w:szCs w:val="19"/>
+        </w:rPr>
+        <w:t>take</w:t>
+      </w:r>
+      <w:r>
+        <w:t xml:space="preserve"> returns </w:t>
+      </w:r>
+      <w:r>
+        <w:rPr>
+          <w:rFonts w:ascii="Consolas" w:eastAsia="Consolas" w:hAnsi="Consolas" w:cs="Consolas"/>
+          <w:color w:val="9A3412"/>
+          <w:sz w:val="19"/>
+          <w:szCs w:val="19"/>
+        </w:rPr>
+        <w:t>Decision | Promise&lt;Decision&gt;</w:t>
+      </w:r>
+      <w:r>
+        <w:t xml:space="preserve">: synchronous memory limiters and the async Postgres limiter share one type, and </w:t>
+      </w:r>
+      <w:r>
+        <w:rPr>
+          <w:rFonts w:ascii="Consolas" w:eastAsia="Consolas" w:hAnsi="Consolas" w:cs="Consolas"/>
+          <w:color w:val="9A3412"/>
+          <w:sz w:val="19"/>
+          <w:szCs w:val="19"/>
+        </w:rPr>
+        <w:t>await</w:t>
+      </w:r>
+      <w:r>
+        <w:t xml:space="preserve"> handles both.</w:t>
+      </w:r>
+    </w:p>
+    <w:p>
+      <w:pPr>
+        <w:keepNext/>
+        <w:keepLines/>
+        <w:pBdr>
+          <w:left w:val="single" w:sz="24" w:space="10" w:color="C94318"/>
+        </w:pBdr>
+        <w:shd w:val="clear" w:color="auto" w:fill="FEF2EE"/>
+        <w:spacing w:after="60" w:line="276" w:lineRule="auto"/>
+        <w:ind w:left="160" w:right="160"/>
+      </w:pPr>
+      <w:r>
+        <w:t xml:space="preserve">•  </w:t>
+      </w:r>
+      <w:r>
+        <w:rPr>
+          <w:rFonts w:ascii="Consolas" w:eastAsia="Consolas" w:hAnsi="Consolas" w:cs="Consolas"/>
+          <w:color w:val="9A3412"/>
+          <w:sz w:val="19"/>
+          <w:szCs w:val="19"/>
+        </w:rPr>
+        <w:t>satisfies Record&lt;string, RateLimiter&gt;</w:t>
+      </w:r>
+      <w:r>
+        <w:t xml:space="preserve"> checks every entry while keeping the exact keys: </w:t>
+      </w:r>
+      <w:r>
+        <w:rPr>
+          <w:rFonts w:ascii="Consolas" w:eastAsia="Consolas" w:hAnsi="Consolas" w:cs="Consolas"/>
+          <w:color w:val="9A3412"/>
+          <w:sz w:val="19"/>
+          <w:szCs w:val="19"/>
+        </w:rPr>
+        <w:t>limits.loginPerEmial</w:t>
+      </w:r>
+      <w:r>
+        <w:t xml:space="preserve"> is a compile error. Annotating </w:t>
+      </w:r>
+      <w:r>
+        <w:rPr>
+          <w:rFonts w:ascii="Consolas" w:eastAsia="Consolas" w:hAnsi="Consolas" w:cs="Consolas"/>
+          <w:color w:val="9A3412"/>
+          <w:sz w:val="19"/>
+          <w:szCs w:val="19"/>
+        </w:rPr>
+        <w:t>: Record&lt;string, RateLimiter&gt;</w:t>
+      </w:r>
+      <w:r>
+        <w:t xml:space="preserve"> instead would accept any key name.</w:t>
+      </w:r>
+    </w:p>
+    <w:p>
+      <w:pPr>
+        <w:keepLines/>
+        <w:pBdr>
+          <w:left w:val="single" w:sz="24" w:space="10" w:color="C94318"/>
+        </w:pBdr>
+        <w:shd w:val="clear" w:color="auto" w:fill="FEF2EE"/>
+        <w:spacing w:after="200" w:line="276" w:lineRule="auto"/>
+        <w:ind w:left="160" w:right="160"/>
+      </w:pPr>
+      <w:r>
+        <w:t>•  Time is a parameter (</w:t>
+      </w:r>
+      <w:r>
+        <w:rPr>
+          <w:rFonts w:ascii="Consolas" w:eastAsia="Consolas" w:hAnsi="Consolas" w:cs="Consolas"/>
+          <w:color w:val="9A3412"/>
+          <w:sz w:val="19"/>
+          <w:szCs w:val="19"/>
+        </w:rPr>
+        <w:t>now</w:t>
+      </w:r>
+      <w:r>
+        <w:t xml:space="preserve">), not a hidden global. Tests pass explicit times instead of mocking </w:t>
+      </w:r>
+      <w:r>
+        <w:rPr>
+          <w:rFonts w:ascii="Consolas" w:eastAsia="Consolas" w:hAnsi="Consolas" w:cs="Consolas"/>
+          <w:color w:val="9A3412"/>
+          <w:sz w:val="19"/>
+          <w:szCs w:val="19"/>
+        </w:rPr>
+        <w:t>Date</w:t>
+      </w:r>
+      <w:r>
+        <w:t xml:space="preserve"> or sleeping, so they are fast and never flaky.</w:t>
+      </w:r>
+    </w:p>
+    <w:p>
+      <w:pPr>
+        <w:pStyle w:val="Heading2"/>
+      </w:pPr>
+      <w:r>
+        <w:t>Try it</w:t>
+      </w:r>
+    </w:p>
+    <w:p>
+      <w:pPr>
+        <w:keepNext/>
+        <w:keepLines/>
+        <w:pBdr>
+          <w:left w:val="single" w:sz="12" w:space="8" w:color="D4D4D8"/>
+        </w:pBdr>
+        <w:shd w:val="clear" w:color="auto" w:fill="F4F4F5"/>
+        <w:spacing w:before="60"/>
+        <w:ind w:left="120" w:right="120"/>
+      </w:pPr>
+      <w:r>
+        <w:rPr>
+          <w:rFonts w:ascii="Consolas" w:eastAsia="Consolas" w:hAnsi="Consolas" w:cs="Consolas"/>
+          <w:color w:val="18181B"/>
+          <w:sz w:val="17"/>
+          <w:szCs w:val="17"/>
+        </w:rPr>
+        <w:t>bun test test/unit/rate-limit.test.ts          # 22 tests, every algorithm, no waiting</w:t>
+      </w:r>
+    </w:p>
+    <w:p>
+      <w:pPr>
+        <w:keepNext/>
+        <w:keepLines/>
+        <w:pBdr>
+          <w:left w:val="single" w:sz="12" w:space="8" w:color="D4D4D8"/>
+        </w:pBdr>
+        <w:shd w:val="clear" w:color="auto" w:fill="F4F4F5"/>
+        <w:ind w:left="120" w:right="120"/>
+      </w:pPr>
+      <w:r>
+        <w:rPr>
+          <w:rFonts w:ascii="Consolas" w:eastAsia="Consolas" w:hAnsi="Consolas" w:cs="Consolas"/>
+          <w:color w:val="18181B"/>
+          <w:sz w:val="17"/>
+          <w:szCs w:val="17"/>
+        </w:rPr>
+        <w:t>bun test test/integration/rate-limit.test.ts   # 429s, headers, shared budgets, Postgres race</w:t>
+      </w:r>
+    </w:p>
+    <w:p>
+      <w:pPr>
+        <w:keepNext/>
+        <w:keepLines/>
+        <w:pBdr>
+          <w:left w:val="single" w:sz="12" w:space="8" w:color="D4D4D8"/>
+        </w:pBdr>
+        <w:shd w:val="clear" w:color="auto" w:fill="F4F4F5"/>
+        <w:ind w:left="120" w:right="120"/>
+      </w:pPr>
+      <w:r>
+        <w:rPr>
+          <w:rFonts w:ascii="Consolas" w:eastAsia="Consolas" w:hAnsi="Consolas" w:cs="Consolas"/>
+          <w:color w:val="18181B"/>
+          <w:sz w:val="17"/>
+          <w:szCs w:val="17"/>
+        </w:rPr>
+        <w:t xml:space="preserve"> </w:t>
+      </w:r>
+    </w:p>
+    <w:p>
+      <w:pPr>
+        <w:keepNext/>
+        <w:keepLines/>
+        <w:pBdr>
+          <w:left w:val="single" w:sz="12" w:space="8" w:color="D4D4D8"/>
+        </w:pBdr>
+        <w:shd w:val="clear" w:color="auto" w:fill="F4F4F5"/>
+        <w:ind w:left="120" w:right="120"/>
+      </w:pPr>
+      <w:r>
+        <w:rPr>
+          <w:rFonts w:ascii="Consolas" w:eastAsia="Consolas" w:hAnsi="Consolas" w:cs="Consolas"/>
+          <w:color w:val="18181B"/>
+          <w:sz w:val="17"/>
+          <w:szCs w:val="17"/>
+        </w:rPr>
+        <w:t># against a running server: 10 wrong passwords, then 429</w:t>
+      </w:r>
+    </w:p>
+    <w:p>
+      <w:pPr>
+        <w:keepNext/>
+        <w:keepLines/>
+        <w:pBdr>
+          <w:left w:val="single" w:sz="12" w:space="8" w:color="D4D4D8"/>
+        </w:pBdr>
+        <w:shd w:val="clear" w:color="auto" w:fill="F4F4F5"/>
+        <w:ind w:left="120" w:right="120"/>
+      </w:pPr>
+      <w:r>
+        <w:rPr>
+          <w:rFonts w:ascii="Consolas" w:eastAsia="Consolas" w:hAnsi="Consolas" w:cs="Consolas"/>
+          <w:color w:val="18181B"/>
+          <w:sz w:val="17"/>
+          <w:szCs w:val="17"/>
+        </w:rPr>
+        <w:t>for i in $(seq 1 11); do</w:t>
+      </w:r>
+    </w:p>
+    <w:p>
+      <w:pPr>
+        <w:keepNext/>
+        <w:keepLines/>
+        <w:pBdr>
+          <w:left w:val="single" w:sz="12" w:space="8" w:color="D4D4D8"/>
+        </w:pBdr>
+        <w:shd w:val="clear" w:color="auto" w:fill="F4F4F5"/>
+        <w:ind w:left="120" w:right="120"/>
+      </w:pPr>
+      <w:r>
+        <w:rPr>
+          <w:rFonts w:ascii="Consolas" w:eastAsia="Consolas" w:hAnsi="Consolas" w:cs="Consolas"/>
+          <w:color w:val="18181B"/>
+          <w:sz w:val="17"/>
+          <w:szCs w:val="17"/>
+        </w:rPr>
+        <w:t xml:space="preserve">  curl -s -o /dev/null -w '%{http_code} ' -H 'Origin: http://localhost:3000' \</w:t>
+      </w:r>
+    </w:p>
+    <w:p>
+      <w:pPr>
+        <w:keepNext/>
+        <w:keepLines/>
+        <w:pBdr>
+          <w:left w:val="single" w:sz="12" w:space="8" w:color="D4D4D8"/>
+        </w:pBdr>
+        <w:shd w:val="clear" w:color="auto" w:fill="F4F4F5"/>
+        <w:ind w:left="120" w:right="120"/>
+      </w:pPr>
+      <w:r>
+        <w:rPr>
+          <w:rFonts w:ascii="Consolas" w:eastAsia="Consolas" w:hAnsi="Consolas" w:cs="Consolas"/>
+          <w:color w:val="18181B"/>
+          <w:sz w:val="17"/>
+          <w:szCs w:val="17"/>
+        </w:rPr>
+        <w:t xml:space="preserve">    -d 'email=victim@example.com&amp;password=nope' localhost:3000/shop/login</w:t>
+      </w:r>
+    </w:p>
+    <w:p>
+      <w:pPr>
+        <w:keepLines/>
+        <w:pBdr>
+          <w:left w:val="single" w:sz="12" w:space="8" w:color="D4D4D8"/>
+        </w:pBdr>
+        <w:shd w:val="clear" w:color="auto" w:fill="F4F4F5"/>
+        <w:spacing w:after="160"/>
+        <w:ind w:left="120" w:right="120"/>
+      </w:pPr>
+      <w:r>
+        <w:rPr>
+          <w:rFonts w:ascii="Consolas" w:eastAsia="Consolas" w:hAnsi="Consolas" w:cs="Consolas"/>
+          <w:color w:val="18181B"/>
+          <w:sz w:val="17"/>
+          <w:szCs w:val="17"/>
+        </w:rPr>
+        <w:t>done</w:t>
+      </w:r>
+    </w:p>
+    <w:p>
+      <w:pPr>
+        <w:pStyle w:val="Heading2"/>
+      </w:pPr>
+      <w:r>
+        <w:lastRenderedPageBreak/>
+        <w:t>Exercises</w:t>
+      </w:r>
+    </w:p>
+    <w:p>
+      <w:pPr>
+        <w:pStyle w:val="ListParagraph"/>
+        <w:numPr>
+          <w:ilvl w:val="0"/>
+          <w:numId w:val="13"/>
+        </w:numPr>
+        <w:spacing w:after="80" w:line="276" w:lineRule="auto"/>
+      </w:pPr>
+      <w:r>
+        <w:t>The Copenhagen Book suggests increasing the lockout each time it triggers. Implement exponential backoff for the per-email limit (15 minutes, then 30, then 60…).</w:t>
+      </w:r>
+    </w:p>
+    <w:p>
+      <w:pPr>
+        <w:pStyle w:val="ListParagraph"/>
+        <w:numPr>
+          <w:ilvl w:val="0"/>
+          <w:numId w:val="13"/>
+        </w:numPr>
+        <w:spacing w:after="80" w:line="276" w:lineRule="auto"/>
+      </w:pPr>
+      <w:r>
+        <w:t xml:space="preserve">Count only </w:t>
+      </w:r>
+      <w:r>
+        <w:rPr>
+          <w:i/>
+          <w:iCs/>
+        </w:rPr>
+        <w:t>failed</w:t>
+      </w:r>
+      <w:r>
+        <w:t xml:space="preserve"> logins and reset on success. What race condition does the separate “check, then record failure” step introduce, and how would you close it?</w:t>
+      </w:r>
+    </w:p>
+    <w:p>
+      <w:pPr>
+        <w:pStyle w:val="ListParagraph"/>
+        <w:numPr>
+          <w:ilvl w:val="0"/>
+          <w:numId w:val="13"/>
+        </w:numPr>
+        <w:spacing w:after="80" w:line="276" w:lineRule="auto"/>
+      </w:pPr>
+      <w:r>
+        <w:t xml:space="preserve">Implement the leaky bucket as a </w:t>
+      </w:r>
+      <w:r>
+        <w:rPr>
+          <w:i/>
+          <w:iCs/>
+        </w:rPr>
+        <w:t>queue</w:t>
+      </w:r>
+      <w:r>
+        <w:t>: delay checkout requests instead of rejecting them. What should happen when the queue is full?</w:t>
+      </w:r>
+    </w:p>
+    <w:p>
+      <w:pPr>
+        <w:pStyle w:val="ListParagraph"/>
+        <w:numPr>
+          <w:ilvl w:val="0"/>
+          <w:numId w:val="13"/>
+        </w:numPr>
+        <w:spacing w:after="80" w:line="276" w:lineRule="auto"/>
+      </w:pPr>
+      <w:r>
+        <w:t xml:space="preserve">Support </w:t>
+      </w:r>
+      <w:r>
+        <w:rPr>
+          <w:rFonts w:ascii="Consolas" w:eastAsia="Consolas" w:hAnsi="Consolas" w:cs="Consolas"/>
+          <w:color w:val="9A3412"/>
+          <w:sz w:val="19"/>
+          <w:szCs w:val="19"/>
+        </w:rPr>
+        <w:t>X-Forwarded-For</w:t>
+      </w:r>
+      <w:r>
+        <w:t xml:space="preserve"> behind a trusted proxy, configured by a </w:t>
+      </w:r>
+      <w:r>
+        <w:rPr>
+          <w:rFonts w:ascii="Consolas" w:eastAsia="Consolas" w:hAnsi="Consolas" w:cs="Consolas"/>
+          <w:color w:val="9A3412"/>
+          <w:sz w:val="19"/>
+          <w:szCs w:val="19"/>
+        </w:rPr>
+        <w:t>TRUSTED_PROXIES</w:t>
+      </w:r>
+      <w:r>
+        <w:t xml:space="preserve"> setting. Write a test proving a spoofed header from an untrusted client is ignored.</w:t>
+      </w:r>
+    </w:p>
+    <w:p>
+      <w:pPr>
+        <w:pStyle w:val="ListParagraph"/>
+        <w:numPr>
+          <w:ilvl w:val="0"/>
+          <w:numId w:val="13"/>
+        </w:numPr>
+        <w:spacing w:after="80" w:line="276" w:lineRule="auto"/>
+      </w:pPr>
+      <w:r>
+        <w:t xml:space="preserve">Rows in </w:t>
+      </w:r>
+      <w:r>
+        <w:rPr>
+          <w:rFonts w:ascii="Consolas" w:eastAsia="Consolas" w:hAnsi="Consolas" w:cs="Consolas"/>
+          <w:color w:val="9A3412"/>
+          <w:sz w:val="19"/>
+          <w:szCs w:val="19"/>
+        </w:rPr>
+        <w:t>rate_limits</w:t>
+      </w:r>
+      <w:r>
+        <w:t xml:space="preserve"> are never deleted. Add a periodic </w:t>
+      </w:r>
+      <w:r>
+        <w:rPr>
+          <w:rFonts w:ascii="Consolas" w:eastAsia="Consolas" w:hAnsi="Consolas" w:cs="Consolas"/>
+          <w:color w:val="9A3412"/>
+          <w:sz w:val="19"/>
+          <w:szCs w:val="19"/>
+        </w:rPr>
+        <w:t>DELETE ... WHERE window_start &lt; now() - interval '1 hour'</w:t>
+      </w:r>
+      <w:r>
+        <w:t>.</w:t>
+      </w:r>
+    </w:p>
+    <w:p>
+      <w:pPr>
+        <w:pStyle w:val="ListParagraph"/>
+        <w:numPr>
+          <w:ilvl w:val="0"/>
+          <w:numId w:val="13"/>
+        </w:numPr>
+        <w:spacing w:after="80" w:line="276" w:lineRule="auto"/>
+      </w:pPr>
+      <w:r>
+        <w:t>Move the in-memory limiters to a shared store (Redis, or Postgres with the sliding window counter) and measure the cost per request.</w:t>
+      </w:r>
+    </w:p>
+    <w:p>
+      <w:pPr>
+        <w:pStyle w:val="Heading2"/>
+      </w:pPr>
+      <w:r>
+        <w:t>References</w:t>
+      </w:r>
+    </w:p>
+    <w:p>
+      <w:pPr>
+        <w:pStyle w:val="ListParagraph"/>
+        <w:numPr>
+          <w:ilvl w:val="0"/>
+          <w:numId w:val="4"/>
+        </w:numPr>
+        <w:spacing w:after="40" w:line="260" w:lineRule="auto"/>
+      </w:pPr>
+      <w:r>
+        <w:rPr>
+          <w:b/>
+          <w:bCs/>
+          <w:sz w:val="20"/>
+          <w:szCs w:val="20"/>
+        </w:rPr>
+        <w:t xml:space="preserve">The Copenhagen Book: </w:t>
+      </w:r>
+      <w:hyperlink r:id="rId111" w:history="1">
+        <w:r>
+          <w:rPr>
+            <w:rStyle w:val="Hyperlink"/>
+            <w:sz w:val="20"/>
+            <w:szCs w:val="20"/>
+          </w:rPr>
+          <w:t>Password authentication</w:t>
+        </w:r>
+      </w:hyperlink>
+      <w:r>
+        <w:rPr>
+          <w:color w:val="6B7280"/>
+          <w:sz w:val="16"/>
+          <w:szCs w:val="16"/>
+        </w:rPr>
+        <w:t xml:space="preserve">  https://thecopenhagenbook.com/password-authentication</w:t>
+      </w:r>
+    </w:p>
+    <w:p>
+      <w:pPr>
+        <w:pStyle w:val="ListParagraph"/>
+        <w:numPr>
+          <w:ilvl w:val="0"/>
+          <w:numId w:val="4"/>
+        </w:numPr>
+        <w:spacing w:after="40" w:line="260" w:lineRule="auto"/>
+      </w:pPr>
+      <w:r>
+        <w:rPr>
+          <w:b/>
+          <w:bCs/>
+          <w:sz w:val="20"/>
+          <w:szCs w:val="20"/>
+        </w:rPr>
+        <w:t xml:space="preserve">OWASP: </w:t>
+      </w:r>
+      <w:hyperlink r:id="rId112" w:history="1">
+        <w:r>
+          <w:rPr>
+            <w:rStyle w:val="Hyperlink"/>
+            <w:sz w:val="20"/>
+            <w:szCs w:val="20"/>
+          </w:rPr>
+          <w:t>Authentication Cheat Sheet (login throttling, account lockout)</w:t>
+        </w:r>
+      </w:hyperlink>
+      <w:r>
+        <w:rPr>
+          <w:color w:val="6B7280"/>
+          <w:sz w:val="16"/>
+          <w:szCs w:val="16"/>
+        </w:rPr>
+        <w:t xml:space="preserve">  https://cheatsheetseries.owasp.org/cheatsheets/Authentication_Cheat_Sheet.html</w:t>
+      </w:r>
+    </w:p>
+    <w:p>
+      <w:pPr>
+        <w:pStyle w:val="ListParagraph"/>
+        <w:numPr>
+          <w:ilvl w:val="0"/>
+          <w:numId w:val="4"/>
+        </w:numPr>
+        <w:spacing w:after="40" w:line="260" w:lineRule="auto"/>
+      </w:pPr>
+      <w:r>
+        <w:rPr>
+          <w:b/>
+          <w:bCs/>
+          <w:sz w:val="20"/>
+          <w:szCs w:val="20"/>
+        </w:rPr>
+        <w:t xml:space="preserve">OWASP: </w:t>
+      </w:r>
+      <w:hyperlink r:id="rId113" w:history="1">
+        <w:r>
+          <w:rPr>
+            <w:rStyle w:val="Hyperlink"/>
+            <w:sz w:val="20"/>
+            <w:szCs w:val="20"/>
+          </w:rPr>
+          <w:t>Credential Stuffing Prevention Cheat Sheet</w:t>
+        </w:r>
+      </w:hyperlink>
+      <w:r>
+        <w:rPr>
+          <w:color w:val="6B7280"/>
+          <w:sz w:val="16"/>
+          <w:szCs w:val="16"/>
+        </w:rPr>
+        <w:t xml:space="preserve">  https://cheatsheetseries.owasp.org/cheatsheets/Credential_Stuffing_Prevention_Cheat_Sheet.html</w:t>
+      </w:r>
+    </w:p>
+    <w:p>
+      <w:pPr>
+        <w:pStyle w:val="ListParagraph"/>
+        <w:numPr>
+          <w:ilvl w:val="0"/>
+          <w:numId w:val="4"/>
+        </w:numPr>
+        <w:spacing w:after="40" w:line="260" w:lineRule="auto"/>
+      </w:pPr>
+      <w:r>
+        <w:rPr>
+          <w:b/>
+          <w:bCs/>
+          <w:sz w:val="20"/>
+          <w:szCs w:val="20"/>
+        </w:rPr>
+        <w:t xml:space="preserve">OWASP: </w:t>
+      </w:r>
+      <w:hyperlink r:id="rId114" w:history="1">
+        <w:r>
+          <w:rPr>
+            <w:rStyle w:val="Hyperlink"/>
+            <w:sz w:val="20"/>
+            <w:szCs w:val="20"/>
+          </w:rPr>
+          <w:t>API Security Top 10 (2023) API4: Unrestricted Resource Consumption</w:t>
+        </w:r>
+      </w:hyperlink>
+      <w:r>
+        <w:rPr>
+          <w:color w:val="6B7280"/>
+          <w:sz w:val="16"/>
+          <w:szCs w:val="16"/>
+        </w:rPr>
+        <w:t xml:space="preserve">  https://owasp.org/API-Security/editions/2023/en/0xa4-unrestricted-resource-consumption/</w:t>
+      </w:r>
+    </w:p>
+    <w:p>
+      <w:pPr>
+        <w:pStyle w:val="ListParagraph"/>
+        <w:numPr>
+          <w:ilvl w:val="0"/>
+          <w:numId w:val="4"/>
+        </w:numPr>
+        <w:spacing w:after="40" w:line="260" w:lineRule="auto"/>
+      </w:pPr>
+      <w:r>
+        <w:rPr>
+          <w:b/>
+          <w:bCs/>
+          <w:sz w:val="20"/>
+          <w:szCs w:val="20"/>
+        </w:rPr>
+        <w:t xml:space="preserve">Cloudflare Blog: </w:t>
+      </w:r>
+      <w:hyperlink r:id="rId115" w:history="1">
+        <w:r>
+          <w:rPr>
+            <w:rStyle w:val="Hyperlink"/>
+            <w:sz w:val="20"/>
+            <w:szCs w:val="20"/>
+          </w:rPr>
+          <w:t>How we built rate limiting capable of scaling to millions of domains (sliding window counter)</w:t>
+        </w:r>
+      </w:hyperlink>
+      <w:r>
+        <w:rPr>
+          <w:color w:val="6B7280"/>
+          <w:sz w:val="16"/>
+          <w:szCs w:val="16"/>
+        </w:rPr>
+        <w:t xml:space="preserve">  https://blog.cloudflare.com/counting-things-a-lot-of-different-things/</w:t>
+      </w:r>
+    </w:p>
+    <w:p>
+      <w:pPr>
+        <w:pStyle w:val="ListParagraph"/>
+        <w:numPr>
+          <w:ilvl w:val="0"/>
+          <w:numId w:val="4"/>
+        </w:numPr>
+        <w:spacing w:after="40" w:line="260" w:lineRule="auto"/>
+      </w:pPr>
+      <w:r>
+        <w:rPr>
+          <w:b/>
+          <w:bCs/>
+          <w:sz w:val="20"/>
+          <w:szCs w:val="20"/>
+        </w:rPr>
+        <w:t xml:space="preserve">Stripe: </w:t>
+      </w:r>
+      <w:hyperlink r:id="rId116" w:history="1">
+        <w:r>
+          <w:rPr>
+            <w:rStyle w:val="Hyperlink"/>
+            <w:sz w:val="20"/>
+            <w:szCs w:val="20"/>
+          </w:rPr>
+          <w:t>Scaling your API with rate limiters (token bucket, concurrency limiters)</w:t>
+        </w:r>
+      </w:hyperlink>
+      <w:r>
+        <w:rPr>
+          <w:color w:val="6B7280"/>
+          <w:sz w:val="16"/>
+          <w:szCs w:val="16"/>
+        </w:rPr>
+        <w:t xml:space="preserve">  https://stripe.com/blog/rate-limiters</w:t>
+      </w:r>
+    </w:p>
+    <w:p>
+      <w:pPr>
+        <w:pStyle w:val="ListParagraph"/>
+        <w:numPr>
+          <w:ilvl w:val="0"/>
+          <w:numId w:val="4"/>
+        </w:numPr>
+        <w:spacing w:after="40" w:line="260" w:lineRule="auto"/>
+      </w:pPr>
+      <w:r>
+        <w:rPr>
+          <w:b/>
+          <w:bCs/>
+          <w:sz w:val="20"/>
+          <w:szCs w:val="20"/>
+        </w:rPr>
+        <w:t xml:space="preserve">Figma Blog: </w:t>
+      </w:r>
+      <w:hyperlink r:id="rId117" w:history="1">
+        <w:r>
+          <w:rPr>
+            <w:rStyle w:val="Hyperlink"/>
+            <w:sz w:val="20"/>
+            <w:szCs w:val="20"/>
+          </w:rPr>
+          <w:t>An alternative approach to rate limiting (comparing the algorithms)</w:t>
+        </w:r>
+      </w:hyperlink>
+      <w:r>
+        <w:rPr>
+          <w:color w:val="6B7280"/>
+          <w:sz w:val="16"/>
+          <w:szCs w:val="16"/>
+        </w:rPr>
+        <w:t xml:space="preserve">  https://www.figma.com/blog/an-alternative-approach-to-rate-limiting/</w:t>
+      </w:r>
+    </w:p>
+    <w:p>
+      <w:pPr>
+        <w:pStyle w:val="ListParagraph"/>
+        <w:numPr>
+          <w:ilvl w:val="0"/>
+          <w:numId w:val="4"/>
+        </w:numPr>
+        <w:spacing w:after="40" w:line="260" w:lineRule="auto"/>
+      </w:pPr>
+      <w:r>
+        <w:rPr>
+          <w:b/>
+          <w:bCs/>
+          <w:sz w:val="20"/>
+          <w:szCs w:val="20"/>
+        </w:rPr>
+        <w:t xml:space="preserve">Wikipedia: </w:t>
+      </w:r>
+      <w:hyperlink r:id="rId118" w:history="1">
+        <w:r>
+          <w:rPr>
+            <w:rStyle w:val="Hyperlink"/>
+            <w:sz w:val="20"/>
+            <w:szCs w:val="20"/>
+          </w:rPr>
+          <w:t>Token bucket</w:t>
+        </w:r>
+      </w:hyperlink>
+      <w:r>
+        <w:rPr>
+          <w:color w:val="6B7280"/>
+          <w:sz w:val="16"/>
+          <w:szCs w:val="16"/>
+        </w:rPr>
+        <w:t xml:space="preserve">  https://en.wikipedia.org/wiki/Token_bucket</w:t>
+      </w:r>
+    </w:p>
+    <w:p>
+      <w:pPr>
+        <w:pStyle w:val="ListParagraph"/>
+        <w:numPr>
+          <w:ilvl w:val="0"/>
+          <w:numId w:val="4"/>
+        </w:numPr>
+        <w:spacing w:after="40" w:line="260" w:lineRule="auto"/>
+      </w:pPr>
+      <w:r>
+        <w:rPr>
+          <w:b/>
+          <w:bCs/>
+          <w:sz w:val="20"/>
+          <w:szCs w:val="20"/>
+        </w:rPr>
+        <w:t xml:space="preserve">Wikipedia: </w:t>
+      </w:r>
+      <w:hyperlink r:id="rId119" w:history="1">
+        <w:r>
+          <w:rPr>
+            <w:rStyle w:val="Hyperlink"/>
+            <w:sz w:val="20"/>
+            <w:szCs w:val="20"/>
+          </w:rPr>
+          <w:t>Leaky bucket (as a meter and as a queue)</w:t>
+        </w:r>
+      </w:hyperlink>
+      <w:r>
+        <w:rPr>
+          <w:color w:val="6B7280"/>
+          <w:sz w:val="16"/>
+          <w:szCs w:val="16"/>
+        </w:rPr>
+        <w:t xml:space="preserve">  https://en.wikipedia.org/wiki/Leaky_bucket</w:t>
+      </w:r>
+    </w:p>
+    <w:p>
+      <w:pPr>
+        <w:pStyle w:val="ListParagraph"/>
+        <w:numPr>
+          <w:ilvl w:val="0"/>
+          <w:numId w:val="4"/>
+        </w:numPr>
+        <w:spacing w:after="40" w:line="260" w:lineRule="auto"/>
+      </w:pPr>
+      <w:r>
+        <w:rPr>
+          <w:b/>
+          <w:bCs/>
+          <w:sz w:val="20"/>
+          <w:szCs w:val="20"/>
+        </w:rPr>
+        <w:t xml:space="preserve">nginx: </w:t>
+      </w:r>
+      <w:hyperlink r:id="rId120" w:history="1">
+        <w:r>
+          <w:rPr>
+            <w:rStyle w:val="Hyperlink"/>
+            <w:sz w:val="20"/>
+            <w:szCs w:val="20"/>
+          </w:rPr>
+          <w:t>ngx_http_limit_req_module (leaky bucket in practice)</w:t>
+        </w:r>
+      </w:hyperlink>
+      <w:r>
+        <w:rPr>
+          <w:color w:val="6B7280"/>
+          <w:sz w:val="16"/>
+          <w:szCs w:val="16"/>
+        </w:rPr>
+        <w:t xml:space="preserve">  https://nginx.org/en/docs/http/ngx_http_limit_req_module.html</w:t>
+      </w:r>
+    </w:p>
+    <w:p>
+      <w:pPr>
+        <w:pStyle w:val="ListParagraph"/>
+        <w:numPr>
+          <w:ilvl w:val="0"/>
+          <w:numId w:val="4"/>
+        </w:numPr>
+        <w:spacing w:after="40" w:line="260" w:lineRule="auto"/>
+      </w:pPr>
+      <w:r>
+        <w:rPr>
+          <w:b/>
+          <w:bCs/>
+          <w:sz w:val="20"/>
+          <w:szCs w:val="20"/>
+        </w:rPr>
+        <w:t xml:space="preserve">PostgreSQL: </w:t>
+      </w:r>
+      <w:hyperlink r:id="rId121" w:history="1">
+        <w:r>
+          <w:rPr>
+            <w:rStyle w:val="Hyperlink"/>
+            <w:sz w:val="20"/>
+            <w:szCs w:val="20"/>
+          </w:rPr>
+          <w:t>INSERT ... ON CONFLICT DO UPDATE (upsert, the excluded row)</w:t>
+        </w:r>
+      </w:hyperlink>
+      <w:r>
+        <w:rPr>
+          <w:color w:val="6B7280"/>
+          <w:sz w:val="16"/>
+          <w:szCs w:val="16"/>
+        </w:rPr>
+        <w:t xml:space="preserve">  https://www.postgresql.org/docs/current/sql-insert.html</w:t>
+      </w:r>
+    </w:p>
+    <w:p>
+      <w:pPr>
+        <w:pStyle w:val="ListParagraph"/>
+        <w:numPr>
+          <w:ilvl w:val="0"/>
+          <w:numId w:val="4"/>
+        </w:numPr>
+        <w:spacing w:after="40" w:line="260" w:lineRule="auto"/>
+      </w:pPr>
+      <w:r>
+        <w:rPr>
+          <w:b/>
+          <w:bCs/>
+          <w:sz w:val="20"/>
+          <w:szCs w:val="20"/>
+        </w:rPr>
+        <w:t xml:space="preserve">Drizzle ORM: </w:t>
+      </w:r>
+      <w:hyperlink r:id="rId122" w:history="1">
+        <w:r>
+          <w:rPr>
+            <w:rStyle w:val="Hyperlink"/>
+            <w:sz w:val="20"/>
+            <w:szCs w:val="20"/>
+          </w:rPr>
+          <w:t>Upsert query: onConflictDoUpdate</w:t>
+        </w:r>
+      </w:hyperlink>
+      <w:r>
+        <w:rPr>
+          <w:color w:val="6B7280"/>
+          <w:sz w:val="16"/>
+          <w:szCs w:val="16"/>
+        </w:rPr>
+        <w:t xml:space="preserve">  https://orm.drizzle.team/docs/guides/upsert</w:t>
+      </w:r>
+    </w:p>
+    <w:p>
+      <w:pPr>
+        <w:pStyle w:val="ListParagraph"/>
+        <w:numPr>
+          <w:ilvl w:val="0"/>
+          <w:numId w:val="4"/>
+        </w:numPr>
+        <w:spacing w:after="40" w:line="260" w:lineRule="auto"/>
+      </w:pPr>
+      <w:r>
+        <w:rPr>
+          <w:b/>
+          <w:bCs/>
+          <w:sz w:val="20"/>
+          <w:szCs w:val="20"/>
+        </w:rPr>
+        <w:t xml:space="preserve">Hono: </w:t>
+      </w:r>
+      <w:hyperlink r:id="rId123" w:history="1">
+        <w:r>
+          <w:rPr>
+            <w:rStyle w:val="Hyperlink"/>
+            <w:sz w:val="20"/>
+            <w:szCs w:val="20"/>
+          </w:rPr>
+          <w:t>ConnInfo helper: the client address</w:t>
+        </w:r>
+      </w:hyperlink>
+      <w:r>
+        <w:rPr>
+          <w:color w:val="6B7280"/>
+          <w:sz w:val="16"/>
+          <w:szCs w:val="16"/>
+        </w:rPr>
+        <w:t xml:space="preserve">  https://hono.dev/docs/helpers/conninfo</w:t>
+      </w:r>
+    </w:p>
+    <w:p>
+      <w:pPr>
+        <w:pStyle w:val="ListParagraph"/>
+        <w:numPr>
+          <w:ilvl w:val="0"/>
+          <w:numId w:val="4"/>
+        </w:numPr>
+        <w:spacing w:after="40" w:line="260" w:lineRule="auto"/>
+      </w:pPr>
+      <w:r>
+        <w:rPr>
+          <w:b/>
+          <w:bCs/>
+          <w:sz w:val="20"/>
+          <w:szCs w:val="20"/>
+        </w:rPr>
+        <w:t xml:space="preserve">Hono: </w:t>
+      </w:r>
+      <w:hyperlink r:id="rId124" w:history="1">
+        <w:r>
+          <w:rPr>
+            <w:rStyle w:val="Hyperlink"/>
+            <w:sz w:val="20"/>
+            <w:szCs w:val="20"/>
+          </w:rPr>
+          <w:t>hono-rate-limiter (community middleware with Redis stores)</w:t>
+        </w:r>
+      </w:hyperlink>
+      <w:r>
+        <w:rPr>
+          <w:color w:val="6B7280"/>
+          <w:sz w:val="16"/>
+          <w:szCs w:val="16"/>
+        </w:rPr>
+        <w:t xml:space="preserve">  https://github.com/rhinobase/hono-rate-limiter</w:t>
+      </w:r>
+    </w:p>
+    <w:p>
+      <w:pPr>
+        <w:pStyle w:val="ListParagraph"/>
+        <w:numPr>
+          <w:ilvl w:val="0"/>
+          <w:numId w:val="4"/>
+        </w:numPr>
+        <w:spacing w:after="40" w:line="260" w:lineRule="auto"/>
+      </w:pPr>
+      <w:r>
+        <w:rPr>
+          <w:b/>
+          <w:bCs/>
+          <w:sz w:val="20"/>
+          <w:szCs w:val="20"/>
+        </w:rPr>
+        <w:t xml:space="preserve">MDN: </w:t>
+      </w:r>
+      <w:hyperlink r:id="rId125" w:history="1">
+        <w:r>
+          <w:rPr>
+            <w:rStyle w:val="Hyperlink"/>
+            <w:sz w:val="20"/>
+            <w:szCs w:val="20"/>
+          </w:rPr>
+          <w:t>X-Forwarded-For header (and why it can be spoofed)</w:t>
+        </w:r>
+      </w:hyperlink>
+      <w:r>
+        <w:rPr>
+          <w:color w:val="6B7280"/>
+          <w:sz w:val="16"/>
+          <w:szCs w:val="16"/>
+        </w:rPr>
+        <w:t xml:space="preserve">  https://developer.mozilla.org/en-US/docs/Web/HTTP/Headers/X-Forwarded-For</w:t>
+      </w:r>
+    </w:p>
+    <w:p>
+      <w:pPr>
+        <w:pStyle w:val="ListParagraph"/>
+        <w:numPr>
+          <w:ilvl w:val="0"/>
+          <w:numId w:val="4"/>
+        </w:numPr>
+        <w:spacing w:after="40" w:line="260" w:lineRule="auto"/>
+      </w:pPr>
+      <w:r>
+        <w:rPr>
+          <w:b/>
+          <w:bCs/>
+          <w:sz w:val="20"/>
+          <w:szCs w:val="20"/>
+        </w:rPr>
+        <w:t xml:space="preserve">IETF: </w:t>
+      </w:r>
+      <w:hyperlink r:id="rId126" w:history="1">
+        <w:r>
+          <w:rPr>
+            <w:rStyle w:val="Hyperlink"/>
+            <w:sz w:val="20"/>
+            <w:szCs w:val="20"/>
+          </w:rPr>
+          <w:t>RFC 4291: IPv6 Addressing Architecture (/64 subnets)</w:t>
+        </w:r>
+      </w:hyperlink>
+      <w:r>
+        <w:rPr>
+          <w:color w:val="6B7280"/>
+          <w:sz w:val="16"/>
+          <w:szCs w:val="16"/>
+        </w:rPr>
+        <w:t xml:space="preserve">  https://www.rfc-editor.org/rfc/rfc4291</w:t>
+      </w:r>
+    </w:p>
+    <w:p>
+      <w:pPr>
+        <w:pStyle w:val="ListParagraph"/>
+        <w:numPr>
+          <w:ilvl w:val="0"/>
+          <w:numId w:val="4"/>
+        </w:numPr>
+        <w:spacing w:after="40" w:line="260" w:lineRule="auto"/>
+      </w:pPr>
+      <w:r>
+        <w:rPr>
+          <w:b/>
+          <w:bCs/>
+          <w:sz w:val="20"/>
+          <w:szCs w:val="20"/>
+        </w:rPr>
+        <w:t xml:space="preserve">IETF: </w:t>
+      </w:r>
+      <w:hyperlink r:id="rId127" w:history="1">
+        <w:r>
+          <w:rPr>
+            <w:rStyle w:val="Hyperlink"/>
+            <w:sz w:val="20"/>
+            <w:szCs w:val="20"/>
+          </w:rPr>
+          <w:t>RFC 6585: Additional HTTP Status Codes (429 Too Many Requests)</w:t>
+        </w:r>
+      </w:hyperlink>
+      <w:r>
+        <w:rPr>
+          <w:color w:val="6B7280"/>
+          <w:sz w:val="16"/>
+          <w:szCs w:val="16"/>
+        </w:rPr>
+        <w:t xml:space="preserve">  https://www.rfc-editor.org/rfc/rfc6585</w:t>
+      </w:r>
+    </w:p>
+    <w:p>
+      <w:pPr>
+        <w:pStyle w:val="ListParagraph"/>
+        <w:numPr>
+          <w:ilvl w:val="0"/>
+          <w:numId w:val="4"/>
+        </w:numPr>
+        <w:spacing w:after="40" w:line="260" w:lineRule="auto"/>
+      </w:pPr>
+      <w:r>
+        <w:rPr>
+          <w:b/>
+          <w:bCs/>
+          <w:sz w:val="20"/>
+          <w:szCs w:val="20"/>
+        </w:rPr>
+        <w:t xml:space="preserve">MDN: </w:t>
+      </w:r>
+      <w:hyperlink r:id="rId128" w:history="1">
+        <w:r>
+          <w:rPr>
+            <w:rStyle w:val="Hyperlink"/>
+            <w:sz w:val="20"/>
+            <w:szCs w:val="20"/>
+          </w:rPr>
+          <w:t>429 Too Many Requests</w:t>
+        </w:r>
+      </w:hyperlink>
+      <w:r>
+        <w:rPr>
+          <w:color w:val="6B7280"/>
+          <w:sz w:val="16"/>
+          <w:szCs w:val="16"/>
+        </w:rPr>
+        <w:t xml:space="preserve">  https://developer.mozilla.org/en-US/docs/Web/HTTP/Status/429</w:t>
+      </w:r>
+    </w:p>
+    <w:p>
+      <w:pPr>
+        <w:pStyle w:val="ListParagraph"/>
+        <w:numPr>
+          <w:ilvl w:val="0"/>
+          <w:numId w:val="4"/>
+        </w:numPr>
+        <w:spacing w:after="40" w:line="260" w:lineRule="auto"/>
+      </w:pPr>
+      <w:r>
+        <w:rPr>
+          <w:b/>
+          <w:bCs/>
+          <w:sz w:val="20"/>
+          <w:szCs w:val="20"/>
+        </w:rPr>
+        <w:lastRenderedPageBreak/>
+        <w:t xml:space="preserve">MDN: </w:t>
+      </w:r>
+      <w:hyperlink r:id="rId129" w:history="1">
+        <w:r>
+          <w:rPr>
+            <w:rStyle w:val="Hyperlink"/>
+            <w:sz w:val="20"/>
+            <w:szCs w:val="20"/>
+          </w:rPr>
+          <w:t>Retry-After header</w:t>
+        </w:r>
+      </w:hyperlink>
+      <w:r>
+        <w:rPr>
+          <w:color w:val="6B7280"/>
+          <w:sz w:val="16"/>
+          <w:szCs w:val="16"/>
+        </w:rPr>
+        <w:t xml:space="preserve">  https://developer.mozilla.org/en-US/docs/Web/HTTP/Headers/Retry-After</w:t>
+      </w:r>
+    </w:p>
+    <w:p>
+      <w:pPr>
+        <w:pStyle w:val="ListParagraph"/>
+        <w:numPr>
+          <w:ilvl w:val="0"/>
+          <w:numId w:val="4"/>
+        </w:numPr>
+        <w:spacing w:after="40" w:line="260" w:lineRule="auto"/>
+      </w:pPr>
+      <w:r>
+        <w:rPr>
+          <w:b/>
+          <w:bCs/>
+          <w:sz w:val="20"/>
+          <w:szCs w:val="20"/>
+        </w:rPr>
+        <w:t xml:space="preserve">IETF: </w:t>
+      </w:r>
+      <w:hyperlink r:id="rId130" w:history="1">
+        <w:r>
+          <w:rPr>
+            <w:rStyle w:val="Hyperlink"/>
+            <w:sz w:val="20"/>
+            <w:szCs w:val="20"/>
+          </w:rPr>
+          <w:t>Internet-Draft: RateLimit header fields for HTTP (work in progress)</w:t>
+        </w:r>
+      </w:hyperlink>
+      <w:r>
+        <w:rPr>
+          <w:color w:val="6B7280"/>
+          <w:sz w:val="16"/>
+          <w:szCs w:val="16"/>
+        </w:rPr>
+        <w:t xml:space="preserve">  https://datatracker.ietf.org/doc/draft-ietf-httpapi-ratelimit-headers/</w:t>
+      </w:r>
+    </w:p>
+    <w:p>
+      <w:pPr>
+        <w:pStyle w:val="ListParagraph"/>
+        <w:numPr>
+          <w:ilvl w:val="0"/>
+          <w:numId w:val="4"/>
+        </w:numPr>
+        <w:spacing w:after="40" w:line="260" w:lineRule="auto"/>
+      </w:pPr>
+      <w:r>
+        <w:rPr>
+          <w:b/>
+          <w:bCs/>
+          <w:sz w:val="20"/>
+          <w:szCs w:val="20"/>
+        </w:rPr>
+        <w:t xml:space="preserve">TypeScript: </w:t>
+      </w:r>
+      <w:hyperlink r:id="rId131" w:history="1">
+        <w:r>
+          <w:rPr>
+            <w:rStyle w:val="Hyperlink"/>
+            <w:sz w:val="20"/>
+            <w:szCs w:val="20"/>
+          </w:rPr>
+          <w:t>Template literal types</w:t>
+        </w:r>
+      </w:hyperlink>
+      <w:r>
+        <w:rPr>
+          <w:color w:val="6B7280"/>
+          <w:sz w:val="16"/>
+          <w:szCs w:val="16"/>
+        </w:rPr>
+        <w:t xml:space="preserve">  https://www.typescriptlang.org/docs/handbook/2/template-literal-types.html</w:t>
+      </w:r>
+    </w:p>
+    <w:p>
+      <w:pPr>
+        <w:pStyle w:val="ListParagraph"/>
+        <w:numPr>
+          <w:ilvl w:val="0"/>
+          <w:numId w:val="4"/>
+        </w:numPr>
+        <w:spacing w:after="40" w:line="260" w:lineRule="auto"/>
+      </w:pPr>
+      <w:r>
+        <w:rPr>
+          <w:b/>
+          <w:bCs/>
+          <w:sz w:val="20"/>
+          <w:szCs w:val="20"/>
+        </w:rPr>
+        <w:t xml:space="preserve">TypeScript: </w:t>
+      </w:r>
+      <w:hyperlink r:id="rId132" w:history="1">
+        <w:r>
+          <w:rPr>
+            <w:rStyle w:val="Hyperlink"/>
+            <w:sz w:val="20"/>
+            <w:szCs w:val="20"/>
+          </w:rPr>
+          <w:t>TypeScript 4.9 release notes: the satisfies operator</w:t>
+        </w:r>
+      </w:hyperlink>
+      <w:r>
+        <w:rPr>
+          <w:color w:val="6B7280"/>
+          <w:sz w:val="16"/>
+          <w:szCs w:val="16"/>
+        </w:rPr>
+        <w:t xml:space="preserve">  https://www.typescriptlang.org/docs/handbook/release-notes/typescript-4-9.html</w:t>
+      </w:r>
+    </w:p>
+    <w:p>
+      <w:pPr>
+        <w:pStyle w:val="Heading1"/>
+        <w:pageBreakBefore/>
+      </w:pPr>
+      <w:bookmarkStart w:id="9" w:name="_Toc241947077"/>
+      <w:r>
+        <w:lastRenderedPageBreak/>
+        <w:t>Appendix A: Command reference</w:t>
+      </w:r>
+      <w:bookmarkEnd w:id="9"/>
+    </w:p>
+    <w:tbl>
+      <w:tblPr>
+        <w:tblW w:w="9360" w:type="dxa"/>
+        <w:tblBorders>
+          <w:top w:val="single" w:sz="4" w:space="0" w:color="auto"/>
+          <w:left w:val="single" w:sz="4" w:space="0" w:color="auto"/>
+          <w:bottom w:val="single" w:sz="4" w:space="0" w:color="auto"/>
+          <w:right w:val="single" w:sz="4" w:space="0" w:color="auto"/>
+          <w:insideH w:val="single" w:sz="4" w:space="0" w:color="auto"/>
+          <w:insideV w:val="single" w:sz="4" w:space="0" w:color="auto"/>
+        </w:tblBorders>
+        <w:tblCellMar>
+          <w:left w:w="10" w:type="dxa"/>
+          <w:right w:w="10" w:type="dxa"/>
+        </w:tblCellMar>
+        <w:tblLook w:val="04A0" w:firstRow="1" w:lastRow="0" w:firstColumn="1" w:lastColumn="0" w:noHBand="0" w:noVBand="1"/>
       </w:tblPr>
       <w:tblGrid>
         <w:gridCol w:w="3400"/>
@@ -23233,12 +28232,12 @@
         <w:pStyle w:val="Heading1"/>
         <w:pageBreakBefore/>
       </w:pPr>
-      <w:bookmarkStart w:id="9" w:name="_Toc241946140"/>
+      <w:bookmarkStart w:id="10" w:name="_Toc241947078"/>
       <w:r>
         <w:lastRenderedPageBreak/>
         <w:t>Appendix B: Bibliography</w:t>
       </w:r>
-      <w:bookmarkEnd w:id="9"/>
+      <w:bookmarkEnd w:id="10"/>
     </w:p>
     <w:p>
       <w:pPr>
@@ -23265,7 +28264,7 @@
         </w:numPr>
         <w:spacing w:after="40" w:line="260" w:lineRule="auto"/>
       </w:pPr>
-      <w:hyperlink r:id="rId111" w:history="1">
+      <w:hyperlink r:id="rId133" w:history="1">
         <w:r>
           <w:rPr>
             <w:rStyle w:val="Hyperlink"/>
@@ -23293,7 +28292,7 @@
         </w:numPr>
         <w:spacing w:after="40" w:line="260" w:lineRule="auto"/>
       </w:pPr>
-      <w:hyperlink r:id="rId112" w:history="1">
+      <w:hyperlink r:id="rId134" w:history="1">
         <w:r>
           <w:rPr>
             <w:rStyle w:val="Hyperlink"/>
@@ -23321,7 +28320,7 @@
         </w:numPr>
         <w:spacing w:after="40" w:line="260" w:lineRule="auto"/>
       </w:pPr>
-      <w:hyperlink r:id="rId113" w:history="1">
+      <w:hyperlink r:id="rId135" w:history="1">
         <w:r>
           <w:rPr>
             <w:rStyle w:val="Hyperlink"/>
@@ -23349,7 +28348,7 @@
         </w:numPr>
         <w:spacing w:after="40" w:line="260" w:lineRule="auto"/>
       </w:pPr>
-      <w:hyperlink r:id="rId114" w:history="1">
+      <w:hyperlink r:id="rId136" w:history="1">
         <w:r>
           <w:rPr>
             <w:rStyle w:val="Hyperlink"/>
@@ -23377,7 +28376,7 @@
         </w:numPr>
         <w:spacing w:after="40" w:line="260" w:lineRule="auto"/>
       </w:pPr>
-      <w:hyperlink r:id="rId115" w:history="1">
+      <w:hyperlink r:id="rId137" w:history="1">
         <w:r>
           <w:rPr>
             <w:rStyle w:val="Hyperlink"/>
@@ -23405,7 +28404,7 @@
         </w:numPr>
         <w:spacing w:after="40" w:line="260" w:lineRule="auto"/>
       </w:pPr>
-      <w:hyperlink r:id="rId116" w:history="1">
+      <w:hyperlink r:id="rId138" w:history="1">
         <w:r>
           <w:rPr>
             <w:rStyle w:val="Hyperlink"/>
@@ -23433,7 +28432,7 @@
         </w:numPr>
         <w:spacing w:after="40" w:line="260" w:lineRule="auto"/>
       </w:pPr>
-      <w:hyperlink r:id="rId117" w:history="1">
+      <w:hyperlink r:id="rId139" w:history="1">
         <w:r>
           <w:rPr>
             <w:rStyle w:val="Hyperlink"/>
@@ -23461,7 +28460,7 @@
         </w:numPr>
         <w:spacing w:after="40" w:line="260" w:lineRule="auto"/>
       </w:pPr>
-      <w:hyperlink r:id="rId118" w:history="1">
+      <w:hyperlink r:id="rId140" w:history="1">
         <w:r>
           <w:rPr>
             <w:rStyle w:val="Hyperlink"/>
@@ -23489,7 +28488,7 @@
         </w:numPr>
         <w:spacing w:after="40" w:line="260" w:lineRule="auto"/>
       </w:pPr>
-      <w:hyperlink r:id="rId119" w:history="1">
+      <w:hyperlink r:id="rId141" w:history="1">
         <w:r>
           <w:rPr>
             <w:rStyle w:val="Hyperlink"/>
@@ -23517,7 +28516,7 @@
         </w:numPr>
         <w:spacing w:after="40" w:line="260" w:lineRule="auto"/>
       </w:pPr>
-      <w:hyperlink r:id="rId120" w:history="1">
+      <w:hyperlink r:id="rId142" w:history="1">
         <w:r>
           <w:rPr>
             <w:rStyle w:val="Hyperlink"/>
@@ -23545,7 +28544,7 @@
         </w:numPr>
         <w:spacing w:after="40" w:line="260" w:lineRule="auto"/>
       </w:pPr>
-      <w:hyperlink r:id="rId121" w:history="1">
+      <w:hyperlink r:id="rId143" w:history="1">
         <w:r>
           <w:rPr>
             <w:rStyle w:val="Hyperlink"/>
@@ -23573,7 +28572,7 @@
         </w:numPr>
         <w:spacing w:after="40" w:line="260" w:lineRule="auto"/>
       </w:pPr>
-      <w:hyperlink r:id="rId122" w:history="1">
+      <w:hyperlink r:id="rId144" w:history="1">
         <w:r>
           <w:rPr>
             <w:rStyle w:val="Hyperlink"/>
@@ -23601,7 +28600,7 @@
         </w:numPr>
         <w:spacing w:after="40" w:line="260" w:lineRule="auto"/>
       </w:pPr>
-      <w:hyperlink r:id="rId123" w:history="1">
+      <w:hyperlink r:id="rId145" w:history="1">
         <w:r>
           <w:rPr>
             <w:rStyle w:val="Hyperlink"/>
@@ -23629,7 +28628,7 @@
         </w:numPr>
         <w:spacing w:after="40" w:line="260" w:lineRule="auto"/>
       </w:pPr>
-      <w:hyperlink r:id="rId124" w:history="1">
+      <w:hyperlink r:id="rId146" w:history="1">
         <w:r>
           <w:rPr>
             <w:rStyle w:val="Hyperlink"/>
@@ -23650,6 +28649,62 @@
     </w:p>
     <w:p>
       <w:pPr>
+        <w:pStyle w:val="ListParagraph"/>
+        <w:numPr>
+          <w:ilvl w:val="0"/>
+          <w:numId w:val="4"/>
+        </w:numPr>
+        <w:spacing w:after="40" w:line="260" w:lineRule="auto"/>
+      </w:pPr>
+      <w:hyperlink r:id="rId147" w:history="1">
+        <w:r>
+          <w:rPr>
+            <w:rStyle w:val="Hyperlink"/>
+            <w:sz w:val="20"/>
+            <w:szCs w:val="20"/>
+          </w:rPr>
+          <w:t>ConnInfo helper: the client address</w:t>
+        </w:r>
+      </w:hyperlink>
+      <w:r>
+        <w:rPr>
+          <w:color w:val="6B7280"/>
+          <w:sz w:val="16"/>
+          <w:szCs w:val="16"/>
+        </w:rPr>
+        <w:t xml:space="preserve">  https://hono.dev/docs/helpers/conninfo</w:t>
+      </w:r>
+    </w:p>
+    <w:p>
+      <w:pPr>
+        <w:pStyle w:val="ListParagraph"/>
+        <w:numPr>
+          <w:ilvl w:val="0"/>
+          <w:numId w:val="4"/>
+        </w:numPr>
+        <w:spacing w:after="40" w:line="260" w:lineRule="auto"/>
+      </w:pPr>
+      <w:hyperlink r:id="rId148" w:history="1">
+        <w:r>
+          <w:rPr>
+            <w:rStyle w:val="Hyperlink"/>
+            <w:sz w:val="20"/>
+            <w:szCs w:val="20"/>
+          </w:rPr>
+          <w:t>hono-rate-limiter (community middleware with Redis stores)</w:t>
+        </w:r>
+      </w:hyperlink>
+      <w:r>
+        <w:rPr>
+          <w:color w:val="6B7280"/>
+          <w:sz w:val="16"/>
+          <w:szCs w:val="16"/>
+        </w:rPr>
+        <w:t xml:space="preserve">  https://github.com/rhinobase/hono-rate-limiter</w:t>
+      </w:r>
+    </w:p>
+    <w:p>
+      <w:pPr>
         <w:pStyle w:val="Heading3"/>
       </w:pPr>
       <w:r>
@@ -23665,7 +28720,7 @@
         </w:numPr>
         <w:spacing w:after="40" w:line="260" w:lineRule="auto"/>
       </w:pPr>
-      <w:hyperlink r:id="rId125" w:history="1">
+      <w:hyperlink r:id="rId149" w:history="1">
         <w:r>
           <w:rPr>
             <w:rStyle w:val="Hyperlink"/>
@@ -23693,7 +28748,7 @@
         </w:numPr>
         <w:spacing w:after="40" w:line="260" w:lineRule="auto"/>
       </w:pPr>
-      <w:hyperlink r:id="rId126" w:history="1">
+      <w:hyperlink r:id="rId150" w:history="1">
         <w:r>
           <w:rPr>
             <w:rStyle w:val="Hyperlink"/>
@@ -23721,7 +28776,7 @@
         </w:numPr>
         <w:spacing w:after="40" w:line="260" w:lineRule="auto"/>
       </w:pPr>
-      <w:hyperlink r:id="rId127" w:history="1">
+      <w:hyperlink r:id="rId151" w:history="1">
         <w:r>
           <w:rPr>
             <w:rStyle w:val="Hyperlink"/>
@@ -23749,7 +28804,7 @@
         </w:numPr>
         <w:spacing w:after="40" w:line="260" w:lineRule="auto"/>
       </w:pPr>
-      <w:hyperlink r:id="rId128" w:history="1">
+      <w:hyperlink r:id="rId152" w:history="1">
         <w:r>
           <w:rPr>
             <w:rStyle w:val="Hyperlink"/>
@@ -23777,7 +28832,7 @@
         </w:numPr>
         <w:spacing w:after="40" w:line="260" w:lineRule="auto"/>
       </w:pPr>
-      <w:hyperlink r:id="rId129" w:history="1">
+      <w:hyperlink r:id="rId153" w:history="1">
         <w:r>
           <w:rPr>
             <w:rStyle w:val="Hyperlink"/>
@@ -23805,7 +28860,7 @@
         </w:numPr>
         <w:spacing w:after="40" w:line="260" w:lineRule="auto"/>
       </w:pPr>
-      <w:hyperlink r:id="rId130" w:history="1">
+      <w:hyperlink r:id="rId154" w:history="1">
         <w:r>
           <w:rPr>
             <w:rStyle w:val="Hyperlink"/>
@@ -23833,7 +28888,7 @@
         </w:numPr>
         <w:spacing w:after="40" w:line="260" w:lineRule="auto"/>
       </w:pPr>
-      <w:hyperlink r:id="rId131" w:history="1">
+      <w:hyperlink r:id="rId155" w:history="1">
         <w:r>
           <w:rPr>
             <w:rStyle w:val="Hyperlink"/>
@@ -23861,7 +28916,7 @@
         </w:numPr>
         <w:spacing w:after="40" w:line="260" w:lineRule="auto"/>
       </w:pPr>
-      <w:hyperlink r:id="rId132" w:history="1">
+      <w:hyperlink r:id="rId156" w:history="1">
         <w:r>
           <w:rPr>
             <w:rStyle w:val="Hyperlink"/>
@@ -23889,7 +28944,7 @@
         </w:numPr>
         <w:spacing w:after="40" w:line="260" w:lineRule="auto"/>
       </w:pPr>
-      <w:hyperlink r:id="rId133" w:history="1">
+      <w:hyperlink r:id="rId157" w:history="1">
         <w:r>
           <w:rPr>
             <w:rStyle w:val="Hyperlink"/>
@@ -23917,7 +28972,7 @@
         </w:numPr>
         <w:spacing w:after="40" w:line="260" w:lineRule="auto"/>
       </w:pPr>
-      <w:hyperlink r:id="rId134" w:history="1">
+      <w:hyperlink r:id="rId158" w:history="1">
         <w:r>
           <w:rPr>
             <w:rStyle w:val="Hyperlink"/>
@@ -23945,7 +29000,7 @@
         </w:numPr>
         <w:spacing w:after="40" w:line="260" w:lineRule="auto"/>
       </w:pPr>
-      <w:hyperlink r:id="rId135" w:history="1">
+      <w:hyperlink r:id="rId159" w:history="1">
         <w:r>
           <w:rPr>
             <w:rStyle w:val="Hyperlink"/>
@@ -23973,7 +29028,7 @@
         </w:numPr>
         <w:spacing w:after="40" w:line="260" w:lineRule="auto"/>
       </w:pPr>
-      <w:hyperlink r:id="rId136" w:history="1">
+      <w:hyperlink r:id="rId160" w:history="1">
         <w:r>
           <w:rPr>
             <w:rStyle w:val="Hyperlink"/>
@@ -24001,7 +29056,7 @@
         </w:numPr>
         <w:spacing w:after="40" w:line="260" w:lineRule="auto"/>
       </w:pPr>
-      <w:hyperlink r:id="rId137" w:history="1">
+      <w:hyperlink r:id="rId161" w:history="1">
         <w:r>
           <w:rPr>
             <w:rStyle w:val="Hyperlink"/>
@@ -24022,6 +29077,34 @@
     </w:p>
     <w:p>
       <w:pPr>
+        <w:pStyle w:val="ListParagraph"/>
+        <w:numPr>
+          <w:ilvl w:val="0"/>
+          <w:numId w:val="4"/>
+        </w:numPr>
+        <w:spacing w:after="40" w:line="260" w:lineRule="auto"/>
+      </w:pPr>
+      <w:hyperlink r:id="rId162" w:history="1">
+        <w:r>
+          <w:rPr>
+            <w:rStyle w:val="Hyperlink"/>
+            <w:sz w:val="20"/>
+            <w:szCs w:val="20"/>
+          </w:rPr>
+          <w:t>Upsert query: onConflictDoUpdate</w:t>
+        </w:r>
+      </w:hyperlink>
+      <w:r>
+        <w:rPr>
+          <w:color w:val="6B7280"/>
+          <w:sz w:val="16"/>
+          <w:szCs w:val="16"/>
+        </w:rPr>
+        <w:t xml:space="preserve">  https://orm.drizzle.team/docs/guides/upsert</w:t>
+      </w:r>
+    </w:p>
+    <w:p>
+      <w:pPr>
         <w:pStyle w:val="Heading3"/>
       </w:pPr>
       <w:r>
@@ -24037,7 +29120,7 @@
         </w:numPr>
         <w:spacing w:after="40" w:line="260" w:lineRule="auto"/>
       </w:pPr>
-      <w:hyperlink r:id="rId138" w:history="1">
+      <w:hyperlink r:id="rId163" w:history="1">
         <w:r>
           <w:rPr>
             <w:rStyle w:val="Hyperlink"/>
@@ -24065,7 +29148,7 @@
         </w:numPr>
         <w:spacing w:after="40" w:line="260" w:lineRule="auto"/>
       </w:pPr>
-      <w:hyperlink r:id="rId139" w:history="1">
+      <w:hyperlink r:id="rId164" w:history="1">
         <w:r>
           <w:rPr>
             <w:rStyle w:val="Hyperlink"/>
@@ -24093,7 +29176,7 @@
         </w:numPr>
         <w:spacing w:after="40" w:line="260" w:lineRule="auto"/>
       </w:pPr>
-      <w:hyperlink r:id="rId140" w:history="1">
+      <w:hyperlink r:id="rId165" w:history="1">
         <w:r>
           <w:rPr>
             <w:rStyle w:val="Hyperlink"/>
@@ -24121,7 +29204,7 @@
         </w:numPr>
         <w:spacing w:after="40" w:line="260" w:lineRule="auto"/>
       </w:pPr>
-      <w:hyperlink r:id="rId141" w:history="1">
+      <w:hyperlink r:id="rId166" w:history="1">
         <w:r>
           <w:rPr>
             <w:rStyle w:val="Hyperlink"/>
@@ -24149,7 +29232,7 @@
         </w:numPr>
         <w:spacing w:after="40" w:line="260" w:lineRule="auto"/>
       </w:pPr>
-      <w:hyperlink r:id="rId142" w:history="1">
+      <w:hyperlink r:id="rId167" w:history="1">
         <w:r>
           <w:rPr>
             <w:rStyle w:val="Hyperlink"/>
@@ -24177,7 +29260,7 @@
         </w:numPr>
         <w:spacing w:after="40" w:line="260" w:lineRule="auto"/>
       </w:pPr>
-      <w:hyperlink r:id="rId143" w:history="1">
+      <w:hyperlink r:id="rId168" w:history="1">
         <w:r>
           <w:rPr>
             <w:rStyle w:val="Hyperlink"/>
@@ -24205,7 +29288,7 @@
         </w:numPr>
         <w:spacing w:after="40" w:line="260" w:lineRule="auto"/>
       </w:pPr>
-      <w:hyperlink r:id="rId144" w:history="1">
+      <w:hyperlink r:id="rId169" w:history="1">
         <w:r>
           <w:rPr>
             <w:rStyle w:val="Hyperlink"/>
@@ -24241,7 +29324,7 @@
         </w:numPr>
         <w:spacing w:after="40" w:line="260" w:lineRule="auto"/>
       </w:pPr>
-      <w:hyperlink r:id="rId145" w:history="1">
+      <w:hyperlink r:id="rId170" w:history="1">
         <w:r>
           <w:rPr>
             <w:rStyle w:val="Hyperlink"/>
@@ -24269,7 +29352,7 @@
         </w:numPr>
         <w:spacing w:after="40" w:line="260" w:lineRule="auto"/>
       </w:pPr>
-      <w:hyperlink r:id="rId146" w:history="1">
+      <w:hyperlink r:id="rId171" w:history="1">
         <w:r>
           <w:rPr>
             <w:rStyle w:val="Hyperlink"/>
@@ -24297,7 +29380,7 @@
         </w:numPr>
         <w:spacing w:after="40" w:line="260" w:lineRule="auto"/>
       </w:pPr>
-      <w:hyperlink r:id="rId147" w:history="1">
+      <w:hyperlink r:id="rId172" w:history="1">
         <w:r>
           <w:rPr>
             <w:rStyle w:val="Hyperlink"/>
@@ -24325,7 +29408,7 @@
         </w:numPr>
         <w:spacing w:after="40" w:line="260" w:lineRule="auto"/>
       </w:pPr>
-      <w:hyperlink r:id="rId148" w:history="1">
+      <w:hyperlink r:id="rId173" w:history="1">
         <w:r>
           <w:rPr>
             <w:rStyle w:val="Hyperlink"/>
@@ -24353,7 +29436,7 @@
         </w:numPr>
         <w:spacing w:after="40" w:line="260" w:lineRule="auto"/>
       </w:pPr>
-      <w:hyperlink r:id="rId149" w:history="1">
+      <w:hyperlink r:id="rId174" w:history="1">
         <w:r>
           <w:rPr>
             <w:rStyle w:val="Hyperlink"/>
@@ -24381,7 +29464,7 @@
         </w:numPr>
         <w:spacing w:after="40" w:line="260" w:lineRule="auto"/>
       </w:pPr>
-      <w:hyperlink r:id="rId150" w:history="1">
+      <w:hyperlink r:id="rId175" w:history="1">
         <w:r>
           <w:rPr>
             <w:rStyle w:val="Hyperlink"/>
@@ -24409,7 +29492,7 @@
         </w:numPr>
         <w:spacing w:after="40" w:line="260" w:lineRule="auto"/>
       </w:pPr>
-      <w:hyperlink r:id="rId151" w:history="1">
+      <w:hyperlink r:id="rId176" w:history="1">
         <w:r>
           <w:rPr>
             <w:rStyle w:val="Hyperlink"/>
@@ -24430,6 +29513,34 @@
     </w:p>
     <w:p>
       <w:pPr>
+        <w:pStyle w:val="ListParagraph"/>
+        <w:numPr>
+          <w:ilvl w:val="0"/>
+          <w:numId w:val="4"/>
+        </w:numPr>
+        <w:spacing w:after="40" w:line="260" w:lineRule="auto"/>
+      </w:pPr>
+      <w:hyperlink r:id="rId177" w:history="1">
+        <w:r>
+          <w:rPr>
+            <w:rStyle w:val="Hyperlink"/>
+            <w:sz w:val="20"/>
+            <w:szCs w:val="20"/>
+          </w:rPr>
+          <w:t>INSERT ... ON CONFLICT DO UPDATE (upsert, the excluded row)</w:t>
+        </w:r>
+      </w:hyperlink>
+      <w:r>
+        <w:rPr>
+          <w:color w:val="6B7280"/>
+          <w:sz w:val="16"/>
+          <w:szCs w:val="16"/>
+        </w:rPr>
+        <w:t xml:space="preserve">  https://www.postgresql.org/docs/current/sql-insert.html</w:t>
+      </w:r>
+    </w:p>
+    <w:p>
+      <w:pPr>
         <w:pStyle w:val="Heading3"/>
       </w:pPr>
       <w:r>
@@ -24445,7 +29556,7 @@
         </w:numPr>
         <w:spacing w:after="40" w:line="260" w:lineRule="auto"/>
       </w:pPr>
-      <w:hyperlink r:id="rId152" w:history="1">
+      <w:hyperlink r:id="rId178" w:history="1">
         <w:r>
           <w:rPr>
             <w:rStyle w:val="Hyperlink"/>
@@ -24473,7 +29584,7 @@
         </w:numPr>
         <w:spacing w:after="40" w:line="260" w:lineRule="auto"/>
       </w:pPr>
-      <w:hyperlink r:id="rId153" w:history="1">
+      <w:hyperlink r:id="rId179" w:history="1">
         <w:r>
           <w:rPr>
             <w:rStyle w:val="Hyperlink"/>
@@ -24501,7 +29612,7 @@
         </w:numPr>
         <w:spacing w:after="40" w:line="260" w:lineRule="auto"/>
       </w:pPr>
-      <w:hyperlink r:id="rId154" w:history="1">
+      <w:hyperlink r:id="rId180" w:history="1">
         <w:r>
           <w:rPr>
             <w:rStyle w:val="Hyperlink"/>
@@ -24529,7 +29640,7 @@
         </w:numPr>
         <w:spacing w:after="40" w:line="260" w:lineRule="auto"/>
       </w:pPr>
-      <w:hyperlink r:id="rId155" w:history="1">
+      <w:hyperlink r:id="rId181" w:history="1">
         <w:r>
           <w:rPr>
             <w:rStyle w:val="Hyperlink"/>
@@ -24557,7 +29668,7 @@
         </w:numPr>
         <w:spacing w:after="40" w:line="260" w:lineRule="auto"/>
       </w:pPr>
-      <w:hyperlink r:id="rId156" w:history="1">
+      <w:hyperlink r:id="rId182" w:history="1">
         <w:r>
           <w:rPr>
             <w:rStyle w:val="Hyperlink"/>
@@ -24585,7 +29696,7 @@
         </w:numPr>
         <w:spacing w:after="40" w:line="260" w:lineRule="auto"/>
       </w:pPr>
-      <w:hyperlink r:id="rId157" w:history="1">
+      <w:hyperlink r:id="rId183" w:history="1">
         <w:r>
           <w:rPr>
             <w:rStyle w:val="Hyperlink"/>
@@ -24613,7 +29724,7 @@
         </w:numPr>
         <w:spacing w:after="40" w:line="260" w:lineRule="auto"/>
       </w:pPr>
-      <w:hyperlink r:id="rId158" w:history="1">
+      <w:hyperlink r:id="rId184" w:history="1">
         <w:r>
           <w:rPr>
             <w:rStyle w:val="Hyperlink"/>
@@ -24641,7 +29752,7 @@
         </w:numPr>
         <w:spacing w:after="40" w:line="260" w:lineRule="auto"/>
       </w:pPr>
-      <w:hyperlink r:id="rId159" w:history="1">
+      <w:hyperlink r:id="rId185" w:history="1">
         <w:r>
           <w:rPr>
             <w:rStyle w:val="Hyperlink"/>
@@ -24669,7 +29780,7 @@
         </w:numPr>
         <w:spacing w:after="40" w:line="260" w:lineRule="auto"/>
       </w:pPr>
-      <w:hyperlink r:id="rId160" w:history="1">
+      <w:hyperlink r:id="rId186" w:history="1">
         <w:r>
           <w:rPr>
             <w:rStyle w:val="Hyperlink"/>
@@ -24697,7 +29808,7 @@
         </w:numPr>
         <w:spacing w:after="40" w:line="260" w:lineRule="auto"/>
       </w:pPr>
-      <w:hyperlink r:id="rId161" w:history="1">
+      <w:hyperlink r:id="rId187" w:history="1">
         <w:r>
           <w:rPr>
             <w:rStyle w:val="Hyperlink"/>
@@ -24725,7 +29836,7 @@
         </w:numPr>
         <w:spacing w:after="40" w:line="260" w:lineRule="auto"/>
       </w:pPr>
-      <w:hyperlink r:id="rId162" w:history="1">
+      <w:hyperlink r:id="rId188" w:history="1">
         <w:r>
           <w:rPr>
             <w:rStyle w:val="Hyperlink"/>
@@ -24753,7 +29864,7 @@
         </w:numPr>
         <w:spacing w:after="40" w:line="260" w:lineRule="auto"/>
       </w:pPr>
-      <w:hyperlink r:id="rId163" w:history="1">
+      <w:hyperlink r:id="rId189" w:history="1">
         <w:r>
           <w:rPr>
             <w:rStyle w:val="Hyperlink"/>
@@ -24774,6 +29885,62 @@
     </w:p>
     <w:p>
       <w:pPr>
+        <w:pStyle w:val="ListParagraph"/>
+        <w:numPr>
+          <w:ilvl w:val="0"/>
+          <w:numId w:val="4"/>
+        </w:numPr>
+        <w:spacing w:after="40" w:line="260" w:lineRule="auto"/>
+      </w:pPr>
+      <w:hyperlink r:id="rId190" w:history="1">
+        <w:r>
+          <w:rPr>
+            <w:rStyle w:val="Hyperlink"/>
+            <w:sz w:val="20"/>
+            <w:szCs w:val="20"/>
+          </w:rPr>
+          <w:t>Credential Stuffing Prevention Cheat Sheet</w:t>
+        </w:r>
+      </w:hyperlink>
+      <w:r>
+        <w:rPr>
+          <w:color w:val="6B7280"/>
+          <w:sz w:val="16"/>
+          <w:szCs w:val="16"/>
+        </w:rPr>
+        <w:t xml:space="preserve">  https://cheatsheetseries.owasp.org/cheatsheets/Credential_Stuffing_Prevention_Cheat_Sheet.html</w:t>
+      </w:r>
+    </w:p>
+    <w:p>
+      <w:pPr>
+        <w:pStyle w:val="ListParagraph"/>
+        <w:numPr>
+          <w:ilvl w:val="0"/>
+          <w:numId w:val="4"/>
+        </w:numPr>
+        <w:spacing w:after="40" w:line="260" w:lineRule="auto"/>
+      </w:pPr>
+      <w:hyperlink r:id="rId191" w:history="1">
+        <w:r>
+          <w:rPr>
+            <w:rStyle w:val="Hyperlink"/>
+            <w:sz w:val="20"/>
+            <w:szCs w:val="20"/>
+          </w:rPr>
+          <w:t>Authentication Cheat Sheet (login throttling, account lockout)</w:t>
+        </w:r>
+      </w:hyperlink>
+      <w:r>
+        <w:rPr>
+          <w:color w:val="6B7280"/>
+          <w:sz w:val="16"/>
+          <w:szCs w:val="16"/>
+        </w:rPr>
+        <w:t xml:space="preserve">  https://cheatsheetseries.owasp.org/cheatsheets/Authentication_Cheat_Sheet.html</w:t>
+      </w:r>
+    </w:p>
+    <w:p>
+      <w:pPr>
         <w:pStyle w:val="Heading3"/>
       </w:pPr>
       <w:r>
@@ -24789,7 +29956,7 @@
         </w:numPr>
         <w:spacing w:after="40" w:line="260" w:lineRule="auto"/>
       </w:pPr>
-      <w:hyperlink r:id="rId164" w:history="1">
+      <w:hyperlink r:id="rId192" w:history="1">
         <w:r>
           <w:rPr>
             <w:rStyle w:val="Hyperlink"/>
@@ -24817,7 +29984,7 @@
         </w:numPr>
         <w:spacing w:after="40" w:line="260" w:lineRule="auto"/>
       </w:pPr>
-      <w:hyperlink r:id="rId165" w:history="1">
+      <w:hyperlink r:id="rId193" w:history="1">
         <w:r>
           <w:rPr>
             <w:rStyle w:val="Hyperlink"/>
@@ -24845,7 +30012,7 @@
         </w:numPr>
         <w:spacing w:after="40" w:line="260" w:lineRule="auto"/>
       </w:pPr>
-      <w:hyperlink r:id="rId166" w:history="1">
+      <w:hyperlink r:id="rId194" w:history="1">
         <w:r>
           <w:rPr>
             <w:rStyle w:val="Hyperlink"/>
@@ -24873,7 +30040,7 @@
         </w:numPr>
         <w:spacing w:after="40" w:line="260" w:lineRule="auto"/>
       </w:pPr>
-      <w:hyperlink r:id="rId167" w:history="1">
+      <w:hyperlink r:id="rId195" w:history="1">
         <w:r>
           <w:rPr>
             <w:rStyle w:val="Hyperlink"/>
@@ -24901,7 +30068,7 @@
         </w:numPr>
         <w:spacing w:after="40" w:line="260" w:lineRule="auto"/>
       </w:pPr>
-      <w:hyperlink r:id="rId168" w:history="1">
+      <w:hyperlink r:id="rId196" w:history="1">
         <w:r>
           <w:rPr>
             <w:rStyle w:val="Hyperlink"/>
@@ -24937,7 +30104,7 @@
         </w:numPr>
         <w:spacing w:after="40" w:line="260" w:lineRule="auto"/>
       </w:pPr>
-      <w:hyperlink r:id="rId169" w:history="1">
+      <w:hyperlink r:id="rId197" w:history="1">
         <w:r>
           <w:rPr>
             <w:rStyle w:val="Hyperlink"/>
@@ -24961,7 +30128,6 @@
         <w:pStyle w:val="Heading3"/>
       </w:pPr>
       <w:r>
-        <w:lastRenderedPageBreak/>
         <w:t>TypeScript</w:t>
       </w:r>
     </w:p>
@@ -24974,7 +30140,7 @@
         </w:numPr>
         <w:spacing w:after="40" w:line="260" w:lineRule="auto"/>
       </w:pPr>
-      <w:hyperlink r:id="rId170" w:anchor="noUncheckedIndexedAccess" w:history="1">
+      <w:hyperlink r:id="rId198" w:anchor="noUncheckedIndexedAccess" w:history="1">
         <w:r>
           <w:rPr>
             <w:rStyle w:val="Hyperlink"/>
@@ -25002,7 +30168,7 @@
         </w:numPr>
         <w:spacing w:after="40" w:line="260" w:lineRule="auto"/>
       </w:pPr>
-      <w:hyperlink r:id="rId171" w:history="1">
+      <w:hyperlink r:id="rId199" w:history="1">
         <w:r>
           <w:rPr>
             <w:rStyle w:val="Hyperlink"/>
@@ -25030,7 +30196,7 @@
         </w:numPr>
         <w:spacing w:after="40" w:line="260" w:lineRule="auto"/>
       </w:pPr>
-      <w:hyperlink r:id="rId172" w:history="1">
+      <w:hyperlink r:id="rId200" w:history="1">
         <w:r>
           <w:rPr>
             <w:rStyle w:val="Hyperlink"/>
@@ -25058,7 +30224,7 @@
         </w:numPr>
         <w:spacing w:after="40" w:line="260" w:lineRule="auto"/>
       </w:pPr>
-      <w:hyperlink r:id="rId173" w:history="1">
+      <w:hyperlink r:id="rId201" w:history="1">
         <w:r>
           <w:rPr>
             <w:rStyle w:val="Hyperlink"/>
@@ -25086,7 +30252,7 @@
         </w:numPr>
         <w:spacing w:after="40" w:line="260" w:lineRule="auto"/>
       </w:pPr>
-      <w:hyperlink r:id="rId174" w:history="1">
+      <w:hyperlink r:id="rId202" w:history="1">
         <w:r>
           <w:rPr>
             <w:rStyle w:val="Hyperlink"/>
@@ -25114,7 +30280,7 @@
         </w:numPr>
         <w:spacing w:after="40" w:line="260" w:lineRule="auto"/>
       </w:pPr>
-      <w:hyperlink r:id="rId175" w:history="1">
+      <w:hyperlink r:id="rId203" w:history="1">
         <w:r>
           <w:rPr>
             <w:rStyle w:val="Hyperlink"/>
@@ -25135,6 +30301,62 @@
     </w:p>
     <w:p>
       <w:pPr>
+        <w:pStyle w:val="ListParagraph"/>
+        <w:numPr>
+          <w:ilvl w:val="0"/>
+          <w:numId w:val="4"/>
+        </w:numPr>
+        <w:spacing w:after="40" w:line="260" w:lineRule="auto"/>
+      </w:pPr>
+      <w:hyperlink r:id="rId204" w:history="1">
+        <w:r>
+          <w:rPr>
+            <w:rStyle w:val="Hyperlink"/>
+            <w:sz w:val="20"/>
+            <w:szCs w:val="20"/>
+          </w:rPr>
+          <w:t>Template literal types</w:t>
+        </w:r>
+      </w:hyperlink>
+      <w:r>
+        <w:rPr>
+          <w:color w:val="6B7280"/>
+          <w:sz w:val="16"/>
+          <w:szCs w:val="16"/>
+        </w:rPr>
+        <w:t xml:space="preserve">  https://www.typescriptlang.org/docs/handbook/2/template-literal-types.html</w:t>
+      </w:r>
+    </w:p>
+    <w:p>
+      <w:pPr>
+        <w:pStyle w:val="ListParagraph"/>
+        <w:numPr>
+          <w:ilvl w:val="0"/>
+          <w:numId w:val="4"/>
+        </w:numPr>
+        <w:spacing w:after="40" w:line="260" w:lineRule="auto"/>
+      </w:pPr>
+      <w:hyperlink r:id="rId205" w:history="1">
+        <w:r>
+          <w:rPr>
+            <w:rStyle w:val="Hyperlink"/>
+            <w:sz w:val="20"/>
+            <w:szCs w:val="20"/>
+          </w:rPr>
+          <w:t>TypeScript 4.9 release notes: the satisfies operator</w:t>
+        </w:r>
+      </w:hyperlink>
+      <w:r>
+        <w:rPr>
+          <w:color w:val="6B7280"/>
+          <w:sz w:val="16"/>
+          <w:szCs w:val="16"/>
+        </w:rPr>
+        <w:t xml:space="preserve">  https://www.typescriptlang.org/docs/handbook/release-notes/typescript-4-9.html</w:t>
+      </w:r>
+    </w:p>
+    <w:p>
+      <w:pPr>
         <w:pStyle w:val="Heading3"/>
       </w:pPr>
       <w:r>
@@ -25150,7 +30372,7 @@
         </w:numPr>
         <w:spacing w:after="40" w:line="260" w:lineRule="auto"/>
       </w:pPr>
-      <w:hyperlink r:id="rId176" w:history="1">
+      <w:hyperlink r:id="rId206" w:history="1">
         <w:r>
           <w:rPr>
             <w:rStyle w:val="Hyperlink"/>
@@ -25178,7 +30400,7 @@
         </w:numPr>
         <w:spacing w:after="40" w:line="260" w:lineRule="auto"/>
       </w:pPr>
-      <w:hyperlink r:id="rId177" w:history="1">
+      <w:hyperlink r:id="rId207" w:history="1">
         <w:r>
           <w:rPr>
             <w:rStyle w:val="Hyperlink"/>
@@ -25206,7 +30428,7 @@
         </w:numPr>
         <w:spacing w:after="40" w:line="260" w:lineRule="auto"/>
       </w:pPr>
-      <w:hyperlink r:id="rId178" w:history="1">
+      <w:hyperlink r:id="rId208" w:history="1">
         <w:r>
           <w:rPr>
             <w:rStyle w:val="Hyperlink"/>
@@ -25242,7 +30464,7 @@
         </w:numPr>
         <w:spacing w:after="40" w:line="260" w:lineRule="auto"/>
       </w:pPr>
-      <w:hyperlink r:id="rId179" w:history="1">
+      <w:hyperlink r:id="rId209" w:history="1">
         <w:r>
           <w:rPr>
             <w:rStyle w:val="Hyperlink"/>
@@ -25270,7 +30492,7 @@
         </w:numPr>
         <w:spacing w:after="40" w:line="260" w:lineRule="auto"/>
       </w:pPr>
-      <w:hyperlink r:id="rId180" w:history="1">
+      <w:hyperlink r:id="rId210" w:history="1">
         <w:r>
           <w:rPr>
             <w:rStyle w:val="Hyperlink"/>
@@ -25298,7 +30520,7 @@
         </w:numPr>
         <w:spacing w:after="40" w:line="260" w:lineRule="auto"/>
       </w:pPr>
-      <w:hyperlink r:id="rId181" w:history="1">
+      <w:hyperlink r:id="rId211" w:history="1">
         <w:r>
           <w:rPr>
             <w:rStyle w:val="Hyperlink"/>
@@ -25326,7 +30548,7 @@
         </w:numPr>
         <w:spacing w:after="40" w:line="260" w:lineRule="auto"/>
       </w:pPr>
-      <w:hyperlink r:id="rId182" w:history="1">
+      <w:hyperlink r:id="rId212" w:history="1">
         <w:r>
           <w:rPr>
             <w:rStyle w:val="Hyperlink"/>
@@ -25354,7 +30576,7 @@
         </w:numPr>
         <w:spacing w:after="40" w:line="260" w:lineRule="auto"/>
       </w:pPr>
-      <w:hyperlink r:id="rId183" w:history="1">
+      <w:hyperlink r:id="rId213" w:history="1">
         <w:r>
           <w:rPr>
             <w:rStyle w:val="Hyperlink"/>
@@ -25390,7 +30612,7 @@
         </w:numPr>
         <w:spacing w:after="40" w:line="260" w:lineRule="auto"/>
       </w:pPr>
-      <w:hyperlink r:id="rId184" w:history="1">
+      <w:hyperlink r:id="rId214" w:history="1">
         <w:r>
           <w:rPr>
             <w:rStyle w:val="Hyperlink"/>
@@ -25418,7 +30640,7 @@
         </w:numPr>
         <w:spacing w:after="40" w:line="260" w:lineRule="auto"/>
       </w:pPr>
-      <w:hyperlink r:id="rId185" w:history="1">
+      <w:hyperlink r:id="rId215" w:history="1">
         <w:r>
           <w:rPr>
             <w:rStyle w:val="Hyperlink"/>
@@ -25446,7 +30668,7 @@
         </w:numPr>
         <w:spacing w:after="40" w:line="260" w:lineRule="auto"/>
       </w:pPr>
-      <w:hyperlink r:id="rId186" w:history="1">
+      <w:hyperlink r:id="rId216" w:history="1">
         <w:r>
           <w:rPr>
             <w:rStyle w:val="Hyperlink"/>
@@ -25474,7 +30696,7 @@
         </w:numPr>
         <w:spacing w:after="40" w:line="260" w:lineRule="auto"/>
       </w:pPr>
-      <w:hyperlink r:id="rId187" w:history="1">
+      <w:hyperlink r:id="rId217" w:history="1">
         <w:r>
           <w:rPr>
             <w:rStyle w:val="Hyperlink"/>
@@ -25502,7 +30724,7 @@
         </w:numPr>
         <w:spacing w:after="40" w:line="260" w:lineRule="auto"/>
       </w:pPr>
-      <w:hyperlink r:id="rId188" w:history="1">
+      <w:hyperlink r:id="rId218" w:history="1">
         <w:r>
           <w:rPr>
             <w:rStyle w:val="Hyperlink"/>
@@ -25530,7 +30752,7 @@
         </w:numPr>
         <w:spacing w:after="40" w:line="260" w:lineRule="auto"/>
       </w:pPr>
-      <w:hyperlink r:id="rId189" w:history="1">
+      <w:hyperlink r:id="rId219" w:history="1">
         <w:r>
           <w:rPr>
             <w:rStyle w:val="Hyperlink"/>
@@ -25558,7 +30780,7 @@
         </w:numPr>
         <w:spacing w:after="40" w:line="260" w:lineRule="auto"/>
       </w:pPr>
-      <w:hyperlink r:id="rId190" w:history="1">
+      <w:hyperlink r:id="rId220" w:history="1">
         <w:r>
           <w:rPr>
             <w:rStyle w:val="Hyperlink"/>
@@ -25594,7 +30816,7 @@
         </w:numPr>
         <w:spacing w:after="40" w:line="260" w:lineRule="auto"/>
       </w:pPr>
-      <w:hyperlink r:id="rId191" w:history="1">
+      <w:hyperlink r:id="rId221" w:history="1">
         <w:r>
           <w:rPr>
             <w:rStyle w:val="Hyperlink"/>
@@ -25622,7 +30844,7 @@
         </w:numPr>
         <w:spacing w:after="40" w:line="260" w:lineRule="auto"/>
       </w:pPr>
-      <w:hyperlink r:id="rId192" w:history="1">
+      <w:hyperlink r:id="rId222" w:history="1">
         <w:r>
           <w:rPr>
             <w:rStyle w:val="Hyperlink"/>
@@ -25650,7 +30872,7 @@
         </w:numPr>
         <w:spacing w:after="40" w:line="260" w:lineRule="auto"/>
       </w:pPr>
-      <w:hyperlink r:id="rId193" w:history="1">
+      <w:hyperlink r:id="rId223" w:history="1">
         <w:r>
           <w:rPr>
             <w:rStyle w:val="Hyperlink"/>
@@ -25678,7 +30900,7 @@
         </w:numPr>
         <w:spacing w:after="40" w:line="260" w:lineRule="auto"/>
       </w:pPr>
-      <w:hyperlink r:id="rId194" w:history="1">
+      <w:hyperlink r:id="rId224" w:history="1">
         <w:r>
           <w:rPr>
             <w:rStyle w:val="Hyperlink"/>
@@ -25706,7 +30928,7 @@
         </w:numPr>
         <w:spacing w:after="40" w:line="260" w:lineRule="auto"/>
       </w:pPr>
-      <w:hyperlink r:id="rId195" w:history="1">
+      <w:hyperlink r:id="rId225" w:history="1">
         <w:r>
           <w:rPr>
             <w:rStyle w:val="Hyperlink"/>
@@ -25727,6 +30949,90 @@
     </w:p>
     <w:p>
       <w:pPr>
+        <w:pStyle w:val="ListParagraph"/>
+        <w:numPr>
+          <w:ilvl w:val="0"/>
+          <w:numId w:val="4"/>
+        </w:numPr>
+        <w:spacing w:after="40" w:line="260" w:lineRule="auto"/>
+      </w:pPr>
+      <w:hyperlink r:id="rId226" w:history="1">
+        <w:r>
+          <w:rPr>
+            <w:rStyle w:val="Hyperlink"/>
+            <w:sz w:val="20"/>
+            <w:szCs w:val="20"/>
+          </w:rPr>
+          <w:t>429 Too Many Requests</w:t>
+        </w:r>
+      </w:hyperlink>
+      <w:r>
+        <w:rPr>
+          <w:color w:val="6B7280"/>
+          <w:sz w:val="16"/>
+          <w:szCs w:val="16"/>
+        </w:rPr>
+        <w:t xml:space="preserve">  https://developer.mozilla.org/en-US/docs/Web/HTTP/Status/429</w:t>
+      </w:r>
+    </w:p>
+    <w:p>
+      <w:pPr>
+        <w:pStyle w:val="ListParagraph"/>
+        <w:numPr>
+          <w:ilvl w:val="0"/>
+          <w:numId w:val="4"/>
+        </w:numPr>
+        <w:spacing w:after="40" w:line="260" w:lineRule="auto"/>
+      </w:pPr>
+      <w:hyperlink r:id="rId227" w:history="1">
+        <w:r>
+          <w:rPr>
+            <w:rStyle w:val="Hyperlink"/>
+            <w:sz w:val="20"/>
+            <w:szCs w:val="20"/>
+          </w:rPr>
+          <w:t>Retry-After header</w:t>
+        </w:r>
+      </w:hyperlink>
+      <w:r>
+        <w:rPr>
+          <w:color w:val="6B7280"/>
+          <w:sz w:val="16"/>
+          <w:szCs w:val="16"/>
+        </w:rPr>
+        <w:t xml:space="preserve">  https://developer.mozilla.org/en-US/docs/Web/HTTP/Headers/Retry-After</w:t>
+      </w:r>
+    </w:p>
+    <w:p>
+      <w:pPr>
+        <w:pStyle w:val="ListParagraph"/>
+        <w:numPr>
+          <w:ilvl w:val="0"/>
+          <w:numId w:val="4"/>
+        </w:numPr>
+        <w:spacing w:after="40" w:line="260" w:lineRule="auto"/>
+      </w:pPr>
+      <w:hyperlink r:id="rId228" w:history="1">
+        <w:r>
+          <w:rPr>
+            <w:rStyle w:val="Hyperlink"/>
+            <w:sz w:val="20"/>
+            <w:szCs w:val="20"/>
+          </w:rPr>
+          <w:t>X-Forwarded-For header (and why it can be spoofed)</w:t>
+        </w:r>
+      </w:hyperlink>
+      <w:r>
+        <w:rPr>
+          <w:color w:val="6B7280"/>
+          <w:sz w:val="16"/>
+          <w:szCs w:val="16"/>
+        </w:rPr>
+        <w:t xml:space="preserve">  https://developer.mozilla.org/en-US/docs/Web/HTTP/Headers/X-Forwarded-For</w:t>
+      </w:r>
+    </w:p>
+    <w:p>
+      <w:pPr>
         <w:pStyle w:val="Heading3"/>
       </w:pPr>
       <w:r>
@@ -25742,7 +31048,7 @@
         </w:numPr>
         <w:spacing w:after="40" w:line="260" w:lineRule="auto"/>
       </w:pPr>
-      <w:hyperlink r:id="rId196" w:history="1">
+      <w:hyperlink r:id="rId229" w:history="1">
         <w:r>
           <w:rPr>
             <w:rStyle w:val="Hyperlink"/>
@@ -25770,7 +31076,7 @@
         </w:numPr>
         <w:spacing w:after="40" w:line="260" w:lineRule="auto"/>
       </w:pPr>
-      <w:hyperlink r:id="rId197" w:history="1">
+      <w:hyperlink r:id="rId230" w:history="1">
         <w:r>
           <w:rPr>
             <w:rStyle w:val="Hyperlink"/>
@@ -25798,7 +31104,7 @@
         </w:numPr>
         <w:spacing w:after="40" w:line="260" w:lineRule="auto"/>
       </w:pPr>
-      <w:hyperlink r:id="rId198" w:history="1">
+      <w:hyperlink r:id="rId231" w:history="1">
         <w:r>
           <w:rPr>
             <w:rStyle w:val="Hyperlink"/>
@@ -25819,10 +31125,93 @@
     </w:p>
     <w:p>
       <w:pPr>
+        <w:pStyle w:val="ListParagraph"/>
+        <w:numPr>
+          <w:ilvl w:val="0"/>
+          <w:numId w:val="4"/>
+        </w:numPr>
+        <w:spacing w:after="40" w:line="260" w:lineRule="auto"/>
+      </w:pPr>
+      <w:hyperlink r:id="rId232" w:history="1">
+        <w:r>
+          <w:rPr>
+            <w:rStyle w:val="Hyperlink"/>
+            <w:sz w:val="20"/>
+            <w:szCs w:val="20"/>
+          </w:rPr>
+          <w:t>Internet-Draft: RateLimit header fields for HTTP (work in progress)</w:t>
+        </w:r>
+      </w:hyperlink>
+      <w:r>
+        <w:rPr>
+          <w:color w:val="6B7280"/>
+          <w:sz w:val="16"/>
+          <w:szCs w:val="16"/>
+        </w:rPr>
+        <w:t xml:space="preserve">  https://datatracker.ietf.org/doc/draft-ietf-httpapi-ratelimit-headers/</w:t>
+      </w:r>
+    </w:p>
+    <w:p>
+      <w:pPr>
+        <w:pStyle w:val="ListParagraph"/>
+        <w:numPr>
+          <w:ilvl w:val="0"/>
+          <w:numId w:val="4"/>
+        </w:numPr>
+        <w:spacing w:after="40" w:line="260" w:lineRule="auto"/>
+      </w:pPr>
+      <w:hyperlink r:id="rId233" w:history="1">
+        <w:r>
+          <w:rPr>
+            <w:rStyle w:val="Hyperlink"/>
+            <w:sz w:val="20"/>
+            <w:szCs w:val="20"/>
+          </w:rPr>
+          <w:t>RFC 6585: Additional HTTP Status Codes (429 Too Many Requests)</w:t>
+        </w:r>
+      </w:hyperlink>
+      <w:r>
+        <w:rPr>
+          <w:color w:val="6B7280"/>
+          <w:sz w:val="16"/>
+          <w:szCs w:val="16"/>
+        </w:rPr>
+        <w:t xml:space="preserve">  https://www.rfc-editor.org/rfc/rfc6585</w:t>
+      </w:r>
+    </w:p>
+    <w:p>
+      <w:pPr>
+        <w:pStyle w:val="ListParagraph"/>
+        <w:numPr>
+          <w:ilvl w:val="0"/>
+          <w:numId w:val="4"/>
+        </w:numPr>
+        <w:spacing w:after="40" w:line="260" w:lineRule="auto"/>
+      </w:pPr>
+      <w:hyperlink r:id="rId234" w:history="1">
+        <w:r>
+          <w:rPr>
+            <w:rStyle w:val="Hyperlink"/>
+            <w:sz w:val="20"/>
+            <w:szCs w:val="20"/>
+          </w:rPr>
+          <w:t>RFC 4291: IPv6 Addressing Architecture (/64 subnets)</w:t>
+        </w:r>
+      </w:hyperlink>
+      <w:r>
+        <w:rPr>
+          <w:color w:val="6B7280"/>
+          <w:sz w:val="16"/>
+          <w:szCs w:val="16"/>
+        </w:rPr>
+        <w:t xml:space="preserve">  https://www.rfc-editor.org/rfc/rfc4291</w:t>
+      </w:r>
+    </w:p>
+    <w:p>
+      <w:pPr>
         <w:pStyle w:val="Heading3"/>
       </w:pPr>
       <w:r>
-        <w:lastRenderedPageBreak/>
         <w:t>Martin Fowler</w:t>
       </w:r>
     </w:p>
@@ -25835,7 +31224,7 @@
         </w:numPr>
         <w:spacing w:after="40" w:line="260" w:lineRule="auto"/>
       </w:pPr>
-      <w:hyperlink r:id="rId199" w:history="1">
+      <w:hyperlink r:id="rId235" w:history="1">
         <w:r>
           <w:rPr>
             <w:rStyle w:val="Hyperlink"/>
@@ -25871,7 +31260,7 @@
         </w:numPr>
         <w:spacing w:after="40" w:line="260" w:lineRule="auto"/>
       </w:pPr>
-      <w:hyperlink r:id="rId200" w:history="1">
+      <w:hyperlink r:id="rId236" w:history="1">
         <w:r>
           <w:rPr>
             <w:rStyle w:val="Hyperlink"/>
@@ -25907,7 +31296,7 @@
         </w:numPr>
         <w:spacing w:after="40" w:line="260" w:lineRule="auto"/>
       </w:pPr>
-      <w:hyperlink r:id="rId201" w:history="1">
+      <w:hyperlink r:id="rId237" w:history="1">
         <w:r>
           <w:rPr>
             <w:rStyle w:val="Hyperlink"/>
@@ -25943,7 +31332,7 @@
         </w:numPr>
         <w:spacing w:after="40" w:line="260" w:lineRule="auto"/>
       </w:pPr>
-      <w:hyperlink r:id="rId202" w:history="1">
+      <w:hyperlink r:id="rId238" w:history="1">
         <w:r>
           <w:rPr>
             <w:rStyle w:val="Hyperlink"/>
@@ -25979,7 +31368,7 @@
         </w:numPr>
         <w:spacing w:after="40" w:line="260" w:lineRule="auto"/>
       </w:pPr>
-      <w:hyperlink r:id="rId203" w:history="1">
+      <w:hyperlink r:id="rId239" w:history="1">
         <w:r>
           <w:rPr>
             <w:rStyle w:val="Hyperlink"/>
@@ -26000,6 +31389,34 @@
     </w:p>
     <w:p>
       <w:pPr>
+        <w:pStyle w:val="ListParagraph"/>
+        <w:numPr>
+          <w:ilvl w:val="0"/>
+          <w:numId w:val="4"/>
+        </w:numPr>
+        <w:spacing w:after="40" w:line="260" w:lineRule="auto"/>
+      </w:pPr>
+      <w:hyperlink r:id="rId240" w:history="1">
+        <w:r>
+          <w:rPr>
+            <w:rStyle w:val="Hyperlink"/>
+            <w:sz w:val="20"/>
+            <w:szCs w:val="20"/>
+          </w:rPr>
+          <w:t>Scaling your API with rate limiters (token bucket, concurrency limiters)</w:t>
+        </w:r>
+      </w:hyperlink>
+      <w:r>
+        <w:rPr>
+          <w:color w:val="6B7280"/>
+          <w:sz w:val="16"/>
+          <w:szCs w:val="16"/>
+        </w:rPr>
+        <w:t xml:space="preserve">  https://stripe.com/blog/rate-limiters</w:t>
+      </w:r>
+    </w:p>
+    <w:p>
+      <w:pPr>
         <w:pStyle w:val="Heading3"/>
       </w:pPr>
       <w:r>
@@ -26015,7 +31432,7 @@
         </w:numPr>
         <w:spacing w:after="40" w:line="260" w:lineRule="auto"/>
       </w:pPr>
-      <w:hyperlink r:id="rId204" w:history="1">
+      <w:hyperlink r:id="rId241" w:history="1">
         <w:r>
           <w:rPr>
             <w:rStyle w:val="Hyperlink"/>
@@ -26039,6 +31456,179 @@
         <w:pStyle w:val="Heading3"/>
       </w:pPr>
       <w:r>
+        <w:t>Cloudflare Blog</w:t>
+      </w:r>
+    </w:p>
+    <w:p>
+      <w:pPr>
+        <w:pStyle w:val="ListParagraph"/>
+        <w:numPr>
+          <w:ilvl w:val="0"/>
+          <w:numId w:val="4"/>
+        </w:numPr>
+        <w:spacing w:after="40" w:line="260" w:lineRule="auto"/>
+      </w:pPr>
+      <w:hyperlink r:id="rId242" w:history="1">
+        <w:r>
+          <w:rPr>
+            <w:rStyle w:val="Hyperlink"/>
+            <w:sz w:val="20"/>
+            <w:szCs w:val="20"/>
+          </w:rPr>
+          <w:t>How we built rate limiting capable of scaling to millions of domains (sliding window counter)</w:t>
+        </w:r>
+      </w:hyperlink>
+      <w:r>
+        <w:rPr>
+          <w:color w:val="6B7280"/>
+          <w:sz w:val="16"/>
+          <w:szCs w:val="16"/>
+        </w:rPr>
+        <w:t xml:space="preserve">  https://blog.cloudflare.com/counting-things-a-lot-of-different-things/</w:t>
+      </w:r>
+    </w:p>
+    <w:p>
+      <w:pPr>
+        <w:pStyle w:val="Heading3"/>
+      </w:pPr>
+      <w:r>
+        <w:t>Figma Blog</w:t>
+      </w:r>
+    </w:p>
+    <w:p>
+      <w:pPr>
+        <w:pStyle w:val="ListParagraph"/>
+        <w:numPr>
+          <w:ilvl w:val="0"/>
+          <w:numId w:val="4"/>
+        </w:numPr>
+        <w:spacing w:after="40" w:line="260" w:lineRule="auto"/>
+      </w:pPr>
+      <w:hyperlink r:id="rId243" w:history="1">
+        <w:r>
+          <w:rPr>
+            <w:rStyle w:val="Hyperlink"/>
+            <w:sz w:val="20"/>
+            <w:szCs w:val="20"/>
+          </w:rPr>
+          <w:t>An alternative approach to rate limiting (comparing the algorithms)</w:t>
+        </w:r>
+      </w:hyperlink>
+      <w:r>
+        <w:rPr>
+          <w:color w:val="6B7280"/>
+          <w:sz w:val="16"/>
+          <w:szCs w:val="16"/>
+        </w:rPr>
+        <w:t xml:space="preserve">  https://www.figma.com/blog/an-alternative-approach-to-rate-limiting/</w:t>
+      </w:r>
+    </w:p>
+    <w:p>
+      <w:pPr>
+        <w:pStyle w:val="Heading3"/>
+      </w:pPr>
+      <w:r>
+        <w:lastRenderedPageBreak/>
+        <w:t>Wikipedia</w:t>
+      </w:r>
+    </w:p>
+    <w:p>
+      <w:pPr>
+        <w:pStyle w:val="ListParagraph"/>
+        <w:numPr>
+          <w:ilvl w:val="0"/>
+          <w:numId w:val="4"/>
+        </w:numPr>
+        <w:spacing w:after="40" w:line="260" w:lineRule="auto"/>
+      </w:pPr>
+      <w:hyperlink r:id="rId244" w:history="1">
+        <w:r>
+          <w:rPr>
+            <w:rStyle w:val="Hyperlink"/>
+            <w:sz w:val="20"/>
+            <w:szCs w:val="20"/>
+          </w:rPr>
+          <w:t>Token bucket</w:t>
+        </w:r>
+      </w:hyperlink>
+      <w:r>
+        <w:rPr>
+          <w:color w:val="6B7280"/>
+          <w:sz w:val="16"/>
+          <w:szCs w:val="16"/>
+        </w:rPr>
+        <w:t xml:space="preserve">  https://en.wikipedia.org/wiki/Token_bucket</w:t>
+      </w:r>
+    </w:p>
+    <w:p>
+      <w:pPr>
+        <w:pStyle w:val="ListParagraph"/>
+        <w:numPr>
+          <w:ilvl w:val="0"/>
+          <w:numId w:val="4"/>
+        </w:numPr>
+        <w:spacing w:after="40" w:line="260" w:lineRule="auto"/>
+      </w:pPr>
+      <w:hyperlink r:id="rId245" w:history="1">
+        <w:r>
+          <w:rPr>
+            <w:rStyle w:val="Hyperlink"/>
+            <w:sz w:val="20"/>
+            <w:szCs w:val="20"/>
+          </w:rPr>
+          <w:t>Leaky bucket (as a meter and as a queue)</w:t>
+        </w:r>
+      </w:hyperlink>
+      <w:r>
+        <w:rPr>
+          <w:color w:val="6B7280"/>
+          <w:sz w:val="16"/>
+          <w:szCs w:val="16"/>
+        </w:rPr>
+        <w:t xml:space="preserve">  https://en.wikipedia.org/wiki/Leaky_bucket</w:t>
+      </w:r>
+    </w:p>
+    <w:p>
+      <w:pPr>
+        <w:pStyle w:val="Heading3"/>
+      </w:pPr>
+      <w:r>
+        <w:t>nginx</w:t>
+      </w:r>
+    </w:p>
+    <w:p>
+      <w:pPr>
+        <w:pStyle w:val="ListParagraph"/>
+        <w:numPr>
+          <w:ilvl w:val="0"/>
+          <w:numId w:val="4"/>
+        </w:numPr>
+        <w:spacing w:after="40" w:line="260" w:lineRule="auto"/>
+      </w:pPr>
+      <w:hyperlink r:id="rId246" w:history="1">
+        <w:r>
+          <w:rPr>
+            <w:rStyle w:val="Hyperlink"/>
+            <w:sz w:val="20"/>
+            <w:szCs w:val="20"/>
+          </w:rPr>
+          <w:t>ngx_http_limit_req_module (leaky bucket in practice)</w:t>
+        </w:r>
+      </w:hyperlink>
+      <w:r>
+        <w:rPr>
+          <w:color w:val="6B7280"/>
+          <w:sz w:val="16"/>
+          <w:szCs w:val="16"/>
+        </w:rPr>
+        <w:t xml:space="preserve">  https://nginx.org/en/docs/http/ngx_http_limit_req_module.html</w:t>
+      </w:r>
+    </w:p>
+    <w:p>
+      <w:pPr>
+        <w:pStyle w:val="Heading3"/>
+      </w:pPr>
+      <w:r>
         <w:t>Books</w:t>
       </w:r>
     </w:p>
@@ -26075,7 +31665,7 @@
       </w:r>
     </w:p>
     <w:sectPr>
-      <w:footerReference w:type="default" r:id="rId205"/>
+      <w:footerReference w:type="default" r:id="rId247"/>
       <w:pgSz w:w="12240" w:h="15840"/>
       <w:pgMar w:top="1440" w:right="1440" w:bottom="1300" w:left="1440" w:header="708" w:footer="708" w:gutter="0"/>
       <w:cols w:space="720"/>
@@ -26185,10 +31775,10 @@
 <file path=word/numbering.xml><?xml version="1.0" encoding="utf-8"?>
 <w:numbering xmlns:wpc="http://schemas.microsoft.com/office/word/2010/wordprocessingCanvas" xmlns:cx="http://schemas.microsoft.com/office/drawing/2014/chartex" xmlns:cx1="http://schemas.microsoft.com/office/drawing/2015/9/8/chartex" xmlns:cx2="http://schemas.microsoft.com/office/drawing/2015/10/21/chartex" xmlns:cx3="http://schemas.microsoft.com/office/drawing/2016/5/9/chartex" xmlns:cx4="http://schemas.microsoft.com/office/drawing/2016/5/10/chartex" xmlns:cx5="http://schemas.microsoft.com/office/drawing/2016/5/11/chartex" xmlns:cx6="http://schemas.microsoft.com/office/drawing/2016/5/12/chartex" xmlns:cx7="http://schemas.microsoft.com/office/drawing/2016/5/13/chartex" xmlns:cx8="http://schemas.microsoft.com/office/drawing/2016/5/14/chartex" xmlns:mc="http://schemas.openxmlformats.org/markup-compatibility/2006" xmlns:aink="http://schemas.microsoft.com/office/drawing/2016/ink" xmlns:am3d="http://schemas.microsoft.com/office/drawing/2017/model3d" xmlns:o="urn:schemas-microsoft-com:office:office" xmlns:oel="http://schemas.microsoft.com/office/2019/extlst" xmlns:r="http://schemas.openxmlformats.org/officeDocument/2006/relationships" xmlns:m="http://schemas.openxmlformats.org/officeDocument/2006/math" xmlns:v="urn:schemas-microsoft-com:vml" xmlns:wp14="http://schemas.microsoft.com/office/word/2010/wordprocessingDrawing" xmlns:wp="http://schemas.openxmlformats.org/drawingml/2006/wordprocessingDrawing" xmlns:w10="urn:schemas-microsoft-com:office:word" xmlns:w="http://schemas.openxmlformats.org/wordprocessingml/2006/main" xmlns:w14="http://schemas.microsoft.com/office/word/2010/wordml" xmlns:w15="http://schemas.microsoft.com/office/word/2012/wordml" xmlns:w16cex="http://schemas.microsoft.com/office/word/2018/wordml/cex" xmlns:w16cid="http://schemas.microsoft.com/office/word/2016/wordml/cid" xmlns:w16="http://schemas.microsoft.com/office/word/2018/wordml" xmlns:w16du="http://schemas.microsoft.com/office/word/2023/wordml/word16du" xmlns:w16sdtdh="http://schemas.microsoft.com/office/word/2020/wordml/sdtdatahash" xmlns:w16sdtfl="http://schemas.microsoft.com/office/word/2024/wordml/sdtformatlock" xmlns:w16se="http://schemas.microsoft.com/office/word/2015/wordml/symex" xmlns:wpg="http://schemas.microsoft.com/office/word/2010/wordprocessingGroup" xmlns:wpi="http://schemas.microsoft.com/office/word/2010/wordprocessingInk" xmlns:wne="http://schemas.microsoft.com/office/word/2006/wordml" xmlns:wps="http://schemas.microsoft.com/office/word/2010/wordprocessingShape" mc:Ignorable="w14 w15 w16se w16cid w16 w16cex w16sdtdh w16sdtfl w16du wp14">
   <w:abstractNum w:abstractNumId="0" w15:restartNumberingAfterBreak="0">
-    <w:nsid w:val="0DD979E7"/>
+    <w:nsid w:val="10FC3639"/>
     <w:multiLevelType w:val="hybridMultilevel"/>
-    <w:tmpl w:val="2FDEB1A6"/>
-    <w:lvl w:ilvl="0" w:tplc="D33C3306" w:tentative="1">
+    <w:tmpl w:val="95AC8654"/>
+    <w:lvl w:ilvl="0" w:tplc="D27452D6" w:tentative="1">
       <w:start w:val="1"/>
       <w:numFmt w:val="bullet"/>
       <w:lvlText w:val="●"/>
@@ -26197,7 +31787,7 @@
         <w:ind w:left="720" w:hanging="360"/>
       </w:pPr>
     </w:lvl>
-    <w:lvl w:ilvl="1" w:tplc="BEC65C6C" w:tentative="1">
+    <w:lvl w:ilvl="1" w:tplc="3F14429E" w:tentative="1">
       <w:start w:val="1"/>
       <w:numFmt w:val="bullet"/>
       <w:lvlText w:val="○"/>
@@ -26206,7 +31796,7 @@
         <w:ind w:left="1440" w:hanging="360"/>
       </w:pPr>
     </w:lvl>
-    <w:lvl w:ilvl="2" w:tplc="FEC09EE6" w:tentative="1">
+    <w:lvl w:ilvl="2" w:tplc="18EA3FD4" w:tentative="1">
       <w:start w:val="1"/>
       <w:numFmt w:val="bullet"/>
       <w:lvlText w:val="■"/>
@@ -26215,7 +31805,7 @@
         <w:ind w:left="2160" w:hanging="360"/>
       </w:pPr>
     </w:lvl>
-    <w:lvl w:ilvl="3" w:tplc="81A87C4E" w:tentative="1">
+    <w:lvl w:ilvl="3" w:tplc="F8020518" w:tentative="1">
       <w:start w:val="1"/>
       <w:numFmt w:val="bullet"/>
       <w:lvlText w:val="●"/>
@@ -26224,7 +31814,7 @@
         <w:ind w:left="2880" w:hanging="360"/>
       </w:pPr>
     </w:lvl>
-    <w:lvl w:ilvl="4" w:tplc="3EC8E6F6" w:tentative="1">
+    <w:lvl w:ilvl="4" w:tplc="BE6A79A2" w:tentative="1">
       <w:start w:val="1"/>
       <w:numFmt w:val="bullet"/>
       <w:lvlText w:val="○"/>
@@ -26233,7 +31823,7 @@
         <w:ind w:left="3600" w:hanging="360"/>
       </w:pPr>
     </w:lvl>
-    <w:lvl w:ilvl="5" w:tplc="18EED648" w:tentative="1">
+    <w:lvl w:ilvl="5" w:tplc="D70695D6" w:tentative="1">
       <w:start w:val="1"/>
       <w:numFmt w:val="bullet"/>
       <w:lvlText w:val="■"/>
@@ -26242,7 +31832,7 @@
         <w:ind w:left="4320" w:hanging="360"/>
       </w:pPr>
     </w:lvl>
-    <w:lvl w:ilvl="6" w:tplc="207A5B0E" w:tentative="1">
+    <w:lvl w:ilvl="6" w:tplc="D4F44DE8" w:tentative="1">
       <w:start w:val="1"/>
       <w:numFmt w:val="bullet"/>
       <w:lvlText w:val="●"/>
@@ -26251,7 +31841,7 @@
         <w:ind w:left="5040" w:hanging="360"/>
       </w:pPr>
     </w:lvl>
-    <w:lvl w:ilvl="7" w:tplc="7DB294FA" w:tentative="1">
+    <w:lvl w:ilvl="7" w:tplc="46EE6B2E" w:tentative="1">
       <w:start w:val="1"/>
       <w:numFmt w:val="bullet"/>
       <w:lvlText w:val="●"/>
@@ -26260,7 +31850,7 @@
         <w:ind w:left="5760" w:hanging="360"/>
       </w:pPr>
     </w:lvl>
-    <w:lvl w:ilvl="8" w:tplc="C9463138" w:tentative="1">
+    <w:lvl w:ilvl="8" w:tplc="2D9C0318" w:tentative="1">
       <w:start w:val="1"/>
       <w:numFmt w:val="bullet"/>
       <w:lvlText w:val="●"/>
@@ -26271,181 +31861,187 @@
     </w:lvl>
   </w:abstractNum>
   <w:abstractNum w:abstractNumId="1" w15:restartNumberingAfterBreak="0">
-    <w:nsid w:val="16853319"/>
+    <w:nsid w:val="5184719D"/>
     <w:multiLevelType w:val="hybridMultilevel"/>
-    <w:tmpl w:val="EC10D6DE"/>
-    <w:lvl w:ilvl="0" w:tplc="C35E8896">
+    <w:tmpl w:val="DD9678C6"/>
+    <w:lvl w:ilvl="0" w:tplc="C652DAC2">
       <w:start w:val="1"/>
-      <w:numFmt w:val="bullet"/>
-      <w:lvlText w:val="•"/>
+      <w:numFmt w:val="decimal"/>
+      <w:lvlText w:val="%1."/>
       <w:lvlJc w:val="left"/>
       <w:pPr>
-        <w:ind w:left="400" w:hanging="260"/>
+        <w:ind w:left="420" w:hanging="300"/>
       </w:pPr>
     </w:lvl>
-    <w:lvl w:ilvl="1" w:tplc="52061AE2">
+    <w:lvl w:ilvl="1" w:tplc="DFCC4EDC">
       <w:numFmt w:val="decimal"/>
       <w:lvlText w:val=""/>
       <w:lvlJc w:val="left"/>
     </w:lvl>
-    <w:lvl w:ilvl="2" w:tplc="AD8C84CC">
+    <w:lvl w:ilvl="2" w:tplc="C98C86AA">
       <w:numFmt w:val="decimal"/>
       <w:lvlText w:val=""/>
       <w:lvlJc w:val="left"/>
     </w:lvl>
-    <w:lvl w:ilvl="3" w:tplc="24B69E9E">
+    <w:lvl w:ilvl="3" w:tplc="CA68A20E">
       <w:numFmt w:val="decimal"/>
       <w:lvlText w:val=""/>
       <w:lvlJc w:val="left"/>
     </w:lvl>
-    <w:lvl w:ilvl="4" w:tplc="83140A5E">
+    <w:lvl w:ilvl="4" w:tplc="777A007C">
       <w:numFmt w:val="decimal"/>
       <w:lvlText w:val=""/>
       <w:lvlJc w:val="left"/>
     </w:lvl>
-    <w:lvl w:ilvl="5" w:tplc="285E254E">
+    <w:lvl w:ilvl="5" w:tplc="F6802AE0">
       <w:numFmt w:val="decimal"/>
       <w:lvlText w:val=""/>
       <w:lvlJc w:val="left"/>
     </w:lvl>
-    <w:lvl w:ilvl="6" w:tplc="A30689D4">
+    <w:lvl w:ilvl="6" w:tplc="1A4AE9A8">
       <w:numFmt w:val="decimal"/>
       <w:lvlText w:val=""/>
       <w:lvlJc w:val="left"/>
     </w:lvl>
-    <w:lvl w:ilvl="7" w:tplc="0D4C8A82">
+    <w:lvl w:ilvl="7" w:tplc="7FE05678">
       <w:numFmt w:val="decimal"/>
       <w:lvlText w:val=""/>
       <w:lvlJc w:val="left"/>
     </w:lvl>
-    <w:lvl w:ilvl="8" w:tplc="0344C8AA">
+    <w:lvl w:ilvl="8" w:tplc="B12C77A6">
       <w:numFmt w:val="decimal"/>
       <w:lvlText w:val=""/>
       <w:lvlJc w:val="left"/>
     </w:lvl>
   </w:abstractNum>
   <w:abstractNum w:abstractNumId="2" w15:restartNumberingAfterBreak="0">
-    <w:nsid w:val="47F53FE7"/>
+    <w:nsid w:val="7BAB2BFF"/>
     <w:multiLevelType w:val="hybridMultilevel"/>
-    <w:tmpl w:val="A25AE250"/>
-    <w:lvl w:ilvl="0" w:tplc="9C52927C">
+    <w:tmpl w:val="0932009A"/>
+    <w:lvl w:ilvl="0" w:tplc="4DDC48F8">
       <w:start w:val="1"/>
-      <w:numFmt w:val="decimal"/>
-      <w:lvlText w:val="%1."/>
+      <w:numFmt w:val="bullet"/>
+      <w:lvlText w:val="•"/>
       <w:lvlJc w:val="left"/>
       <w:pPr>
-        <w:ind w:left="420" w:hanging="300"/>
+        <w:ind w:left="400" w:hanging="260"/>
       </w:pPr>
     </w:lvl>
-    <w:lvl w:ilvl="1" w:tplc="40321594">
+    <w:lvl w:ilvl="1" w:tplc="A03EF16E">
       <w:numFmt w:val="decimal"/>
       <w:lvlText w:val=""/>
       <w:lvlJc w:val="left"/>
     </w:lvl>
-    <w:lvl w:ilvl="2" w:tplc="49F4A516">
+    <w:lvl w:ilvl="2" w:tplc="C00E51AA">
       <w:numFmt w:val="decimal"/>
       <w:lvlText w:val=""/>
       <w:lvlJc w:val="left"/>
     </w:lvl>
-    <w:lvl w:ilvl="3" w:tplc="BFEAEF52">
+    <w:lvl w:ilvl="3" w:tplc="40127B3A">
       <w:numFmt w:val="decimal"/>
       <w:lvlText w:val=""/>
       <w:lvlJc w:val="left"/>
     </w:lvl>
-    <w:lvl w:ilvl="4" w:tplc="C3927348">
+    <w:lvl w:ilvl="4" w:tplc="E82EEAB4">
       <w:numFmt w:val="decimal"/>
       <w:lvlText w:val=""/>
       <w:lvlJc w:val="left"/>
     </w:lvl>
-    <w:lvl w:ilvl="5" w:tplc="EAB83692">
+    <w:lvl w:ilvl="5" w:tplc="C3DC8060">
       <w:numFmt w:val="decimal"/>
       <w:lvlText w:val=""/>
       <w:lvlJc w:val="left"/>
     </w:lvl>
-    <w:lvl w:ilvl="6" w:tplc="DD56BA5C">
+    <w:lvl w:ilvl="6" w:tplc="6AC0E04A">
       <w:numFmt w:val="decimal"/>
       <w:lvlText w:val=""/>
       <w:lvlJc w:val="left"/>
     </w:lvl>
-    <w:lvl w:ilvl="7" w:tplc="0F1ABC8C">
+    <w:lvl w:ilvl="7" w:tplc="0F3602DC">
       <w:numFmt w:val="decimal"/>
       <w:lvlText w:val=""/>
       <w:lvlJc w:val="left"/>
     </w:lvl>
-    <w:lvl w:ilvl="8" w:tplc="C4404C0C">
+    <w:lvl w:ilvl="8" w:tplc="2646A2FC">
       <w:numFmt w:val="decimal"/>
       <w:lvlText w:val=""/>
       <w:lvlJc w:val="left"/>
     </w:lvl>
   </w:abstractNum>
-  <w:num w:numId="1" w16cid:durableId="232008426">
+  <w:num w:numId="1" w16cid:durableId="113641773">
     <w:abstractNumId w:val="0"/>
     <w:lvlOverride w:ilvl="0">
       <w:startOverride w:val="1"/>
     </w:lvlOverride>
   </w:num>
-  <w:num w:numId="2" w16cid:durableId="1748916485">
+  <w:num w:numId="2" w16cid:durableId="599339050">
+    <w:abstractNumId w:val="1"/>
+    <w:lvlOverride w:ilvl="0">
+      <w:startOverride w:val="1"/>
+    </w:lvlOverride>
+  </w:num>
+  <w:num w:numId="3" w16cid:durableId="836656447">
+    <w:abstractNumId w:val="1"/>
+    <w:lvlOverride w:ilvl="0">
+      <w:startOverride w:val="1"/>
+    </w:lvlOverride>
+  </w:num>
+  <w:num w:numId="4" w16cid:durableId="956061539">
     <w:abstractNumId w:val="2"/>
     <w:lvlOverride w:ilvl="0">
       <w:startOverride w:val="1"/>
     </w:lvlOverride>
   </w:num>
-  <w:num w:numId="3" w16cid:durableId="399057054">
-    <w:abstractNumId w:val="2"/>
-    <w:lvlOverride w:ilvl="0">
-      <w:startOverride w:val="1"/>
-    </w:lvlOverride>
-  </w:num>
-  <w:num w:numId="4" w16cid:durableId="437991436">
+  <w:num w:numId="5" w16cid:durableId="1593007195">
     <w:abstractNumId w:val="1"/>
     <w:lvlOverride w:ilvl="0">
       <w:startOverride w:val="1"/>
     </w:lvlOverride>
   </w:num>
-  <w:num w:numId="5" w16cid:durableId="789787276">
-    <w:abstractNumId w:val="2"/>
+  <w:num w:numId="6" w16cid:durableId="1308439131">
+    <w:abstractNumId w:val="1"/>
     <w:lvlOverride w:ilvl="0">
       <w:startOverride w:val="1"/>
     </w:lvlOverride>
   </w:num>
-  <w:num w:numId="6" w16cid:durableId="1676806507">
-    <w:abstractNumId w:val="2"/>
+  <w:num w:numId="7" w16cid:durableId="798379373">
+    <w:abstractNumId w:val="1"/>
     <w:lvlOverride w:ilvl="0">
       <w:startOverride w:val="1"/>
     </w:lvlOverride>
   </w:num>
-  <w:num w:numId="7" w16cid:durableId="1587112124">
-    <w:abstractNumId w:val="2"/>
+  <w:num w:numId="8" w16cid:durableId="1435594278">
+    <w:abstractNumId w:val="1"/>
     <w:lvlOverride w:ilvl="0">
       <w:startOverride w:val="1"/>
     </w:lvlOverride>
   </w:num>
-  <w:num w:numId="8" w16cid:durableId="876087122">
-    <w:abstractNumId w:val="2"/>
+  <w:num w:numId="9" w16cid:durableId="540365180">
+    <w:abstractNumId w:val="1"/>
     <w:lvlOverride w:ilvl="0">
       <w:startOverride w:val="1"/>
     </w:lvlOverride>
   </w:num>
-  <w:num w:numId="9" w16cid:durableId="1157502692">
-    <w:abstractNumId w:val="2"/>
+  <w:num w:numId="10" w16cid:durableId="431627780">
+    <w:abstractNumId w:val="1"/>
     <w:lvlOverride w:ilvl="0">
       <w:startOverride w:val="1"/>
     </w:lvlOverride>
   </w:num>
-  <w:num w:numId="10" w16cid:durableId="709959392">
-    <w:abstractNumId w:val="2"/>
+  <w:num w:numId="11" w16cid:durableId="1507671129">
+    <w:abstractNumId w:val="1"/>
     <w:lvlOverride w:ilvl="0">
       <w:startOverride w:val="1"/>
     </w:lvlOverride>
   </w:num>
-  <w:num w:numId="11" w16cid:durableId="964241491">
-    <w:abstractNumId w:val="2"/>
+  <w:num w:numId="12" w16cid:durableId="1224213366">
+    <w:abstractNumId w:val="1"/>
     <w:lvlOverride w:ilvl="0">
       <w:startOverride w:val="1"/>
     </w:lvlOverride>
   </w:num>
-  <w:num w:numId="12" w16cid:durableId="961502560">
-    <w:abstractNumId w:val="2"/>
+  <w:num w:numId="13" w16cid:durableId="997424602">
+    <w:abstractNumId w:val="1"/>
     <w:lvlOverride w:ilvl="0">
       <w:startOverride w:val="1"/>
     </w:lvlOverride>
@@ -27090,7 +32686,7 @@
     <w:autoRedefine/>
     <w:uiPriority w:val="39"/>
     <w:unhideWhenUsed/>
-    <w:rsid w:val="00070E9C"/>
+    <w:rsid w:val="00C47A07"/>
     <w:pPr>
       <w:spacing w:after="100"/>
     </w:pPr>
